--- a/docs/content/multiple_regression/multiple_regression_activity.docx
+++ b/docs/content/multiple_regression/multiple_regression_activity.docx
@@ -122,6 +122,158 @@
         <w:pStyle w:val="BlockText"/>
       </w:pPr>
       <w:r>
+        <w:rPr>
+          <w:b/>
+          <w:bCs/>
+        </w:rPr>
+        <w:t xml:space="preserve">Every grey</w:t>
+      </w:r>
+      <w:r>
+        <w:rPr>
+          <w:b/>
+          <w:bCs/>
+        </w:rPr>
+        <w:t xml:space="preserve"> </w:t>
+      </w:r>
+      <w:r>
+        <w:rPr>
+          <w:rStyle w:val="VerbatimChar"/>
+          <w:b/>
+          <w:bCs/>
+        </w:rPr>
+        <w:t xml:space="preserve">r</w:t>
+      </w:r>
+      <w:r>
+        <w:rPr>
+          <w:b/>
+          <w:bCs/>
+        </w:rPr>
+        <w:t xml:space="preserve"> </w:t>
+      </w:r>
+      <w:r>
+        <w:rPr>
+          <w:b/>
+          <w:bCs/>
+        </w:rPr>
+        <w:t xml:space="preserve">box below is code you type into an R script — not into the Console.</w:t>
+      </w:r>
+      <w:r>
+        <w:t xml:space="preserve"> </w:t>
+      </w:r>
+      <w:r>
+        <w:t xml:space="preserve">Before you start:</w:t>
+      </w:r>
+      <w:r>
+        <w:t xml:space="preserve"> </w:t>
+      </w:r>
+      <w:r>
+        <w:rPr>
+          <w:b/>
+          <w:bCs/>
+        </w:rPr>
+        <w:t xml:space="preserve">File → New File → R Script</w:t>
+      </w:r>
+      <w:r>
+        <w:t xml:space="preserve">, and save it as</w:t>
+      </w:r>
+      <w:r>
+        <w:t xml:space="preserve"> </w:t>
+      </w:r>
+      <w:r>
+        <w:rPr>
+          <w:rStyle w:val="VerbatimChar"/>
+        </w:rPr>
+        <w:t xml:space="preserve">11_multiple_regression.R</w:t>
+      </w:r>
+      <w:r>
+        <w:t xml:space="preserve"> </w:t>
+      </w:r>
+      <w:r>
+        <w:t xml:space="preserve">in your project’s</w:t>
+      </w:r>
+      <w:r>
+        <w:t xml:space="preserve"> </w:t>
+      </w:r>
+      <w:r>
+        <w:rPr>
+          <w:rStyle w:val="VerbatimChar"/>
+        </w:rPr>
+        <w:t xml:space="preserve">scripts/</w:t>
+      </w:r>
+      <w:r>
+        <w:t xml:space="preserve"> </w:t>
+      </w:r>
+      <w:r>
+        <w:t xml:space="preserve">folder. Then work down the worksheet, adding each block to the bottom of that one script, in order.</w:t>
+      </w:r>
+    </w:p>
+    <w:p>
+      <w:pPr>
+        <w:pStyle w:val="BlockText"/>
+      </w:pPr>
+      <w:r>
+        <w:rPr>
+          <w:b/>
+          <w:bCs/>
+        </w:rPr>
+        <w:t xml:space="preserve">Type the</w:t>
+      </w:r>
+      <w:r>
+        <w:rPr>
+          <w:b/>
+          <w:bCs/>
+        </w:rPr>
+        <w:t xml:space="preserve"> </w:t>
+      </w:r>
+      <w:r>
+        <w:rPr>
+          <w:rStyle w:val="VerbatimChar"/>
+          <w:b/>
+          <w:bCs/>
+        </w:rPr>
+        <w:t xml:space="preserve"># ── Part …</w:t>
+      </w:r>
+      <w:r>
+        <w:rPr>
+          <w:b/>
+          <w:bCs/>
+        </w:rPr>
+        <w:t xml:space="preserve"> </w:t>
+      </w:r>
+      <w:r>
+        <w:rPr>
+          <w:b/>
+          <w:bCs/>
+        </w:rPr>
+        <w:t xml:space="preserve">header comment at the top of each block, too.</w:t>
+      </w:r>
+      <w:r>
+        <w:t xml:space="preserve"> </w:t>
+      </w:r>
+      <w:r>
+        <w:t xml:space="preserve">Those comment lines are not decoration — they are how your script stays navigable, how you find your way back to a block that broke, and how I find your work when I read your script. A block with no header comment is a block I cannot place. In RStudio they also show up in the document outline (the</w:t>
+      </w:r>
+      <w:r>
+        <w:t xml:space="preserve"> </w:t>
+      </w:r>
+      <w:r>
+        <w:rPr>
+          <w:rStyle w:val="VerbatimChar"/>
+        </w:rPr>
+        <w:t xml:space="preserve">≡</w:t>
+      </w:r>
+      <w:r>
+        <w:t xml:space="preserve"> </w:t>
+      </w:r>
+      <w:r>
+        <w:t xml:space="preserve">button at the bottom-left of the editor) so you can jump straight to any part.</w:t>
+      </w:r>
+    </w:p>
+    <w:p>
+      <w:pPr>
+        <w:pStyle w:val="BlockText"/>
+      </w:pPr>
+      <w:r>
         <w:t xml:space="preserve">This worksheet examines the relationship between Net Primary Production (npp) and various climate and forest characteristics across global forest sites, based on Michaletz et al. (2014). We’ll explore multicollinearity, model selection, and variable transformations — the real-data, many-predictor counterpart to the lecture’s two-predictor ant example.</w:t>
       </w:r>
     </w:p>
@@ -160,6 +312,15 @@
       </w:pPr>
       <w:r>
         <w:rPr>
+          <w:rStyle w:val="CommentTok"/>
+        </w:rPr>
+        <w:t xml:space="preserve"># ── Part 1.1 · Setup and Data ───────────────────────────────────────────</w:t>
+      </w:r>
+      <w:r>
+        <w:br/>
+      </w:r>
+      <w:r>
+        <w:rPr>
           <w:rStyle w:val="FunctionTok"/>
         </w:rPr>
         <w:t xml:space="preserve">library</w:t>
@@ -410,6 +571,15 @@
       </w:pPr>
       <w:r>
         <w:rPr>
+          <w:rStyle w:val="CommentTok"/>
+        </w:rPr>
+        <w:t xml:space="preserve"># ── Part 2.1 · Exploring Multicollinearity ──────────────────────────────</w:t>
+      </w:r>
+      <w:r>
+        <w:br/>
+      </w:r>
+      <w:r>
+        <w:rPr>
           <w:rStyle w:val="NormalTok"/>
         </w:rPr>
         <w:t xml:space="preserve">num_vars </w:t>
@@ -694,6 +864,15 @@
       </w:pPr>
       <w:r>
         <w:rPr>
+          <w:rStyle w:val="CommentTok"/>
+        </w:rPr>
+        <w:t xml:space="preserve"># ── Part 2.2 · Exploring Multicollinearity ──────────────────────────────</w:t>
+      </w:r>
+      <w:r>
+        <w:br/>
+      </w:r>
+      <w:r>
+        <w:rPr>
           <w:rStyle w:val="NormalTok"/>
         </w:rPr>
         <w:t xml:space="preserve">forest_df </w:t>
@@ -1080,6 +1259,15 @@
       </w:pPr>
       <w:r>
         <w:rPr>
+          <w:rStyle w:val="CommentTok"/>
+        </w:rPr>
+        <w:t xml:space="preserve"># ── Part 2.3 · Exploring Multicollinearity ──────────────────────────────</w:t>
+      </w:r>
+      <w:r>
+        <w:br/>
+      </w:r>
+      <w:r>
+        <w:rPr>
           <w:rStyle w:val="NormalTok"/>
         </w:rPr>
         <w:t xml:space="preserve">model_init </w:t>
@@ -1245,6 +1433,15 @@
       <w:pPr>
         <w:pStyle w:val="SourceCode"/>
       </w:pPr>
+      <w:r>
+        <w:rPr>
+          <w:rStyle w:val="CommentTok"/>
+        </w:rPr>
+        <w:t xml:space="preserve"># ── Part 2.4 · Exploring Multicollinearity ──────────────────────────────</w:t>
+      </w:r>
+      <w:r>
+        <w:br/>
+      </w:r>
       <w:r>
         <w:rPr>
           <w:rStyle w:val="NormalTok"/>
@@ -2192,6 +2389,15 @@
               <w:rPr>
                 <w:rStyle w:val="CommentTok"/>
               </w:rPr>
+              <w:t xml:space="preserve"># ── Part 2.5 · Exploring Multicollinearity ──────────────────────────────</w:t>
+            </w:r>
+            <w:r>
+              <w:br/>
+            </w:r>
+            <w:r>
+              <w:rPr>
+                <w:rStyle w:val="CommentTok"/>
+              </w:rPr>
               <w:t xml:space="preserve"># Write your code here:</w:t>
             </w:r>
           </w:p>
@@ -2242,6 +2448,15 @@
       </w:pPr>
       <w:r>
         <w:rPr>
+          <w:rStyle w:val="CommentTok"/>
+        </w:rPr>
+        <w:t xml:space="preserve"># ── Part 3.1 · Addressing Multicollinearity ─────────────────────────────</w:t>
+      </w:r>
+      <w:r>
+        <w:br/>
+      </w:r>
+      <w:r>
+        <w:rPr>
           <w:rStyle w:val="NormalTok"/>
         </w:rPr>
         <w:t xml:space="preserve">model_2 </w:t>
@@ -2513,6 +2728,15 @@
       </w:pPr>
       <w:r>
         <w:rPr>
+          <w:rStyle w:val="CommentTok"/>
+        </w:rPr>
+        <w:t xml:space="preserve"># ── Part 4.1 · Checking the Shape of Relationships ──────────────────────</w:t>
+      </w:r>
+      <w:r>
+        <w:br/>
+      </w:r>
+      <w:r>
+        <w:rPr>
           <w:rStyle w:val="FunctionTok"/>
         </w:rPr>
         <w:t xml:space="preserve">par</w:t>
@@ -2744,6 +2968,15 @@
       <w:pPr>
         <w:pStyle w:val="SourceCode"/>
       </w:pPr>
+      <w:r>
+        <w:rPr>
+          <w:rStyle w:val="CommentTok"/>
+        </w:rPr>
+        <w:t xml:space="preserve"># ── Part 4.2 · Checking the Shape of Relationships ──────────────────────</w:t>
+      </w:r>
+      <w:r>
+        <w:br/>
+      </w:r>
       <w:r>
         <w:rPr>
           <w:rStyle w:val="NormalTok"/>
@@ -3215,6 +3448,15 @@
       </w:pPr>
       <w:r>
         <w:rPr>
+          <w:rStyle w:val="CommentTok"/>
+        </w:rPr>
+        <w:t xml:space="preserve"># ── Part 5.1 · Model Diagnostics ────────────────────────────────────────</w:t>
+      </w:r>
+      <w:r>
+        <w:br/>
+      </w:r>
+      <w:r>
+        <w:rPr>
           <w:rStyle w:val="FunctionTok"/>
         </w:rPr>
         <w:t xml:space="preserve">par</w:t>
@@ -3376,6 +3618,15 @@
       </w:pPr>
       <w:r>
         <w:rPr>
+          <w:rStyle w:val="CommentTok"/>
+        </w:rPr>
+        <w:t xml:space="preserve"># ── Part 5.2 · Model Diagnostics ────────────────────────────────────────</w:t>
+      </w:r>
+      <w:r>
+        <w:br/>
+      </w:r>
+      <w:r>
+        <w:rPr>
           <w:rStyle w:val="NormalTok"/>
         </w:rPr>
         <w:t xml:space="preserve">residuals_data </w:t>
@@ -3930,6 +4181,15 @@
       <w:pPr>
         <w:pStyle w:val="SourceCode"/>
       </w:pPr>
+      <w:r>
+        <w:rPr>
+          <w:rStyle w:val="CommentTok"/>
+        </w:rPr>
+        <w:t xml:space="preserve"># ── Part 5.3 · Model Diagnostics ────────────────────────────────────────</w:t>
+      </w:r>
+      <w:r>
+        <w:br/>
+      </w:r>
       <w:r>
         <w:rPr>
           <w:rStyle w:val="NormalTok"/>
@@ -4532,6 +4792,15 @@
               <w:rPr>
                 <w:rStyle w:val="CommentTok"/>
               </w:rPr>
+              <w:t xml:space="preserve"># ── Part 5.4 · Model Diagnostics ────────────────────────────────────────</w:t>
+            </w:r>
+            <w:r>
+              <w:br/>
+            </w:r>
+            <w:r>
+              <w:rPr>
+                <w:rStyle w:val="CommentTok"/>
+              </w:rPr>
               <w:t xml:space="preserve"># Write your code here:</w:t>
             </w:r>
           </w:p>
@@ -4595,6 +4864,15 @@
       </w:pPr>
       <w:r>
         <w:rPr>
+          <w:rStyle w:val="CommentTok"/>
+        </w:rPr>
+        <w:t xml:space="preserve"># ── Part 6.1 · Model Simplification and Comparison ──────────────────────</w:t>
+      </w:r>
+      <w:r>
+        <w:br/>
+      </w:r>
+      <w:r>
+        <w:rPr>
           <w:rStyle w:val="NormalTok"/>
         </w:rPr>
         <w:t xml:space="preserve">model_5 </w:t>
@@ -4772,6 +5050,15 @@
       <w:pPr>
         <w:pStyle w:val="SourceCode"/>
       </w:pPr>
+      <w:r>
+        <w:rPr>
+          <w:rStyle w:val="CommentTok"/>
+        </w:rPr>
+        <w:t xml:space="preserve"># ── Part 6.2 · Model Simplification and Comparison ──────────────────────</w:t>
+      </w:r>
+      <w:r>
+        <w:br/>
+      </w:r>
       <w:r>
         <w:rPr>
           <w:rStyle w:val="NormalTok"/>
@@ -5276,6 +5563,15 @@
       </w:pPr>
       <w:r>
         <w:rPr>
+          <w:rStyle w:val="CommentTok"/>
+        </w:rPr>
+        <w:t xml:space="preserve"># ── Part 7.1 · Predictor Importance ─────────────────────────────────────</w:t>
+      </w:r>
+      <w:r>
+        <w:br/>
+      </w:r>
+      <w:r>
+        <w:rPr>
           <w:rStyle w:val="FunctionTok"/>
         </w:rPr>
         <w:t xml:space="preserve">library</w:t>
@@ -5351,6 +5647,15 @@
       <w:pPr>
         <w:pStyle w:val="SourceCode"/>
       </w:pPr>
+      <w:r>
+        <w:rPr>
+          <w:rStyle w:val="CommentTok"/>
+        </w:rPr>
+        <w:t xml:space="preserve"># ── Part 7.2 · Predictor Importance ─────────────────────────────────────</w:t>
+      </w:r>
+      <w:r>
+        <w:br/>
+      </w:r>
       <w:r>
         <w:rPr>
           <w:rStyle w:val="NormalTok"/>
@@ -6214,6 +6519,15 @@
               <w:rPr>
                 <w:rStyle w:val="CommentTok"/>
               </w:rPr>
+              <w:t xml:space="preserve"># ── Part 7.3 · Predictor Importance ─────────────────────────────────────</w:t>
+            </w:r>
+            <w:r>
+              <w:br/>
+            </w:r>
+            <w:r>
+              <w:rPr>
+                <w:rStyle w:val="CommentTok"/>
+              </w:rPr>
               <w:t xml:space="preserve"># Write your code here:</w:t>
             </w:r>
           </w:p>
@@ -6260,6 +6574,15 @@
       <w:pPr>
         <w:pStyle w:val="SourceCode"/>
       </w:pPr>
+      <w:r>
+        <w:rPr>
+          <w:rStyle w:val="CommentTok"/>
+        </w:rPr>
+        <w:t xml:space="preserve"># ── Part 8.1 · An Alternative ───────────────────────────────────────────</w:t>
+      </w:r>
+      <w:r>
+        <w:br/>
+      </w:r>
       <w:r>
         <w:rPr>
           <w:rStyle w:val="NormalTok"/>
@@ -7379,6 +7702,15 @@
       </w:pPr>
       <w:r>
         <w:rPr>
+          <w:rStyle w:val="CommentTok"/>
+        </w:rPr>
+        <w:t xml:space="preserve"># ── Part 9.1 · Take-Home Extension ──────────────────────────────────────</w:t>
+      </w:r>
+      <w:r>
+        <w:br/>
+      </w:r>
+      <w:r>
+        <w:rPr>
           <w:rStyle w:val="NormalTok"/>
         </w:rPr>
         <w:t xml:space="preserve">nz_df </w:t>
@@ -7560,6 +7892,15 @@
         <w:rPr>
           <w:rStyle w:val="CommentTok"/>
         </w:rPr>
+        <w:t xml:space="preserve"># ── Part 9.2 · Take-Home Extension ──────────────────────────────────────</w:t>
+      </w:r>
+      <w:r>
+        <w:br/>
+      </w:r>
+      <w:r>
+        <w:rPr>
+          <w:rStyle w:val="CommentTok"/>
+        </w:rPr>
         <w:t xml:space="preserve"># Write your code here:</w:t>
       </w:r>
     </w:p>
@@ -7641,6 +7982,15 @@
       <w:pPr>
         <w:pStyle w:val="SourceCode"/>
       </w:pPr>
+      <w:r>
+        <w:rPr>
+          <w:rStyle w:val="CommentTok"/>
+        </w:rPr>
+        <w:t xml:space="preserve"># ── Part 9.3 · Take-Home Extension ──────────────────────────────────────</w:t>
+      </w:r>
+      <w:r>
+        <w:br/>
+      </w:r>
       <w:r>
         <w:rPr>
           <w:rStyle w:val="CommentTok"/>

--- a/docs/content/multiple_regression/multiple_regression_activity.docx
+++ b/docs/content/multiple_regression/multiple_regression_activity.docx
@@ -9936,7 +9936,7 @@
         <w:bottom w:color="FF0000" w:space="1" w:sz="8" w:val="single"/>
         <w:right w:color="FF0000" w:space="4" w:sz="8" w:val="single"/>
       </w:pBdr>
-      <w:shd w:color="auto" w:fill="auto" w:val="pct15"/>
+      <w:shd w:color="auto" w:fill="FBFBFB" w:val="clear"/>
       <w:spacing w:after="120" w:before="120"/>
       <w:ind w:left="432" w:right="432"/>
     </w:pPr>
@@ -9952,12 +9952,12 @@
     <w:rsid w:val="00771E03"/>
     <w:pPr>
       <w:pBdr>
-        <w:top w:color="auto" w:space="1" w:sz="8" w:val="single"/>
-        <w:left w:color="auto" w:space="4" w:sz="8" w:val="single"/>
-        <w:bottom w:color="auto" w:space="1" w:sz="8" w:val="single"/>
-        <w:right w:color="auto" w:space="4" w:sz="8" w:val="single"/>
+        <w:top w:color="BFBFBF" w:space="1" w:sz="6" w:val="single"/>
+        <w:left w:color="BFBFBF" w:space="4" w:sz="6" w:val="single"/>
+        <w:bottom w:color="BFBFBF" w:space="1" w:sz="6" w:val="single"/>
+        <w:right w:color="BFBFBF" w:space="4" w:sz="6" w:val="single"/>
       </w:pBdr>
-      <w:shd w:color="auto" w:fill="auto" w:val="pct15"/>
+      <w:shd w:color="auto" w:fill="FBFBFB" w:val="clear"/>
       <w:spacing w:after="240" w:before="240"/>
       <w:ind w:left="432" w:right="432"/>
     </w:pPr>
@@ -9972,7 +9972,13 @@
     <w:qFormat/>
     <w:rsid w:val="00771E03"/>
     <w:pPr>
-      <w:shd w:color="auto" w:fill="auto" w:val="pct15"/>
+      <w:pBdr>
+        <w:top w:color="BFBFBF" w:space="1" w:sz="6" w:val="single"/>
+        <w:left w:color="BFBFBF" w:space="4" w:sz="6" w:val="single"/>
+        <w:bottom w:color="BFBFBF" w:space="1" w:sz="6" w:val="single"/>
+        <w:right w:color="BFBFBF" w:space="4" w:sz="6" w:val="single"/>
+      </w:pBdr>
+      <w:shd w:color="auto" w:fill="FBFBFB" w:val="clear"/>
       <w:spacing w:after="240" w:before="240"/>
       <w:ind w:left="432" w:right="432"/>
     </w:pPr>

--- a/docs/content/multiple_regression/multiple_regression_activity.docx
+++ b/docs/content/multiple_regression/multiple_regression_activity.docx
@@ -520,9 +520,11 @@
       <w:r>
         <w:t xml:space="preserve">. Which columns look continuous, and which look categorical?</w:t>
       </w:r>
-      <w:r>
-        <w:t xml:space="preserve"> </w:t>
-      </w:r>
+    </w:p>
+    <w:p>
+      <w:pPr>
+        <w:pStyle w:val="BodyText"/>
+      </w:pPr>
       <w:r>
         <w:rPr>
           <w:rStyle w:val="VerbatimChar"/>
@@ -1225,9 +1227,11 @@
       <w:r>
         <w:t xml:space="preserve">From the correlation matrix, which two predictors look most strongly correlated with each other?</w:t>
       </w:r>
-      <w:r>
-        <w:t xml:space="preserve"> </w:t>
-      </w:r>
+    </w:p>
+    <w:p>
+      <w:pPr>
+        <w:pStyle w:val="BodyText"/>
+      </w:pPr>
       <w:r>
         <w:rPr>
           <w:rStyle w:val="VerbatimChar"/>
@@ -2249,9 +2253,11 @@
       <w:r>
         <w:t xml:space="preserve">Which predictor(s) have VIF &gt; 10? Does that match what you flagged from the correlation matrix?</w:t>
       </w:r>
-      <w:r>
-        <w:t xml:space="preserve"> </w:t>
-      </w:r>
+    </w:p>
+    <w:p>
+      <w:pPr>
+        <w:pStyle w:val="BodyText"/>
+      </w:pPr>
       <w:r>
         <w:rPr>
           <w:rStyle w:val="VerbatimChar"/>
@@ -2398,7 +2404,7 @@
               <w:rPr>
                 <w:rStyle w:val="CommentTok"/>
               </w:rPr>
-              <w:t xml:space="preserve"># Write your code here:</w:t>
+              <w:t xml:space="preserve"># Write your code in the R script:</w:t>
             </w:r>
           </w:p>
           <w:p/>
@@ -2677,9 +2683,11 @@
       <w:r>
         <w:t xml:space="preserve">fix the VIF problem?</w:t>
       </w:r>
-      <w:r>
-        <w:t xml:space="preserve"> </w:t>
-      </w:r>
+    </w:p>
+    <w:p>
+      <w:pPr>
+        <w:pStyle w:val="BodyText"/>
+      </w:pPr>
       <w:r>
         <w:rPr>
           <w:rStyle w:val="VerbatimChar"/>
@@ -3397,9 +3405,11 @@
       <w:r>
         <w:t xml:space="preserve">before and after the log transform. Does the relationship look straighter now?</w:t>
       </w:r>
-      <w:r>
-        <w:t xml:space="preserve"> </w:t>
-      </w:r>
+    </w:p>
+    <w:p>
+      <w:pPr>
+        <w:pStyle w:val="BodyText"/>
+      </w:pPr>
       <w:r>
         <w:rPr>
           <w:rStyle w:val="VerbatimChar"/>
@@ -4616,9 +4626,11 @@
       <w:r>
         <w:t xml:space="preserve">? What specifically improved (or didn’t)?</w:t>
       </w:r>
-      <w:r>
-        <w:t xml:space="preserve"> </w:t>
-      </w:r>
+    </w:p>
+    <w:p>
+      <w:pPr>
+        <w:pStyle w:val="BodyText"/>
+      </w:pPr>
       <w:r>
         <w:rPr>
           <w:rStyle w:val="VerbatimChar"/>
@@ -4801,7 +4813,7 @@
               <w:rPr>
                 <w:rStyle w:val="CommentTok"/>
               </w:rPr>
-              <w:t xml:space="preserve"># Write your code here:</w:t>
+              <w:t xml:space="preserve"># Write your code in the R script:</w:t>
             </w:r>
           </w:p>
           <w:p/>
@@ -5500,9 +5512,11 @@
       <w:r>
         <w:t xml:space="preserve">?</w:t>
       </w:r>
-      <w:r>
-        <w:t xml:space="preserve"> </w:t>
-      </w:r>
+    </w:p>
+    <w:p>
+      <w:pPr>
+        <w:pStyle w:val="BodyText"/>
+      </w:pPr>
       <w:r>
         <w:rPr>
           <w:rStyle w:val="VerbatimChar"/>
@@ -6355,9 +6369,11 @@
       <w:r>
         <w:t xml:space="preserve">column?</w:t>
       </w:r>
-      <w:r>
-        <w:t xml:space="preserve"> </w:t>
-      </w:r>
+    </w:p>
+    <w:p>
+      <w:pPr>
+        <w:pStyle w:val="BodyText"/>
+      </w:pPr>
       <w:r>
         <w:rPr>
           <w:rStyle w:val="VerbatimChar"/>
@@ -6528,7 +6544,7 @@
               <w:rPr>
                 <w:rStyle w:val="CommentTok"/>
               </w:rPr>
-              <w:t xml:space="preserve"># Write your code here:</w:t>
+              <w:t xml:space="preserve"># Write your code in the R script:</w:t>
             </w:r>
           </w:p>
           <w:p/>
@@ -7102,9 +7118,11 @@
       <w:r>
         <w:t xml:space="preserve">, which predictor has the largest absolute standardized coefficient? Is that the same predictor that had the highest partial R² in Part 7?</w:t>
       </w:r>
-      <w:r>
-        <w:t xml:space="preserve"> </w:t>
-      </w:r>
+    </w:p>
+    <w:p>
+      <w:pPr>
+        <w:pStyle w:val="BodyText"/>
+      </w:pPr>
       <w:r>
         <w:rPr>
           <w:rStyle w:val="VerbatimChar"/>
@@ -7901,7 +7919,7 @@
         <w:rPr>
           <w:rStyle w:val="CommentTok"/>
         </w:rPr>
-        <w:t xml:space="preserve"># Write your code here:</w:t>
+        <w:t xml:space="preserve"># Write your code in the R script:</w:t>
       </w:r>
     </w:p>
     <w:p>
@@ -7995,7 +8013,7 @@
         <w:rPr>
           <w:rStyle w:val="CommentTok"/>
         </w:rPr>
-        <w:t xml:space="preserve"># Write your code here:</w:t>
+        <w:t xml:space="preserve"># Write your code in the R script:</w:t>
       </w:r>
     </w:p>
     <w:tbl>

--- a/docs/content/multiple_regression/multiple_regression_activity.docx
+++ b/docs/content/multiple_regression/multiple_regression_activity.docx
@@ -26,7 +26,7 @@
         <w:t xml:space="preserve">Bill Perry</w:t>
       </w:r>
     </w:p>
-    <w:bookmarkStart w:id="10" w:name="Xd49faaa9fdfe53b63c8518ff3aa88ae62f32255"/>
+    <w:bookmarkStart w:id="9" w:name="Xd49faaa9fdfe53b63c8518ff3aa88ae62f32255"/>
     <w:p>
       <w:pPr>
         <w:pStyle w:val="Heading1"/>
@@ -35,38 +35,213 @@
         <w:t xml:space="preserve">Worksheet: Multiple Regression — Forest Net Primary Production</w:t>
       </w:r>
     </w:p>
-    <w:p>
-      <w:pPr>
-        <w:pStyle w:val="Heading2"/>
-      </w:pPr>
-      <w:bookmarkStart w:id="9" w:name="how-to-use-this-worksheet"/>
-      <w:r>
-        <w:t xml:space="preserve">How to use this worksheet</w:t>
-      </w:r>
-      <w:bookmarkEnd w:id="9"/>
-    </w:p>
-    <w:p>
-      <w:pPr>
-        <w:pStyle w:val="BlockText"/>
-      </w:pPr>
-      <w:r>
-        <w:t xml:space="preserve">Work through each part in order, at your own pace. Type every line of code yourself into a</w:t>
-      </w:r>
-      <w:r>
-        <w:t xml:space="preserve"> </w:t>
-      </w:r>
+    <w:bookmarkEnd w:id="9"/>
+    <w:bookmarkStart w:id="10" w:name="part-1-setup-and-data"/>
+    <w:p>
+      <w:pPr>
+        <w:pStyle w:val="Heading1"/>
+      </w:pPr>
+      <w:r>
+        <w:t xml:space="preserve">Part 1 · Setup and Data</w:t>
+      </w:r>
+    </w:p>
+    <w:p>
+      <w:pPr>
+        <w:pStyle w:val="FirstParagraph"/>
+      </w:pPr>
       <w:r>
         <w:rPr>
           <w:b/>
           <w:bCs/>
         </w:rPr>
-        <w:t xml:space="preserve">plain R script</w:t>
-      </w:r>
-      <w:r>
-        <w:t xml:space="preserve"> </w:t>
-      </w:r>
-      <w:r>
-        <w:t xml:space="preserve">— do not copy-paste. Blocks marked</w:t>
+        <w:t xml:space="preserve">▶ Run this in your Script:</w:t>
+      </w:r>
+    </w:p>
+    <w:p>
+      <w:pPr>
+        <w:pStyle w:val="SourceCode"/>
+      </w:pPr>
+      <w:r>
+        <w:rPr>
+          <w:rStyle w:val="CommentTok"/>
+        </w:rPr>
+        <w:t xml:space="preserve"># ── Part 1.1 · Setup and Data ───────────────────────────────────────────</w:t>
+      </w:r>
+      <w:r>
+        <w:br/>
+      </w:r>
+      <w:r>
+        <w:rPr>
+          <w:rStyle w:val="FunctionTok"/>
+        </w:rPr>
+        <w:t xml:space="preserve">library</w:t>
+      </w:r>
+      <w:r>
+        <w:rPr>
+          <w:rStyle w:val="NormalTok"/>
+        </w:rPr>
+        <w:t xml:space="preserve">(tidyverse)    </w:t>
+      </w:r>
+      <w:r>
+        <w:rPr>
+          <w:rStyle w:val="CommentTok"/>
+        </w:rPr>
+        <w:t xml:space="preserve"># For data manipulation and visualization</w:t>
+      </w:r>
+      <w:r>
+        <w:br/>
+      </w:r>
+      <w:r>
+        <w:rPr>
+          <w:rStyle w:val="FunctionTok"/>
+        </w:rPr>
+        <w:t xml:space="preserve">library</w:t>
+      </w:r>
+      <w:r>
+        <w:rPr>
+          <w:rStyle w:val="NormalTok"/>
+        </w:rPr>
+        <w:t xml:space="preserve">(car)           </w:t>
+      </w:r>
+      <w:r>
+        <w:rPr>
+          <w:rStyle w:val="CommentTok"/>
+        </w:rPr>
+        <w:t xml:space="preserve"># For regression diagnostics (VIF, etc.)</w:t>
+      </w:r>
+      <w:r>
+        <w:br/>
+      </w:r>
+      <w:r>
+        <w:rPr>
+          <w:rStyle w:val="FunctionTok"/>
+        </w:rPr>
+        <w:t xml:space="preserve">library</w:t>
+      </w:r>
+      <w:r>
+        <w:rPr>
+          <w:rStyle w:val="NormalTok"/>
+        </w:rPr>
+        <w:t xml:space="preserve">(corrplot)      </w:t>
+      </w:r>
+      <w:r>
+        <w:rPr>
+          <w:rStyle w:val="CommentTok"/>
+        </w:rPr>
+        <w:t xml:space="preserve"># For correlation plots</w:t>
+      </w:r>
+      <w:r>
+        <w:br/>
+      </w:r>
+      <w:r>
+        <w:rPr>
+          <w:rStyle w:val="FunctionTok"/>
+        </w:rPr>
+        <w:t xml:space="preserve">library</w:t>
+      </w:r>
+      <w:r>
+        <w:rPr>
+          <w:rStyle w:val="NormalTok"/>
+        </w:rPr>
+        <w:t xml:space="preserve">(GGally)        </w:t>
+      </w:r>
+      <w:r>
+        <w:rPr>
+          <w:rStyle w:val="CommentTok"/>
+        </w:rPr>
+        <w:t xml:space="preserve"># For pairs plots</w:t>
+      </w:r>
+      <w:r>
+        <w:br/>
+      </w:r>
+      <w:r>
+        <w:rPr>
+          <w:rStyle w:val="FunctionTok"/>
+        </w:rPr>
+        <w:t xml:space="preserve">library</w:t>
+      </w:r>
+      <w:r>
+        <w:rPr>
+          <w:rStyle w:val="NormalTok"/>
+        </w:rPr>
+        <w:t xml:space="preserve">(broom)         </w:t>
+      </w:r>
+      <w:r>
+        <w:rPr>
+          <w:rStyle w:val="CommentTok"/>
+        </w:rPr>
+        <w:t xml:space="preserve"># For tidy model outputs</w:t>
+      </w:r>
+      <w:r>
+        <w:br/>
+      </w:r>
+      <w:r>
+        <w:br/>
+      </w:r>
+      <w:r>
+        <w:rPr>
+          <w:rStyle w:val="NormalTok"/>
+        </w:rPr>
+        <w:t xml:space="preserve">forest_df </w:t>
+      </w:r>
+      <w:r>
+        <w:rPr>
+          <w:rStyle w:val="OtherTok"/>
+        </w:rPr>
+        <w:t xml:space="preserve">&lt;-</w:t>
+      </w:r>
+      <w:r>
+        <w:rPr>
+          <w:rStyle w:val="NormalTok"/>
+        </w:rPr>
+        <w:t xml:space="preserve"> </w:t>
+      </w:r>
+      <w:r>
+        <w:rPr>
+          <w:rStyle w:val="FunctionTok"/>
+        </w:rPr>
+        <w:t xml:space="preserve">read_csv</w:t>
+      </w:r>
+      <w:r>
+        <w:rPr>
+          <w:rStyle w:val="NormalTok"/>
+        </w:rPr>
+        <w:t xml:space="preserve">(</w:t>
+      </w:r>
+      <w:r>
+        <w:rPr>
+          <w:rStyle w:val="StringTok"/>
+        </w:rPr>
+        <w:t xml:space="preserve">"data/michaletz_etal_2014_clean.csv"</w:t>
+      </w:r>
+      <w:r>
+        <w:rPr>
+          <w:rStyle w:val="NormalTok"/>
+        </w:rPr>
+        <w:t xml:space="preserve">)</w:t>
+      </w:r>
+      <w:r>
+        <w:br/>
+      </w:r>
+      <w:r>
+        <w:rPr>
+          <w:rStyle w:val="FunctionTok"/>
+        </w:rPr>
+        <w:t xml:space="preserve">head</w:t>
+      </w:r>
+      <w:r>
+        <w:rPr>
+          <w:rStyle w:val="NormalTok"/>
+        </w:rPr>
+        <w:t xml:space="preserve">(forest_df)</w:t>
+      </w:r>
+    </w:p>
+    <w:p>
+      <w:pPr>
+        <w:pStyle w:val="FirstParagraph"/>
+      </w:pPr>
+      <w:r>
+        <w:t xml:space="preserve">✏️</w:t>
       </w:r>
       <w:r>
         <w:t xml:space="preserve"> </w:t>
@@ -76,205 +251,36 @@
           <w:b/>
           <w:bCs/>
         </w:rPr>
-        <w:t xml:space="preserve">▶ Run this</w:t>
-      </w:r>
-      <w:r>
-        <w:t xml:space="preserve"> </w:t>
-      </w:r>
-      <w:r>
-        <w:t xml:space="preserve">are code you should type and execute. Blocks marked</w:t>
-      </w:r>
-      <w:r>
-        <w:t xml:space="preserve"> </w:t>
-      </w:r>
-      <w:r>
-        <w:rPr>
-          <w:b/>
-          <w:bCs/>
-        </w:rPr>
-        <w:t xml:space="preserve">✏️ Your turn</w:t>
-      </w:r>
-      <w:r>
-        <w:t xml:space="preserve"> </w:t>
-      </w:r>
-      <w:r>
-        <w:t xml:space="preserve">ask you to write, modify, or answer something. Boxes marked</w:t>
-      </w:r>
-      <w:r>
-        <w:t xml:space="preserve"> </w:t>
-      </w:r>
-      <w:r>
-        <w:rPr>
-          <w:b/>
-          <w:bCs/>
-        </w:rPr>
-        <w:t xml:space="preserve">🚀 If you finish early</w:t>
-      </w:r>
-      <w:r>
-        <w:t xml:space="preserve"> </w:t>
-      </w:r>
-      <w:r>
-        <w:t xml:space="preserve">are optional bonus material that goes a bit further than what we covered in lecture.</w:t>
-      </w:r>
-    </w:p>
-    <w:p>
-      <w:pPr>
-        <w:pStyle w:val="BlockText"/>
-      </w:pPr>
-      <w:r>
-        <w:rPr>
-          <w:b/>
-          <w:bCs/>
-        </w:rPr>
-        <w:t xml:space="preserve">Every grey</w:t>
-      </w:r>
-      <w:r>
-        <w:rPr>
-          <w:b/>
-          <w:bCs/>
-        </w:rPr>
+        <w:t xml:space="preserve">Your turn:</w:t>
+      </w:r>
+      <w:r>
+        <w:t xml:space="preserve"> </w:t>
+      </w:r>
+      <w:r>
+        <w:t xml:space="preserve">Run</w:t>
+      </w:r>
+      <w:r>
         <w:t xml:space="preserve"> </w:t>
       </w:r>
       <w:r>
         <w:rPr>
           <w:rStyle w:val="VerbatimChar"/>
-          <w:b/>
-          <w:bCs/>
-        </w:rPr>
-        <w:t xml:space="preserve">r</w:t>
-      </w:r>
-      <w:r>
-        <w:rPr>
-          <w:b/>
-          <w:bCs/>
-        </w:rPr>
-        <w:t xml:space="preserve"> </w:t>
-      </w:r>
-      <w:r>
-        <w:rPr>
-          <w:b/>
-          <w:bCs/>
-        </w:rPr>
-        <w:t xml:space="preserve">box below is code you type into an R script — not into the Console.</w:t>
-      </w:r>
-      <w:r>
-        <w:t xml:space="preserve"> </w:t>
-      </w:r>
-      <w:r>
-        <w:t xml:space="preserve">Before you start:</w:t>
-      </w:r>
-      <w:r>
-        <w:t xml:space="preserve"> </w:t>
-      </w:r>
-      <w:r>
-        <w:rPr>
-          <w:b/>
-          <w:bCs/>
-        </w:rPr>
-        <w:t xml:space="preserve">File → New File → R Script</w:t>
-      </w:r>
-      <w:r>
-        <w:t xml:space="preserve">, and save it as</w:t>
-      </w:r>
-      <w:r>
-        <w:t xml:space="preserve"> </w:t>
-      </w:r>
+        </w:rPr>
+        <w:t xml:space="preserve">glimpse(forest_df)</w:t>
+      </w:r>
+      <w:r>
+        <w:t xml:space="preserve">. Which columns look continuous, and which look categorical?</w:t>
+      </w:r>
+    </w:p>
+    <w:p>
+      <w:pPr>
+        <w:pStyle w:val="BodyText"/>
+      </w:pPr>
       <w:r>
         <w:rPr>
           <w:rStyle w:val="VerbatimChar"/>
         </w:rPr>
-        <w:t xml:space="preserve">11_multiple_regression.R</w:t>
-      </w:r>
-      <w:r>
-        <w:t xml:space="preserve"> </w:t>
-      </w:r>
-      <w:r>
-        <w:t xml:space="preserve">in your project’s</w:t>
-      </w:r>
-      <w:r>
-        <w:t xml:space="preserve"> </w:t>
-      </w:r>
-      <w:r>
-        <w:rPr>
-          <w:rStyle w:val="VerbatimChar"/>
-        </w:rPr>
-        <w:t xml:space="preserve">scripts/</w:t>
-      </w:r>
-      <w:r>
-        <w:t xml:space="preserve"> </w:t>
-      </w:r>
-      <w:r>
-        <w:t xml:space="preserve">folder. Then work down the worksheet, adding each block to the bottom of that one script, in order.</w:t>
-      </w:r>
-    </w:p>
-    <w:p>
-      <w:pPr>
-        <w:pStyle w:val="BlockText"/>
-      </w:pPr>
-      <w:r>
-        <w:rPr>
-          <w:b/>
-          <w:bCs/>
-        </w:rPr>
-        <w:t xml:space="preserve">Type the</w:t>
-      </w:r>
-      <w:r>
-        <w:rPr>
-          <w:b/>
-          <w:bCs/>
-        </w:rPr>
-        <w:t xml:space="preserve"> </w:t>
-      </w:r>
-      <w:r>
-        <w:rPr>
-          <w:rStyle w:val="VerbatimChar"/>
-          <w:b/>
-          <w:bCs/>
-        </w:rPr>
-        <w:t xml:space="preserve"># ── Part …</w:t>
-      </w:r>
-      <w:r>
-        <w:rPr>
-          <w:b/>
-          <w:bCs/>
-        </w:rPr>
-        <w:t xml:space="preserve"> </w:t>
-      </w:r>
-      <w:r>
-        <w:rPr>
-          <w:b/>
-          <w:bCs/>
-        </w:rPr>
-        <w:t xml:space="preserve">header comment at the top of each block, too.</w:t>
-      </w:r>
-      <w:r>
-        <w:t xml:space="preserve"> </w:t>
-      </w:r>
-      <w:r>
-        <w:t xml:space="preserve">Those comment lines are not decoration — they are how your script stays navigable, how you find your way back to a block that broke, and how I find your work when I read your script. A block with no header comment is a block I cannot place. In RStudio they also show up in the document outline (the</w:t>
-      </w:r>
-      <w:r>
-        <w:t xml:space="preserve"> </w:t>
-      </w:r>
-      <w:r>
-        <w:rPr>
-          <w:rStyle w:val="VerbatimChar"/>
-        </w:rPr>
-        <w:t xml:space="preserve">≡</w:t>
-      </w:r>
-      <w:r>
-        <w:t xml:space="preserve"> </w:t>
-      </w:r>
-      <w:r>
-        <w:t xml:space="preserve">button at the bottom-left of the editor) so you can jump straight to any part.</w:t>
-      </w:r>
-    </w:p>
-    <w:p>
-      <w:pPr>
-        <w:pStyle w:val="BlockText"/>
-      </w:pPr>
-      <w:r>
-        <w:t xml:space="preserve">This worksheet examines the relationship between Net Primary Production (npp) and various climate and forest characteristics across global forest sites, based on Michaletz et al. (2014). We’ll explore multicollinearity, model selection, and variable transformations — the real-data, many-predictor counterpart to the lecture’s two-predictor ant example.</w:t>
+        <w:t xml:space="preserve">________________________</w:t>
       </w:r>
     </w:p>
     <w:p>
@@ -285,262 +291,7 @@
       </w:r>
     </w:p>
     <w:bookmarkEnd w:id="10"/>
-    <w:bookmarkStart w:id="11" w:name="part-1-setup-and-data"/>
-    <w:p>
-      <w:pPr>
-        <w:pStyle w:val="Heading1"/>
-      </w:pPr>
-      <w:r>
-        <w:t xml:space="preserve">Part 1 · Setup and Data</w:t>
-      </w:r>
-    </w:p>
-    <w:p>
-      <w:pPr>
-        <w:pStyle w:val="FirstParagraph"/>
-      </w:pPr>
-      <w:r>
-        <w:rPr>
-          <w:b/>
-          <w:bCs/>
-        </w:rPr>
-        <w:t xml:space="preserve">▶ Run this in your Script:</w:t>
-      </w:r>
-    </w:p>
-    <w:p>
-      <w:pPr>
-        <w:pStyle w:val="SourceCode"/>
-      </w:pPr>
-      <w:r>
-        <w:rPr>
-          <w:rStyle w:val="CommentTok"/>
-        </w:rPr>
-        <w:t xml:space="preserve"># ── Part 1.1 · Setup and Data ───────────────────────────────────────────</w:t>
-      </w:r>
-      <w:r>
-        <w:br/>
-      </w:r>
-      <w:r>
-        <w:rPr>
-          <w:rStyle w:val="FunctionTok"/>
-        </w:rPr>
-        <w:t xml:space="preserve">library</w:t>
-      </w:r>
-      <w:r>
-        <w:rPr>
-          <w:rStyle w:val="NormalTok"/>
-        </w:rPr>
-        <w:t xml:space="preserve">(tidyverse)    </w:t>
-      </w:r>
-      <w:r>
-        <w:rPr>
-          <w:rStyle w:val="CommentTok"/>
-        </w:rPr>
-        <w:t xml:space="preserve"># For data manipulation and visualization</w:t>
-      </w:r>
-      <w:r>
-        <w:br/>
-      </w:r>
-      <w:r>
-        <w:rPr>
-          <w:rStyle w:val="FunctionTok"/>
-        </w:rPr>
-        <w:t xml:space="preserve">library</w:t>
-      </w:r>
-      <w:r>
-        <w:rPr>
-          <w:rStyle w:val="NormalTok"/>
-        </w:rPr>
-        <w:t xml:space="preserve">(car)           </w:t>
-      </w:r>
-      <w:r>
-        <w:rPr>
-          <w:rStyle w:val="CommentTok"/>
-        </w:rPr>
-        <w:t xml:space="preserve"># For regression diagnostics (VIF, etc.)</w:t>
-      </w:r>
-      <w:r>
-        <w:br/>
-      </w:r>
-      <w:r>
-        <w:rPr>
-          <w:rStyle w:val="FunctionTok"/>
-        </w:rPr>
-        <w:t xml:space="preserve">library</w:t>
-      </w:r>
-      <w:r>
-        <w:rPr>
-          <w:rStyle w:val="NormalTok"/>
-        </w:rPr>
-        <w:t xml:space="preserve">(corrplot)      </w:t>
-      </w:r>
-      <w:r>
-        <w:rPr>
-          <w:rStyle w:val="CommentTok"/>
-        </w:rPr>
-        <w:t xml:space="preserve"># For correlation plots</w:t>
-      </w:r>
-      <w:r>
-        <w:br/>
-      </w:r>
-      <w:r>
-        <w:rPr>
-          <w:rStyle w:val="FunctionTok"/>
-        </w:rPr>
-        <w:t xml:space="preserve">library</w:t>
-      </w:r>
-      <w:r>
-        <w:rPr>
-          <w:rStyle w:val="NormalTok"/>
-        </w:rPr>
-        <w:t xml:space="preserve">(GGally)        </w:t>
-      </w:r>
-      <w:r>
-        <w:rPr>
-          <w:rStyle w:val="CommentTok"/>
-        </w:rPr>
-        <w:t xml:space="preserve"># For pairs plots</w:t>
-      </w:r>
-      <w:r>
-        <w:br/>
-      </w:r>
-      <w:r>
-        <w:rPr>
-          <w:rStyle w:val="FunctionTok"/>
-        </w:rPr>
-        <w:t xml:space="preserve">library</w:t>
-      </w:r>
-      <w:r>
-        <w:rPr>
-          <w:rStyle w:val="NormalTok"/>
-        </w:rPr>
-        <w:t xml:space="preserve">(broom)         </w:t>
-      </w:r>
-      <w:r>
-        <w:rPr>
-          <w:rStyle w:val="CommentTok"/>
-        </w:rPr>
-        <w:t xml:space="preserve"># For tidy model outputs</w:t>
-      </w:r>
-      <w:r>
-        <w:br/>
-      </w:r>
-      <w:r>
-        <w:br/>
-      </w:r>
-      <w:r>
-        <w:rPr>
-          <w:rStyle w:val="NormalTok"/>
-        </w:rPr>
-        <w:t xml:space="preserve">forest_df </w:t>
-      </w:r>
-      <w:r>
-        <w:rPr>
-          <w:rStyle w:val="OtherTok"/>
-        </w:rPr>
-        <w:t xml:space="preserve">&lt;-</w:t>
-      </w:r>
-      <w:r>
-        <w:rPr>
-          <w:rStyle w:val="NormalTok"/>
-        </w:rPr>
-        <w:t xml:space="preserve"> </w:t>
-      </w:r>
-      <w:r>
-        <w:rPr>
-          <w:rStyle w:val="FunctionTok"/>
-        </w:rPr>
-        <w:t xml:space="preserve">read_csv</w:t>
-      </w:r>
-      <w:r>
-        <w:rPr>
-          <w:rStyle w:val="NormalTok"/>
-        </w:rPr>
-        <w:t xml:space="preserve">(</w:t>
-      </w:r>
-      <w:r>
-        <w:rPr>
-          <w:rStyle w:val="StringTok"/>
-        </w:rPr>
-        <w:t xml:space="preserve">"data/michaletz_etal_2014_clean.csv"</w:t>
-      </w:r>
-      <w:r>
-        <w:rPr>
-          <w:rStyle w:val="NormalTok"/>
-        </w:rPr>
-        <w:t xml:space="preserve">)</w:t>
-      </w:r>
-      <w:r>
-        <w:br/>
-      </w:r>
-      <w:r>
-        <w:rPr>
-          <w:rStyle w:val="FunctionTok"/>
-        </w:rPr>
-        <w:t xml:space="preserve">head</w:t>
-      </w:r>
-      <w:r>
-        <w:rPr>
-          <w:rStyle w:val="NormalTok"/>
-        </w:rPr>
-        <w:t xml:space="preserve">(forest_df)</w:t>
-      </w:r>
-    </w:p>
-    <w:p>
-      <w:pPr>
-        <w:pStyle w:val="FirstParagraph"/>
-      </w:pPr>
-      <w:r>
-        <w:t xml:space="preserve">✏️</w:t>
-      </w:r>
-      <w:r>
-        <w:t xml:space="preserve"> </w:t>
-      </w:r>
-      <w:r>
-        <w:rPr>
-          <w:b/>
-          <w:bCs/>
-        </w:rPr>
-        <w:t xml:space="preserve">Your turn:</w:t>
-      </w:r>
-      <w:r>
-        <w:t xml:space="preserve"> </w:t>
-      </w:r>
-      <w:r>
-        <w:t xml:space="preserve">Run</w:t>
-      </w:r>
-      <w:r>
-        <w:t xml:space="preserve"> </w:t>
-      </w:r>
-      <w:r>
-        <w:rPr>
-          <w:rStyle w:val="VerbatimChar"/>
-        </w:rPr>
-        <w:t xml:space="preserve">glimpse(forest_df)</w:t>
-      </w:r>
-      <w:r>
-        <w:t xml:space="preserve">. Which columns look continuous, and which look categorical?</w:t>
-      </w:r>
-    </w:p>
-    <w:p>
-      <w:pPr>
-        <w:pStyle w:val="BodyText"/>
-      </w:pPr>
-      <w:r>
-        <w:rPr>
-          <w:rStyle w:val="VerbatimChar"/>
-        </w:rPr>
-        <w:t xml:space="preserve">________________________</w:t>
-      </w:r>
-    </w:p>
-    <w:p>
-      <w:r>
-        <w:pict>
-          <v:rect style="width:0;height:1.5pt" o:hralign="center" o:hrstd="t" o:hr="t"/>
-        </w:pict>
-      </w:r>
-    </w:p>
-    <w:bookmarkEnd w:id="11"/>
-    <w:bookmarkStart w:id="15" w:name="part-2-exploring-multicollinearity"/>
+    <w:bookmarkStart w:id="14" w:name="part-2-exploring-multicollinearity"/>
     <w:p>
       <w:pPr>
         <w:pStyle w:val="Heading1"/>
@@ -2306,18 +2057,18 @@
                 <wp:inline>
                   <wp:extent cx="152400" cy="152400"/>
                   <wp:effectExtent b="0" l="0" r="0" t="0"/>
-                  <wp:docPr descr="" title="" id="13" name="Picture"/>
+                  <wp:docPr descr="" title="" id="12" name="Picture"/>
                   <a:graphic>
                     <a:graphicData uri="http://schemas.openxmlformats.org/drawingml/2006/picture">
                       <pic:pic>
                         <pic:nvPicPr>
-                          <pic:cNvPr descr="/Applications/Positron.app/Contents/Resources/app/quarto/share/formats/docx/tip.png" id="14" name="Picture"/>
+                          <pic:cNvPr descr="/Applications/Positron.app/Contents/Resources/app/quarto/share/formats/docx/tip.png" id="13" name="Picture"/>
                           <pic:cNvPicPr>
                             <a:picLocks noChangeArrowheads="1" noChangeAspect="1"/>
                           </pic:cNvPicPr>
                         </pic:nvPicPr>
                         <pic:blipFill>
-                          <a:blip r:embed="rId12"/>
+                          <a:blip r:embed="rId11"/>
                           <a:stretch>
                             <a:fillRect/>
                           </a:stretch>
@@ -2418,8 +2169,8 @@
         </w:pict>
       </w:r>
     </w:p>
-    <w:bookmarkEnd w:id="15"/>
-    <w:bookmarkStart w:id="16" w:name="part-3-addressing-multicollinearity"/>
+    <w:bookmarkEnd w:id="14"/>
+    <w:bookmarkStart w:id="15" w:name="part-3-addressing-multicollinearity"/>
     <w:p>
       <w:pPr>
         <w:pStyle w:val="Heading1"/>
@@ -2702,8 +2453,8 @@
         </w:pict>
       </w:r>
     </w:p>
-    <w:bookmarkEnd w:id="16"/>
-    <w:bookmarkStart w:id="17" w:name="Xdb43de0b7478d6bd845a3c7952cc893ed49676c"/>
+    <w:bookmarkEnd w:id="15"/>
+    <w:bookmarkStart w:id="16" w:name="Xdb43de0b7478d6bd845a3c7952cc893ed49676c"/>
     <w:p>
       <w:pPr>
         <w:pStyle w:val="Heading1"/>
@@ -3424,8 +3175,8 @@
         </w:pict>
       </w:r>
     </w:p>
-    <w:bookmarkEnd w:id="17"/>
-    <w:bookmarkStart w:id="20" w:name="part-5-model-diagnostics"/>
+    <w:bookmarkEnd w:id="16"/>
+    <w:bookmarkStart w:id="19" w:name="part-5-model-diagnostics"/>
     <w:p>
       <w:pPr>
         <w:pStyle w:val="Heading1"/>
@@ -4679,18 +4430,18 @@
                 <wp:inline>
                   <wp:extent cx="152400" cy="152400"/>
                   <wp:effectExtent b="0" l="0" r="0" t="0"/>
-                  <wp:docPr descr="" title="" id="18" name="Picture"/>
+                  <wp:docPr descr="" title="" id="17" name="Picture"/>
                   <a:graphic>
                     <a:graphicData uri="http://schemas.openxmlformats.org/drawingml/2006/picture">
                       <pic:pic>
                         <pic:nvPicPr>
-                          <pic:cNvPr descr="/Applications/Positron.app/Contents/Resources/app/quarto/share/formats/docx/tip.png" id="19" name="Picture"/>
+                          <pic:cNvPr descr="/Applications/Positron.app/Contents/Resources/app/quarto/share/formats/docx/tip.png" id="18" name="Picture"/>
                           <pic:cNvPicPr>
                             <a:picLocks noChangeArrowheads="1" noChangeAspect="1"/>
                           </pic:cNvPicPr>
                         </pic:nvPicPr>
                         <pic:blipFill>
-                          <a:blip r:embed="rId12"/>
+                          <a:blip r:embed="rId11"/>
                           <a:stretch>
                             <a:fillRect/>
                           </a:stretch>
@@ -4827,8 +4578,8 @@
         </w:pict>
       </w:r>
     </w:p>
-    <w:bookmarkEnd w:id="20"/>
-    <w:bookmarkStart w:id="21" w:name="X8f50c2cac87384dda404dd4f3cea88456dd06d5"/>
+    <w:bookmarkEnd w:id="19"/>
+    <w:bookmarkStart w:id="20" w:name="X8f50c2cac87384dda404dd4f3cea88456dd06d5"/>
     <w:p>
       <w:pPr>
         <w:pStyle w:val="Heading1"/>
@@ -5531,8 +5282,8 @@
         </w:pict>
       </w:r>
     </w:p>
-    <w:bookmarkEnd w:id="21"/>
-    <w:bookmarkStart w:id="24" w:name="part-7-predictor-importance"/>
+    <w:bookmarkEnd w:id="20"/>
+    <w:bookmarkStart w:id="23" w:name="part-7-predictor-importance"/>
     <w:p>
       <w:pPr>
         <w:pStyle w:val="Heading1"/>
@@ -6422,18 +6173,18 @@
                 <wp:inline>
                   <wp:extent cx="152400" cy="152400"/>
                   <wp:effectExtent b="0" l="0" r="0" t="0"/>
-                  <wp:docPr descr="" title="" id="22" name="Picture"/>
+                  <wp:docPr descr="" title="" id="21" name="Picture"/>
                   <a:graphic>
                     <a:graphicData uri="http://schemas.openxmlformats.org/drawingml/2006/picture">
                       <pic:pic>
                         <pic:nvPicPr>
-                          <pic:cNvPr descr="/Applications/Positron.app/Contents/Resources/app/quarto/share/formats/docx/tip.png" id="23" name="Picture"/>
+                          <pic:cNvPr descr="/Applications/Positron.app/Contents/Resources/app/quarto/share/formats/docx/tip.png" id="22" name="Picture"/>
                           <pic:cNvPicPr>
                             <a:picLocks noChangeArrowheads="1" noChangeAspect="1"/>
                           </pic:cNvPicPr>
                         </pic:nvPicPr>
                         <pic:blipFill>
-                          <a:blip r:embed="rId12"/>
+                          <a:blip r:embed="rId11"/>
                           <a:stretch>
                             <a:fillRect/>
                           </a:stretch>
@@ -6558,8 +6309,8 @@
         </w:pict>
       </w:r>
     </w:p>
-    <w:bookmarkEnd w:id="24"/>
-    <w:bookmarkStart w:id="25" w:name="Xf16b888121bd197e21e2c70e62575870b36236a"/>
+    <w:bookmarkEnd w:id="23"/>
+    <w:bookmarkStart w:id="24" w:name="Xf16b888121bd197e21e2c70e62575870b36236a"/>
     <w:p>
       <w:pPr>
         <w:pStyle w:val="Heading1"/>
@@ -7137,8 +6888,8 @@
         </w:pict>
       </w:r>
     </w:p>
-    <w:bookmarkEnd w:id="25"/>
-    <w:bookmarkStart w:id="29" w:name="key-findings"/>
+    <w:bookmarkEnd w:id="24"/>
+    <w:bookmarkStart w:id="28" w:name="key-findings"/>
     <w:p>
       <w:pPr>
         <w:pStyle w:val="Heading1"/>
@@ -7276,18 +7027,18 @@
                 <wp:inline>
                   <wp:extent cx="152400" cy="152400"/>
                   <wp:effectExtent b="0" l="0" r="0" t="0"/>
-                  <wp:docPr descr="" title="" id="27" name="Picture"/>
+                  <wp:docPr descr="" title="" id="26" name="Picture"/>
                   <a:graphic>
                     <a:graphicData uri="http://schemas.openxmlformats.org/drawingml/2006/picture">
                       <pic:pic>
                         <pic:nvPicPr>
-                          <pic:cNvPr descr="/Applications/Positron.app/Contents/Resources/app/quarto/share/formats/docx/note.png" id="28" name="Picture"/>
+                          <pic:cNvPr descr="/Applications/Positron.app/Contents/Resources/app/quarto/share/formats/docx/note.png" id="27" name="Picture"/>
                           <pic:cNvPicPr>
                             <a:picLocks noChangeArrowheads="1" noChangeAspect="1"/>
                           </pic:cNvPicPr>
                         </pic:nvPicPr>
                         <pic:blipFill>
-                          <a:blip r:embed="rId26"/>
+                          <a:blip r:embed="rId25"/>
                           <a:stretch>
                             <a:fillRect/>
                           </a:stretch>
@@ -7379,8 +7130,8 @@
         </w:tc>
       </w:tr>
     </w:tbl>
-    <w:bookmarkEnd w:id="29"/>
-    <w:bookmarkStart w:id="32" w:name="review-and-checkpoint"/>
+    <w:bookmarkEnd w:id="28"/>
+    <w:bookmarkStart w:id="31" w:name="review-and-checkpoint"/>
     <w:p>
       <w:pPr>
         <w:pStyle w:val="Heading1"/>
@@ -7510,18 +7261,18 @@
                 <wp:inline>
                   <wp:extent cx="152400" cy="152400"/>
                   <wp:effectExtent b="0" l="0" r="0" t="0"/>
-                  <wp:docPr descr="" title="" id="30" name="Picture"/>
+                  <wp:docPr descr="" title="" id="29" name="Picture"/>
                   <a:graphic>
                     <a:graphicData uri="http://schemas.openxmlformats.org/drawingml/2006/picture">
                       <pic:pic>
                         <pic:nvPicPr>
-                          <pic:cNvPr descr="/Applications/Positron.app/Contents/Resources/app/quarto/share/formats/docx/note.png" id="31" name="Picture"/>
+                          <pic:cNvPr descr="/Applications/Positron.app/Contents/Resources/app/quarto/share/formats/docx/note.png" id="30" name="Picture"/>
                           <pic:cNvPicPr>
                             <a:picLocks noChangeArrowheads="1" noChangeAspect="1"/>
                           </pic:cNvPicPr>
                         </pic:nvPicPr>
                         <pic:blipFill>
-                          <a:blip r:embed="rId26"/>
+                          <a:blip r:embed="rId25"/>
                           <a:stretch>
                             <a:fillRect/>
                           </a:stretch>
@@ -7655,8 +7406,8 @@
         </w:pict>
       </w:r>
     </w:p>
-    <w:bookmarkEnd w:id="32"/>
-    <w:bookmarkStart w:id="40" w:name="X87dcd265ba00b3bdf6a0ed012584cf24994b2a2"/>
+    <w:bookmarkEnd w:id="31"/>
+    <w:bookmarkStart w:id="39" w:name="X87dcd265ba00b3bdf6a0ed012584cf24994b2a2"/>
     <w:p>
       <w:pPr>
         <w:pStyle w:val="Heading1"/>
@@ -7685,7 +7436,7 @@
         <w:t xml:space="preserve">Same workflow as Parts 1–6 — correlation/multicollinearity check, fit the model, diagnose, transform if needed, interpret — new dataset, new question. This time you decide what (if anything) needs fixing before you trust the model; nobody walks you through it step by step.</w:t>
       </w:r>
     </w:p>
-    <w:bookmarkStart w:id="33" w:name="background"/>
+    <w:bookmarkStart w:id="32" w:name="background"/>
     <w:p>
       <w:pPr>
         <w:pStyle w:val="Heading2"/>
@@ -7785,8 +7536,8 @@
         <w:t xml:space="preserve">(nz_df)</w:t>
       </w:r>
     </w:p>
-    <w:bookmarkEnd w:id="33"/>
-    <w:bookmarkStart w:id="34" w:name="your-task"/>
+    <w:bookmarkEnd w:id="32"/>
+    <w:bookmarkStart w:id="33" w:name="your-task"/>
     <w:p>
       <w:pPr>
         <w:pStyle w:val="Heading2"/>
@@ -7951,8 +7702,8 @@
         <w:t xml:space="preserve">________________________________________________________</w:t>
       </w:r>
     </w:p>
-    <w:bookmarkEnd w:id="34"/>
-    <w:bookmarkStart w:id="39" w:name="final-figure"/>
+    <w:bookmarkEnd w:id="33"/>
+    <w:bookmarkStart w:id="38" w:name="final-figure"/>
     <w:p>
       <w:pPr>
         <w:pStyle w:val="Heading2"/>
@@ -8057,18 +7808,18 @@
                 <wp:inline>
                   <wp:extent cx="152400" cy="152400"/>
                   <wp:effectExtent b="0" l="0" r="0" t="0"/>
-                  <wp:docPr descr="" title="" id="35" name="Picture"/>
+                  <wp:docPr descr="" title="" id="34" name="Picture"/>
                   <a:graphic>
                     <a:graphicData uri="http://schemas.openxmlformats.org/drawingml/2006/picture">
                       <pic:pic>
                         <pic:nvPicPr>
-                          <pic:cNvPr descr="/Applications/Positron.app/Contents/Resources/app/quarto/share/formats/docx/note.png" id="36" name="Picture"/>
+                          <pic:cNvPr descr="/Applications/Positron.app/Contents/Resources/app/quarto/share/formats/docx/note.png" id="35" name="Picture"/>
                           <pic:cNvPicPr>
                             <a:picLocks noChangeArrowheads="1" noChangeAspect="1"/>
                           </pic:cNvPicPr>
                         </pic:nvPicPr>
                         <pic:blipFill>
-                          <a:blip r:embed="rId26"/>
+                          <a:blip r:embed="rId25"/>
                           <a:stretch>
                             <a:fillRect/>
                           </a:stretch>
@@ -8265,18 +8016,18 @@
                 <wp:inline>
                   <wp:extent cx="152400" cy="152400"/>
                   <wp:effectExtent b="0" l="0" r="0" t="0"/>
-                  <wp:docPr descr="" title="" id="37" name="Picture"/>
+                  <wp:docPr descr="" title="" id="36" name="Picture"/>
                   <a:graphic>
                     <a:graphicData uri="http://schemas.openxmlformats.org/drawingml/2006/picture">
                       <pic:pic>
                         <pic:nvPicPr>
-                          <pic:cNvPr descr="/Applications/Positron.app/Contents/Resources/app/quarto/share/formats/docx/note.png" id="38" name="Picture"/>
+                          <pic:cNvPr descr="/Applications/Positron.app/Contents/Resources/app/quarto/share/formats/docx/note.png" id="37" name="Picture"/>
                           <pic:cNvPicPr>
                             <a:picLocks noChangeArrowheads="1" noChangeAspect="1"/>
                           </pic:cNvPicPr>
                         </pic:nvPicPr>
                         <pic:blipFill>
-                          <a:blip r:embed="rId26"/>
+                          <a:blip r:embed="rId25"/>
                           <a:stretch>
                             <a:fillRect/>
                           </a:stretch>
@@ -8368,260 +8119,11 @@
         </w:tc>
       </w:tr>
     </w:tbl>
-    <w:p>
-      <w:r>
-        <w:pict>
-          <v:rect style="width:0;height:1.5pt" o:hralign="center" o:hrstd="t" o:hr="t"/>
-        </w:pict>
-      </w:r>
-    </w:p>
+    <w:bookmarkEnd w:id="38"/>
     <w:bookmarkEnd w:id="39"/>
-    <w:bookmarkEnd w:id="40"/>
-    <w:bookmarkStart w:id="41" w:name="getting-unstuck"/>
-    <w:p>
-      <w:pPr>
-        <w:pStyle w:val="Heading1"/>
-      </w:pPr>
-      <w:r>
-        <w:t xml:space="preserve">Getting unstuck</w:t>
-      </w:r>
-    </w:p>
-    <w:p>
-      <w:pPr>
-        <w:pStyle w:val="FirstParagraph"/>
-      </w:pPr>
-      <w:r>
-        <w:t xml:space="preserve">When code breaks — and it will, that is normal:</w:t>
-      </w:r>
-    </w:p>
-    <w:p>
-      <w:pPr>
-        <w:pStyle w:val="Compact"/>
-        <w:numPr>
-          <w:ilvl w:val="0"/>
-          <w:numId w:val="1015"/>
-        </w:numPr>
-      </w:pPr>
-      <w:r>
-        <w:rPr>
-          <w:b/>
-          <w:bCs/>
-        </w:rPr>
-        <w:t xml:space="preserve">Read the error message out loud.</w:t>
-      </w:r>
-      <w:r>
-        <w:t xml:space="preserve"> </w:t>
-      </w:r>
-      <w:r>
-        <w:t xml:space="preserve">R usually names the line and the problem.</w:t>
-      </w:r>
-    </w:p>
-    <w:p>
-      <w:pPr>
-        <w:pStyle w:val="Compact"/>
-        <w:numPr>
-          <w:ilvl w:val="0"/>
-          <w:numId w:val="1015"/>
-        </w:numPr>
-      </w:pPr>
-      <w:r>
-        <w:rPr>
-          <w:b/>
-          <w:bCs/>
-        </w:rPr>
-        <w:t xml:space="preserve">Check the usual suspects:</w:t>
-      </w:r>
-      <w:r>
-        <w:t xml:space="preserve"> </w:t>
-      </w:r>
-      <w:r>
-        <w:t xml:space="preserve">did you run</w:t>
-      </w:r>
-      <w:r>
-        <w:t xml:space="preserve"> </w:t>
-      </w:r>
-      <w:r>
-        <w:rPr>
-          <w:rStyle w:val="VerbatimChar"/>
-        </w:rPr>
-        <w:t xml:space="preserve">library(tidyverse)</w:t>
-      </w:r>
-      <w:r>
-        <w:t xml:space="preserve">,</w:t>
-      </w:r>
-      <w:r>
-        <w:t xml:space="preserve"> </w:t>
-      </w:r>
-      <w:r>
-        <w:rPr>
-          <w:rStyle w:val="VerbatimChar"/>
-        </w:rPr>
-        <w:t xml:space="preserve">library(car)</w:t>
-      </w:r>
-      <w:r>
-        <w:t xml:space="preserve">,</w:t>
-      </w:r>
-      <w:r>
-        <w:t xml:space="preserve"> </w:t>
-      </w:r>
-      <w:r>
-        <w:rPr>
-          <w:rStyle w:val="VerbatimChar"/>
-        </w:rPr>
-        <w:t xml:space="preserve">library(corrplot)</w:t>
-      </w:r>
-      <w:r>
-        <w:t xml:space="preserve">,</w:t>
-      </w:r>
-      <w:r>
-        <w:t xml:space="preserve"> </w:t>
-      </w:r>
-      <w:r>
-        <w:rPr>
-          <w:rStyle w:val="VerbatimChar"/>
-        </w:rPr>
-        <w:t xml:space="preserve">library(GGally)</w:t>
-      </w:r>
-      <w:r>
-        <w:t xml:space="preserve">, and</w:t>
-      </w:r>
-      <w:r>
-        <w:t xml:space="preserve"> </w:t>
-      </w:r>
-      <w:r>
-        <w:rPr>
-          <w:rStyle w:val="VerbatimChar"/>
-        </w:rPr>
-        <w:t xml:space="preserve">library(sensemakr)</w:t>
-      </w:r>
-      <w:r>
-        <w:t xml:space="preserve">? Spelling? A missing</w:t>
-      </w:r>
-      <w:r>
-        <w:t xml:space="preserve"> </w:t>
-      </w:r>
-      <w:r>
-        <w:rPr>
-          <w:rStyle w:val="VerbatimChar"/>
-        </w:rPr>
-        <w:t xml:space="preserve">)</w:t>
-      </w:r>
-      <w:r>
-        <w:t xml:space="preserve"> </w:t>
-      </w:r>
-      <w:r>
-        <w:t xml:space="preserve">or</w:t>
-      </w:r>
-      <w:r>
-        <w:t xml:space="preserve"> </w:t>
-      </w:r>
-      <w:r>
-        <w:rPr>
-          <w:rStyle w:val="VerbatimChar"/>
-        </w:rPr>
-        <w:t xml:space="preserve">%&gt;%</w:t>
-      </w:r>
-      <w:r>
-        <w:t xml:space="preserve"> </w:t>
-      </w:r>
-      <w:r>
-        <w:t xml:space="preserve">at the</w:t>
-      </w:r>
-      <w:r>
-        <w:t xml:space="preserve"> </w:t>
-      </w:r>
-      <w:r>
-        <w:rPr>
-          <w:i/>
-          <w:iCs/>
-        </w:rPr>
-        <w:t xml:space="preserve">start</w:t>
-      </w:r>
-      <w:r>
-        <w:t xml:space="preserve"> </w:t>
-      </w:r>
-      <w:r>
-        <w:t xml:space="preserve">of a line?</w:t>
-      </w:r>
-    </w:p>
-    <w:p>
-      <w:pPr>
-        <w:pStyle w:val="Compact"/>
-        <w:numPr>
-          <w:ilvl w:val="0"/>
-          <w:numId w:val="1015"/>
-        </w:numPr>
-      </w:pPr>
-      <w:r>
-        <w:rPr>
-          <w:rStyle w:val="VerbatimChar"/>
-        </w:rPr>
-        <w:t xml:space="preserve">?function_name</w:t>
-      </w:r>
-      <w:r>
-        <w:t xml:space="preserve"> </w:t>
-      </w:r>
-      <w:r>
-        <w:t xml:space="preserve">opens the built-in help page.</w:t>
-      </w:r>
-    </w:p>
-    <w:p>
-      <w:pPr>
-        <w:pStyle w:val="Compact"/>
-        <w:numPr>
-          <w:ilvl w:val="0"/>
-          <w:numId w:val="1015"/>
-        </w:numPr>
-      </w:pPr>
-      <w:r>
-        <w:rPr>
-          <w:b/>
-          <w:bCs/>
-        </w:rPr>
-        <w:t xml:space="preserve">Bring the exact error</w:t>
-      </w:r>
-      <w:r>
-        <w:t xml:space="preserve"> </w:t>
-      </w:r>
-      <w:r>
-        <w:t xml:space="preserve">(copy-paste it) to class or office hours.</w:t>
-      </w:r>
-    </w:p>
-    <w:p>
-      <w:pPr>
-        <w:pStyle w:val="BlockText"/>
-      </w:pPr>
-      <w:r>
-        <w:t xml:space="preserve">💡</w:t>
-      </w:r>
-      <w:r>
-        <w:t xml:space="preserve"> </w:t>
-      </w:r>
-      <w:r>
-        <w:rPr>
-          <w:b/>
-          <w:bCs/>
-        </w:rPr>
-        <w:t xml:space="preserve">Key idea:</w:t>
-      </w:r>
-      <w:r>
-        <w:t xml:space="preserve"> </w:t>
-      </w:r>
-      <w:r>
-        <w:t xml:space="preserve">Every working scientist googles error messages daily. Getting stuck is not failing — it is the job.</w:t>
-      </w:r>
-    </w:p>
-    <w:p>
-      <w:r>
-        <w:pict>
-          <v:rect style="width:0;height:1.5pt" o:hralign="center" o:hrstd="t" o:hr="t"/>
-        </w:pict>
-      </w:r>
-    </w:p>
-    <w:bookmarkEnd w:id="41"/>
     <w:sectPr>
       <w:pgSz w:h="15840" w:w="12240"/>
-      <w:pgMar w:bottom="1440" w:footer="720" w:gutter="0" w:header="720" w:left="1440" w:right="1440" w:top="1440"/>
+      <w:pgMar w:bottom="720" w:footer="360" w:gutter="0" w:header="360" w:left="1008" w:right="720" w:top="720"/>
       <w:cols w:space="720"/>
       <w:docGrid w:linePitch="360"/>
     </w:sectPr>
@@ -8990,36 +8492,6 @@
   <w:num w:numId="1014">
     <w:abstractNumId w:val="992"/>
   </w:num>
-  <w:num w:numId="1015">
-    <w:abstractNumId w:val="99411"/>
-    <w:lvlOverride w:ilvl="0">
-      <w:startOverride w:val="1"/>
-    </w:lvlOverride>
-    <w:lvlOverride w:ilvl="1">
-      <w:startOverride w:val="1"/>
-    </w:lvlOverride>
-    <w:lvlOverride w:ilvl="2">
-      <w:startOverride w:val="1"/>
-    </w:lvlOverride>
-    <w:lvlOverride w:ilvl="3">
-      <w:startOverride w:val="1"/>
-    </w:lvlOverride>
-    <w:lvlOverride w:ilvl="4">
-      <w:startOverride w:val="1"/>
-    </w:lvlOverride>
-    <w:lvlOverride w:ilvl="5">
-      <w:startOverride w:val="1"/>
-    </w:lvlOverride>
-    <w:lvlOverride w:ilvl="6">
-      <w:startOverride w:val="1"/>
-    </w:lvlOverride>
-    <w:lvlOverride w:ilvl="7">
-      <w:startOverride w:val="1"/>
-    </w:lvlOverride>
-    <w:lvlOverride w:ilvl="8">
-      <w:startOverride w:val="1"/>
-    </w:lvlOverride>
-  </w:num>
 </w:numbering>
 </file>
 
@@ -9036,7 +8508,11 @@
         <w14:ligatures w14:val="standardContextual"/>
       </w:rPr>
     </w:rPrDefault>
-    <w:pPrDefault/>
+    <w:pPrDefault>
+      <w:pPr>
+        <w:spacing w:before="0"/>
+      </w:pPr>
+    </w:pPrDefault>
   </w:docDefaults>
   <w:latentStyles w:count="376" w:defLockedState="0" w:defQFormat="0" w:defSemiHidden="0" w:defUIPriority="99" w:defUnhideWhenUsed="0">
     <w:lsdException w:name="Normal" w:qFormat="1" w:uiPriority="0"/>
@@ -9431,7 +8907,7 @@
     <w:pPr>
       <w:keepNext/>
       <w:keepLines/>
-      <w:spacing w:after="80" w:before="360"/>
+      <w:spacing w:after="80" w:before="120"/>
       <w:outlineLvl w:val="0"/>
     </w:pPr>
     <w:rPr>
@@ -9455,7 +8931,7 @@
     <w:pPr>
       <w:keepNext/>
       <w:keepLines/>
-      <w:spacing w:after="80" w:before="160"/>
+      <w:spacing w:after="80" w:before="100"/>
       <w:outlineLvl w:val="1"/>
     </w:pPr>
     <w:rPr>
@@ -9476,7 +8952,7 @@
     <w:pPr>
       <w:keepNext/>
       <w:keepLines/>
-      <w:spacing w:after="80" w:before="160"/>
+      <w:spacing w:after="80" w:before="80"/>
       <w:outlineLvl w:val="2"/>
     </w:pPr>
     <w:rPr>
@@ -9521,7 +8997,7 @@
     <w:pPr>
       <w:keepNext/>
       <w:keepLines/>
-      <w:spacing w:after="40" w:before="80"/>
+      <w:spacing w:after="40" w:before="60"/>
       <w:outlineLvl w:val="4"/>
     </w:pPr>
     <w:rPr>
@@ -9542,7 +9018,7 @@
     <w:pPr>
       <w:keepNext/>
       <w:keepLines/>
-      <w:spacing w:before="40"/>
+      <w:spacing w:before="60"/>
       <w:outlineLvl w:val="5"/>
     </w:pPr>
     <w:rPr>
@@ -9564,7 +9040,7 @@
     <w:pPr>
       <w:keepNext/>
       <w:keepLines/>
-      <w:spacing w:before="40"/>
+      <w:spacing w:before="60"/>
       <w:outlineLvl w:val="6"/>
     </w:pPr>
     <w:rPr>
@@ -9583,6 +9059,7 @@
     <w:qFormat/>
     <w:rsid w:val="00846576"/>
     <w:pPr>
+      <w:spacing w:before="60"/>
       <w:keepNext/>
       <w:keepLines/>
       <w:outlineLvl w:val="7"/>
@@ -9604,6 +9081,7 @@
     <w:qFormat/>
     <w:rsid w:val="00846576"/>
     <w:pPr>
+      <w:spacing w:before="60"/>
       <w:keepNext/>
       <w:keepLines/>
       <w:outlineLvl w:val="8"/>
@@ -9766,7 +9244,7 @@
     <w:qFormat/>
     <w:rsid w:val="00AF5CF1"/>
     <w:pPr>
-      <w:spacing w:after="80"/>
+      <w:spacing w:after="80" w:before="0"/>
       <w:contextualSpacing/>
     </w:pPr>
     <w:rPr>
@@ -9803,7 +9281,7 @@
       <w:numPr>
         <w:ilvl w:val="1"/>
       </w:numPr>
-      <w:spacing w:after="160"/>
+      <w:spacing w:after="160" w:before="0"/>
     </w:pPr>
     <w:rPr>
       <w:rFonts w:asciiTheme="minorHAnsi" w:cstheme="majorBidi" w:eastAsiaTheme="majorEastAsia" w:hAnsiTheme="minorHAnsi"/>
@@ -9836,7 +9314,7 @@
     <w:qFormat/>
     <w:rsid w:val="00AF5CF1"/>
     <w:pPr>
-      <w:spacing w:after="160" w:before="160"/>
+      <w:spacing w:after="160" w:before="0"/>
       <w:jc w:val="center"/>
     </w:pPr>
     <w:rPr>
@@ -9864,6 +9342,7 @@
     <w:qFormat/>
     <w:rsid w:val="00AF5CF1"/>
     <w:pPr>
+      <w:spacing w:before="0"/>
       <w:ind w:left="720"/>
       <w:contextualSpacing/>
     </w:pPr>
@@ -9893,7 +9372,7 @@
         <w:top w:color="0F4761" w:space="10" w:sz="4" w:themeColor="accent1" w:themeShade="BF" w:val="single"/>
         <w:bottom w:color="0F4761" w:space="10" w:sz="4" w:themeColor="accent1" w:themeShade="BF" w:val="single"/>
       </w:pBdr>
-      <w:spacing w:after="360" w:before="360"/>
+      <w:spacing w:after="360" w:before="0"/>
       <w:ind w:left="864" w:right="864"/>
       <w:jc w:val="center"/>
     </w:pPr>
@@ -9955,7 +9434,7 @@
         <w:right w:color="FF0000" w:space="4" w:sz="8" w:val="single"/>
       </w:pBdr>
       <w:shd w:color="auto" w:fill="FBFBFB" w:val="clear"/>
-      <w:spacing w:after="120" w:before="120"/>
+      <w:spacing w:after="60" w:before="0"/>
       <w:ind w:left="432" w:right="432"/>
     </w:pPr>
     <w:rPr>
@@ -9976,7 +9455,7 @@
         <w:right w:color="BFBFBF" w:space="4" w:sz="6" w:val="single"/>
       </w:pBdr>
       <w:shd w:color="auto" w:fill="FBFBFB" w:val="clear"/>
-      <w:spacing w:after="240" w:before="240"/>
+      <w:spacing w:after="60" w:before="0"/>
       <w:ind w:left="432" w:right="432"/>
     </w:pPr>
     <w:rPr>
@@ -9997,7 +9476,7 @@
         <w:right w:color="BFBFBF" w:space="4" w:sz="6" w:val="single"/>
       </w:pBdr>
       <w:shd w:color="auto" w:fill="FBFBFB" w:val="clear"/>
-      <w:spacing w:after="240" w:before="240"/>
+      <w:spacing w:after="60" w:before="0"/>
       <w:ind w:left="432" w:right="432"/>
     </w:pPr>
     <w:rPr>
@@ -10043,7 +9522,7 @@
     <w:unhideWhenUsed/>
     <w:rsid w:val="00322D32"/>
     <w:pPr>
-      <w:spacing w:after="100"/>
+      <w:spacing w:after="100" w:before="0"/>
     </w:pPr>
   </w:style>
   <w:style w:type="character" w:customStyle="1" w:styleId="KeywordTok">

--- a/docs/content/multiple_regression/multiple_regression_activity.docx
+++ b/docs/content/multiple_regression/multiple_regression_activity.docx
@@ -114,7 +114,7 @@
         <w:pStyle w:val="BodyText"/>
       </w:pPr>
       <w:r>
-        <w:t xml:space="preserve">You will do four things, in this order: fit the predictors</w:t>
+        <w:t xml:space="preserve">The order matters today. You will fit the predictors</w:t>
       </w:r>
       <w:r>
         <w:t xml:space="preserve"> </w:t>
@@ -127,7 +127,7 @@
         <w:t xml:space="preserve">one at a time</w:t>
       </w:r>
       <w:r>
-        <w:t xml:space="preserve">, fit them</w:t>
+        <w:t xml:space="preserve">, then build</w:t>
       </w:r>
       <w:r>
         <w:t xml:space="preserve"> </w:t>
@@ -137,13 +137,13 @@
           <w:b/>
           <w:bCs/>
         </w:rPr>
-        <w:t xml:space="preserve">all at once</w:t>
-      </w:r>
-      <w:r>
-        <w:t xml:space="preserve"> </w:t>
-      </w:r>
-      <w:r>
-        <w:t xml:space="preserve">and see what happens, work out</w:t>
+        <w:t xml:space="preserve">one clean two-predictor model</w:t>
+      </w:r>
+      <w:r>
+        <w:t xml:space="preserve"> </w:t>
+      </w:r>
+      <w:r>
+        <w:t xml:space="preserve">and read it carefully — that is the worked example. Only then do you put</w:t>
       </w:r>
       <w:r>
         <w:t xml:space="preserve"> </w:t>
@@ -153,13 +153,13 @@
           <w:b/>
           <w:bCs/>
         </w:rPr>
-        <w:t xml:space="preserve">why</w:t>
-      </w:r>
-      <w:r>
-        <w:t xml:space="preserve"> </w:t>
-      </w:r>
-      <w:r>
-        <w:t xml:space="preserve">it happened, and then decide what to keep.</w:t>
+        <w:t xml:space="preserve">all six</w:t>
+      </w:r>
+      <w:r>
+        <w:t xml:space="preserve"> </w:t>
+      </w:r>
+      <w:r>
+        <w:t xml:space="preserve">in at once and watch what happens.</w:t>
       </w:r>
     </w:p>
     <w:p>
@@ -770,210 +770,49 @@
       </w:r>
     </w:p>
     <w:bookmarkEnd w:id="14"/>
-    <w:bookmarkStart w:id="15" w:name="part-3-all-of-them-at-once"/>
+    <w:bookmarkStart w:id="15" w:name="part-3-two-predictors-the-worked-example"/>
     <w:p>
       <w:pPr>
         <w:pStyle w:val="Heading1"/>
       </w:pPr>
       <w:r>
-        <w:t xml:space="preserve">Part 3 · All of them at once</w:t>
+        <w:t xml:space="preserve">Part 3 · Two predictors — the worked example</w:t>
       </w:r>
     </w:p>
     <w:p>
       <w:pPr>
         <w:pStyle w:val="FirstParagraph"/>
       </w:pPr>
+      <w:r>
+        <w:t xml:space="preserve">Area and grazing were the two strongest predictors on their own. Put</w:t>
+      </w:r>
+      <w:r>
+        <w:t xml:space="preserve"> </w:t>
+      </w:r>
       <w:r>
         <w:rPr>
           <w:b/>
           <w:bCs/>
         </w:rPr>
-        <w:t xml:space="preserve">▶ Run this:</w:t>
-      </w:r>
-    </w:p>
-    <w:p>
-      <w:pPr>
-        <w:pStyle w:val="SourceCode"/>
-      </w:pPr>
-      <w:r>
-        <w:rPr>
-          <w:rStyle w:val="CommentTok"/>
-        </w:rPr>
-        <w:t xml:space="preserve"># ── Part 3.1 · All of them at once ──────────────────────────────────────</w:t>
-      </w:r>
-      <w:r>
-        <w:br/>
-      </w:r>
-      <w:r>
-        <w:rPr>
-          <w:rStyle w:val="NormalTok"/>
-        </w:rPr>
-        <w:t xml:space="preserve">full_model </w:t>
-      </w:r>
-      <w:r>
-        <w:rPr>
-          <w:rStyle w:val="OtherTok"/>
-        </w:rPr>
-        <w:t xml:space="preserve">&lt;-</w:t>
-      </w:r>
-      <w:r>
-        <w:rPr>
-          <w:rStyle w:val="NormalTok"/>
-        </w:rPr>
-        <w:t xml:space="preserve"> </w:t>
-      </w:r>
-      <w:r>
-        <w:rPr>
-          <w:rStyle w:val="FunctionTok"/>
-        </w:rPr>
-        <w:t xml:space="preserve">lm</w:t>
-      </w:r>
-      <w:r>
-        <w:rPr>
-          <w:rStyle w:val="NormalTok"/>
-        </w:rPr>
-        <w:t xml:space="preserve">(abundance </w:t>
-      </w:r>
-      <w:r>
-        <w:rPr>
-          <w:rStyle w:val="SpecialCharTok"/>
-        </w:rPr>
-        <w:t xml:space="preserve">~</w:t>
-      </w:r>
-      <w:r>
-        <w:rPr>
-          <w:rStyle w:val="NormalTok"/>
-        </w:rPr>
-        <w:t xml:space="preserve"> log_area </w:t>
-      </w:r>
-      <w:r>
-        <w:rPr>
-          <w:rStyle w:val="SpecialCharTok"/>
-        </w:rPr>
-        <w:t xml:space="preserve">+</w:t>
-      </w:r>
-      <w:r>
-        <w:rPr>
-          <w:rStyle w:val="NormalTok"/>
-        </w:rPr>
-        <w:t xml:space="preserve"> log_dist </w:t>
-      </w:r>
-      <w:r>
-        <w:rPr>
-          <w:rStyle w:val="SpecialCharTok"/>
-        </w:rPr>
-        <w:t xml:space="preserve">+</w:t>
-      </w:r>
-      <w:r>
-        <w:br/>
-      </w:r>
-      <w:r>
-        <w:rPr>
-          <w:rStyle w:val="NormalTok"/>
-        </w:rPr>
-        <w:t xml:space="preserve">                   log_dist_larger </w:t>
-      </w:r>
-      <w:r>
-        <w:rPr>
-          <w:rStyle w:val="SpecialCharTok"/>
-        </w:rPr>
-        <w:t xml:space="preserve">+</w:t>
-      </w:r>
-      <w:r>
-        <w:rPr>
-          <w:rStyle w:val="NormalTok"/>
-        </w:rPr>
-        <w:t xml:space="preserve"> year_isolated </w:t>
-      </w:r>
-      <w:r>
-        <w:rPr>
-          <w:rStyle w:val="SpecialCharTok"/>
-        </w:rPr>
-        <w:t xml:space="preserve">+</w:t>
-      </w:r>
-      <w:r>
-        <w:br/>
-      </w:r>
-      <w:r>
-        <w:rPr>
-          <w:rStyle w:val="NormalTok"/>
-        </w:rPr>
-        <w:t xml:space="preserve">                   grazing </w:t>
-      </w:r>
-      <w:r>
-        <w:rPr>
-          <w:rStyle w:val="SpecialCharTok"/>
-        </w:rPr>
-        <w:t xml:space="preserve">+</w:t>
-      </w:r>
-      <w:r>
-        <w:rPr>
-          <w:rStyle w:val="NormalTok"/>
-        </w:rPr>
-        <w:t xml:space="preserve"> altitude_m,</w:t>
-      </w:r>
-      <w:r>
-        <w:br/>
-      </w:r>
-      <w:r>
-        <w:rPr>
-          <w:rStyle w:val="NormalTok"/>
-        </w:rPr>
-        <w:t xml:space="preserve">                 </w:t>
-      </w:r>
-      <w:r>
-        <w:rPr>
-          <w:rStyle w:val="AttributeTok"/>
-        </w:rPr>
-        <w:t xml:space="preserve">data =</w:t>
-      </w:r>
-      <w:r>
-        <w:rPr>
-          <w:rStyle w:val="NormalTok"/>
-        </w:rPr>
-        <w:t xml:space="preserve"> bird_df)</w:t>
-      </w:r>
-      <w:r>
-        <w:br/>
-      </w:r>
-      <w:r>
-        <w:br/>
-      </w:r>
-      <w:r>
-        <w:rPr>
-          <w:rStyle w:val="FunctionTok"/>
-        </w:rPr>
-        <w:t xml:space="preserve">summary</w:t>
-      </w:r>
-      <w:r>
-        <w:rPr>
-          <w:rStyle w:val="NormalTok"/>
-        </w:rPr>
-        <w:t xml:space="preserve">(full_model)</w:t>
-      </w:r>
-    </w:p>
-    <w:p>
-      <w:pPr>
-        <w:pStyle w:val="FirstParagraph"/>
-      </w:pPr>
-      <w:r>
-        <w:t xml:space="preserve">✏️</w:t>
-      </w:r>
-      <w:r>
-        <w:t xml:space="preserve"> </w:t>
-      </w:r>
+        <w:t xml:space="preserve">both</w:t>
+      </w:r>
+      <w:r>
+        <w:t xml:space="preserve"> </w:t>
+      </w:r>
+      <w:r>
+        <w:t xml:space="preserve">in one model. This is the whole idea of multiple regression in its simplest form: one response, two predictors, two slopes.</w:t>
+      </w:r>
+    </w:p>
+    <w:p>
+      <w:pPr>
+        <w:pStyle w:val="BodyText"/>
+      </w:pPr>
       <w:r>
         <w:rPr>
           <w:b/>
           <w:bCs/>
         </w:rPr>
-        <w:t xml:space="preserve">Your turn:</w:t>
-      </w:r>
-      <w:r>
-        <w:t xml:space="preserve"> </w:t>
-      </w:r>
-      <w:r>
-        <w:t xml:space="preserve">Which predictors are still significant?</w:t>
+        <w:t xml:space="preserve">▶ Run this:</w:t>
       </w:r>
     </w:p>
     <w:p>
@@ -982,21 +821,96 @@
       </w:pPr>
       <w:r>
         <w:rPr>
-          <w:rStyle w:val="VerbatimChar"/>
-        </w:rPr>
-        <w:t xml:space="preserve">Still significant: _________________________________________</w:t>
-      </w:r>
-      <w:r>
-        <w:br/>
-      </w:r>
-      <w:r>
-        <w:br/>
-      </w:r>
-      <w:r>
-        <w:rPr>
-          <w:rStyle w:val="VerbatimChar"/>
-        </w:rPr>
-        <w:t xml:space="preserve">grazing slope alone = __________   in this model = __________</w:t>
+          <w:rStyle w:val="CommentTok"/>
+        </w:rPr>
+        <w:t xml:space="preserve"># ── Part 3.1 · Two predictors — the worked example ──────────────────────</w:t>
+      </w:r>
+      <w:r>
+        <w:br/>
+      </w:r>
+      <w:r>
+        <w:rPr>
+          <w:rStyle w:val="NormalTok"/>
+        </w:rPr>
+        <w:t xml:space="preserve">reduced_model </w:t>
+      </w:r>
+      <w:r>
+        <w:rPr>
+          <w:rStyle w:val="OtherTok"/>
+        </w:rPr>
+        <w:t xml:space="preserve">&lt;-</w:t>
+      </w:r>
+      <w:r>
+        <w:rPr>
+          <w:rStyle w:val="NormalTok"/>
+        </w:rPr>
+        <w:t xml:space="preserve"> </w:t>
+      </w:r>
+      <w:r>
+        <w:rPr>
+          <w:rStyle w:val="FunctionTok"/>
+        </w:rPr>
+        <w:t xml:space="preserve">lm</w:t>
+      </w:r>
+      <w:r>
+        <w:rPr>
+          <w:rStyle w:val="NormalTok"/>
+        </w:rPr>
+        <w:t xml:space="preserve">(abundance </w:t>
+      </w:r>
+      <w:r>
+        <w:rPr>
+          <w:rStyle w:val="SpecialCharTok"/>
+        </w:rPr>
+        <w:t xml:space="preserve">~</w:t>
+      </w:r>
+      <w:r>
+        <w:rPr>
+          <w:rStyle w:val="NormalTok"/>
+        </w:rPr>
+        <w:t xml:space="preserve"> log_area </w:t>
+      </w:r>
+      <w:r>
+        <w:rPr>
+          <w:rStyle w:val="SpecialCharTok"/>
+        </w:rPr>
+        <w:t xml:space="preserve">+</w:t>
+      </w:r>
+      <w:r>
+        <w:rPr>
+          <w:rStyle w:val="NormalTok"/>
+        </w:rPr>
+        <w:t xml:space="preserve"> grazing, </w:t>
+      </w:r>
+      <w:r>
+        <w:rPr>
+          <w:rStyle w:val="AttributeTok"/>
+        </w:rPr>
+        <w:t xml:space="preserve">data =</w:t>
+      </w:r>
+      <w:r>
+        <w:rPr>
+          <w:rStyle w:val="NormalTok"/>
+        </w:rPr>
+        <w:t xml:space="preserve"> bird_df)</w:t>
+      </w:r>
+      <w:r>
+        <w:br/>
+      </w:r>
+      <w:r>
+        <w:br/>
+      </w:r>
+      <w:r>
+        <w:rPr>
+          <w:rStyle w:val="FunctionTok"/>
+        </w:rPr>
+        <w:t xml:space="preserve">summary</w:t>
+      </w:r>
+      <w:r>
+        <w:rPr>
+          <w:rStyle w:val="NormalTok"/>
+        </w:rPr>
+        <w:t xml:space="preserve">(reduced_model)</w:t>
       </w:r>
     </w:p>
     <w:p>
@@ -1020,7 +934,7 @@
         <w:t xml:space="preserve"> </w:t>
       </w:r>
       <w:r>
-        <w:t xml:space="preserve">Both grazing slopes came from the same 56 patches. Is one of them wrong? Explain what each one is actually measuring.</w:t>
+        <w:t xml:space="preserve">Write the fitted equation out, with the numbers in it.</w:t>
       </w:r>
     </w:p>
     <w:p>
@@ -1031,19 +945,88 @@
         <w:rPr>
           <w:rStyle w:val="VerbatimChar"/>
         </w:rPr>
-        <w:t xml:space="preserve">____________________________________________________________</w:t>
-      </w:r>
-      <w:r>
-        <w:br/>
-      </w:r>
-      <w:r>
-        <w:br/>
-      </w:r>
+        <w:t xml:space="preserve">abundance = ______ + ______ × log_area + ______ × grazing</w:t>
+      </w:r>
+    </w:p>
+    <w:p>
+      <w:pPr>
+        <w:pStyle w:val="FirstParagraph"/>
+      </w:pPr>
+      <w:r>
+        <w:t xml:space="preserve">✏️</w:t>
+      </w:r>
+      <w:r>
+        <w:t xml:space="preserve"> </w:t>
+      </w:r>
+      <w:r>
+        <w:rPr>
+          <w:b/>
+          <w:bCs/>
+        </w:rPr>
+        <w:t xml:space="preserve">Your turn:</w:t>
+      </w:r>
+      <w:r>
+        <w:t xml:space="preserve"> </w:t>
+      </w:r>
+      <w:r>
+        <w:t xml:space="preserve">Read each slope as a sentence. The phrase you need is</w:t>
+      </w:r>
+      <w:r>
+        <w:t xml:space="preserve"> </w:t>
+      </w:r>
+      <w:r>
+        <w:rPr>
+          <w:i/>
+          <w:iCs/>
+        </w:rPr>
+        <w:t xml:space="preserve">“holding the other predictor constant.”</w:t>
+      </w:r>
+    </w:p>
+    <w:p>
+      <w:pPr>
+        <w:pStyle w:val="SourceCode"/>
+      </w:pPr>
       <w:r>
         <w:rPr>
           <w:rStyle w:val="VerbatimChar"/>
         </w:rPr>
-        <w:t xml:space="preserve">____________________________________________________________</w:t>
+        <w:t xml:space="preserve">log_area: ___________________________________________________</w:t>
+      </w:r>
+      <w:r>
+        <w:br/>
+      </w:r>
+      <w:r>
+        <w:br/>
+      </w:r>
+      <w:r>
+        <w:rPr>
+          <w:rStyle w:val="VerbatimChar"/>
+        </w:rPr>
+        <w:t xml:space="preserve">grazing:  ___________________________________________________</w:t>
+      </w:r>
+    </w:p>
+    <w:p>
+      <w:pPr>
+        <w:pStyle w:val="FirstParagraph"/>
+      </w:pPr>
+      <w:r>
+        <w:t xml:space="preserve">Notice that</w:t>
+      </w:r>
+      <w:r>
+        <w:t xml:space="preserve"> </w:t>
+      </w:r>
+      <w:r>
+        <w:rPr>
+          <w:b/>
+          <w:bCs/>
+        </w:rPr>
+        <w:t xml:space="preserve">both slopes shrank</w:t>
+      </w:r>
+      <w:r>
+        <w:t xml:space="preserve"> </w:t>
+      </w:r>
+      <w:r>
+        <w:t xml:space="preserve">compared with Part 2 — area from about 9.8 to 6.9, grazing from about −5.0 to −2.9. Part 4 is about why.</w:t>
       </w:r>
     </w:p>
     <w:p>
@@ -1054,13 +1037,13 @@
       </w:r>
     </w:p>
     <w:bookmarkEnd w:id="15"/>
-    <w:bookmarkStart w:id="16" w:name="part-4-why-it-happened"/>
+    <w:bookmarkStart w:id="16" w:name="part-4-now-all-six-at-once"/>
     <w:p>
       <w:pPr>
         <w:pStyle w:val="Heading1"/>
       </w:pPr>
       <w:r>
-        <w:t xml:space="preserve">Part 4 · Why it happened</w:t>
+        <w:t xml:space="preserve">Part 4 · Now all six at once</w:t>
       </w:r>
     </w:p>
     <w:p>
@@ -1083,130 +1066,151 @@
         <w:rPr>
           <w:rStyle w:val="CommentTok"/>
         </w:rPr>
-        <w:t xml:space="preserve"># ── Part 4.1 · Why it happened ──────────────────────────────────────────</w:t>
-      </w:r>
-      <w:r>
-        <w:br/>
-      </w:r>
-      <w:r>
-        <w:rPr>
-          <w:rStyle w:val="NormalTok"/>
-        </w:rPr>
-        <w:t xml:space="preserve">bird_df </w:t>
+        <w:t xml:space="preserve"># ── Part 4.1 · Now all six at once ──────────────────────────────────────</w:t>
+      </w:r>
+      <w:r>
+        <w:br/>
+      </w:r>
+      <w:r>
+        <w:rPr>
+          <w:rStyle w:val="NormalTok"/>
+        </w:rPr>
+        <w:t xml:space="preserve">full_model </w:t>
+      </w:r>
+      <w:r>
+        <w:rPr>
+          <w:rStyle w:val="OtherTok"/>
+        </w:rPr>
+        <w:t xml:space="preserve">&lt;-</w:t>
+      </w:r>
+      <w:r>
+        <w:rPr>
+          <w:rStyle w:val="NormalTok"/>
+        </w:rPr>
+        <w:t xml:space="preserve"> </w:t>
+      </w:r>
+      <w:r>
+        <w:rPr>
+          <w:rStyle w:val="FunctionTok"/>
+        </w:rPr>
+        <w:t xml:space="preserve">lm</w:t>
+      </w:r>
+      <w:r>
+        <w:rPr>
+          <w:rStyle w:val="NormalTok"/>
+        </w:rPr>
+        <w:t xml:space="preserve">(abundance </w:t>
       </w:r>
       <w:r>
         <w:rPr>
           <w:rStyle w:val="SpecialCharTok"/>
         </w:rPr>
-        <w:t xml:space="preserve">%&gt;%</w:t>
-      </w:r>
-      <w:r>
-        <w:br/>
-      </w:r>
-      <w:r>
-        <w:rPr>
-          <w:rStyle w:val="NormalTok"/>
-        </w:rPr>
-        <w:t xml:space="preserve">  </w:t>
+        <w:t xml:space="preserve">~</w:t>
+      </w:r>
+      <w:r>
+        <w:rPr>
+          <w:rStyle w:val="NormalTok"/>
+        </w:rPr>
+        <w:t xml:space="preserve"> log_area </w:t>
+      </w:r>
+      <w:r>
+        <w:rPr>
+          <w:rStyle w:val="SpecialCharTok"/>
+        </w:rPr>
+        <w:t xml:space="preserve">+</w:t>
+      </w:r>
+      <w:r>
+        <w:rPr>
+          <w:rStyle w:val="NormalTok"/>
+        </w:rPr>
+        <w:t xml:space="preserve"> log_dist </w:t>
+      </w:r>
+      <w:r>
+        <w:rPr>
+          <w:rStyle w:val="SpecialCharTok"/>
+        </w:rPr>
+        <w:t xml:space="preserve">+</w:t>
+      </w:r>
+      <w:r>
+        <w:br/>
+      </w:r>
+      <w:r>
+        <w:rPr>
+          <w:rStyle w:val="NormalTok"/>
+        </w:rPr>
+        <w:t xml:space="preserve">                   log_dist_larger </w:t>
+      </w:r>
+      <w:r>
+        <w:rPr>
+          <w:rStyle w:val="SpecialCharTok"/>
+        </w:rPr>
+        <w:t xml:space="preserve">+</w:t>
+      </w:r>
+      <w:r>
+        <w:rPr>
+          <w:rStyle w:val="NormalTok"/>
+        </w:rPr>
+        <w:t xml:space="preserve"> year_isolated </w:t>
+      </w:r>
+      <w:r>
+        <w:rPr>
+          <w:rStyle w:val="SpecialCharTok"/>
+        </w:rPr>
+        <w:t xml:space="preserve">+</w:t>
+      </w:r>
+      <w:r>
+        <w:br/>
+      </w:r>
+      <w:r>
+        <w:rPr>
+          <w:rStyle w:val="NormalTok"/>
+        </w:rPr>
+        <w:t xml:space="preserve">                   grazing </w:t>
+      </w:r>
+      <w:r>
+        <w:rPr>
+          <w:rStyle w:val="SpecialCharTok"/>
+        </w:rPr>
+        <w:t xml:space="preserve">+</w:t>
+      </w:r>
+      <w:r>
+        <w:rPr>
+          <w:rStyle w:val="NormalTok"/>
+        </w:rPr>
+        <w:t xml:space="preserve"> altitude_m,</w:t>
+      </w:r>
+      <w:r>
+        <w:br/>
+      </w:r>
+      <w:r>
+        <w:rPr>
+          <w:rStyle w:val="NormalTok"/>
+        </w:rPr>
+        <w:t xml:space="preserve">                 </w:t>
+      </w:r>
+      <w:r>
+        <w:rPr>
+          <w:rStyle w:val="AttributeTok"/>
+        </w:rPr>
+        <w:t xml:space="preserve">data =</w:t>
+      </w:r>
+      <w:r>
+        <w:rPr>
+          <w:rStyle w:val="NormalTok"/>
+        </w:rPr>
+        <w:t xml:space="preserve"> bird_df)</w:t>
+      </w:r>
+      <w:r>
+        <w:br/>
+      </w:r>
+      <w:r>
+        <w:br/>
       </w:r>
       <w:r>
         <w:rPr>
           <w:rStyle w:val="FunctionTok"/>
         </w:rPr>
-        <w:t xml:space="preserve">select</w:t>
-      </w:r>
-      <w:r>
-        <w:rPr>
-          <w:rStyle w:val="NormalTok"/>
-        </w:rPr>
-        <w:t xml:space="preserve">(log_area, log_dist, log_dist_larger,</w:t>
-      </w:r>
-      <w:r>
-        <w:br/>
-      </w:r>
-      <w:r>
-        <w:rPr>
-          <w:rStyle w:val="NormalTok"/>
-        </w:rPr>
-        <w:t xml:space="preserve">         year_isolated, grazing, altitude_m) </w:t>
-      </w:r>
-      <w:r>
-        <w:rPr>
-          <w:rStyle w:val="SpecialCharTok"/>
-        </w:rPr>
-        <w:t xml:space="preserve">%&gt;%</w:t>
-      </w:r>
-      <w:r>
-        <w:br/>
-      </w:r>
-      <w:r>
-        <w:rPr>
-          <w:rStyle w:val="NormalTok"/>
-        </w:rPr>
-        <w:t xml:space="preserve">  </w:t>
-      </w:r>
-      <w:r>
-        <w:rPr>
-          <w:rStyle w:val="FunctionTok"/>
-        </w:rPr>
-        <w:t xml:space="preserve">cor</w:t>
-      </w:r>
-      <w:r>
-        <w:rPr>
-          <w:rStyle w:val="NormalTok"/>
-        </w:rPr>
-        <w:t xml:space="preserve">() </w:t>
-      </w:r>
-      <w:r>
-        <w:rPr>
-          <w:rStyle w:val="SpecialCharTok"/>
-        </w:rPr>
-        <w:t xml:space="preserve">%&gt;%</w:t>
-      </w:r>
-      <w:r>
-        <w:br/>
-      </w:r>
-      <w:r>
-        <w:rPr>
-          <w:rStyle w:val="NormalTok"/>
-        </w:rPr>
-        <w:t xml:space="preserve">  </w:t>
-      </w:r>
-      <w:r>
-        <w:rPr>
-          <w:rStyle w:val="FunctionTok"/>
-        </w:rPr>
-        <w:t xml:space="preserve">round</w:t>
-      </w:r>
-      <w:r>
-        <w:rPr>
-          <w:rStyle w:val="NormalTok"/>
-        </w:rPr>
-        <w:t xml:space="preserve">(</w:t>
-      </w:r>
-      <w:r>
-        <w:rPr>
-          <w:rStyle w:val="DecValTok"/>
-        </w:rPr>
-        <w:t xml:space="preserve">2</w:t>
-      </w:r>
-      <w:r>
-        <w:rPr>
-          <w:rStyle w:val="NormalTok"/>
-        </w:rPr>
-        <w:t xml:space="preserve">)</w:t>
-      </w:r>
-      <w:r>
-        <w:br/>
-      </w:r>
-      <w:r>
-        <w:br/>
-      </w:r>
-      <w:r>
-        <w:rPr>
-          <w:rStyle w:val="FunctionTok"/>
-        </w:rPr>
-        <w:t xml:space="preserve">vif</w:t>
+        <w:t xml:space="preserve">summary</w:t>
       </w:r>
       <w:r>
         <w:rPr>
@@ -1236,7 +1240,7 @@
         <w:t xml:space="preserve"> </w:t>
       </w:r>
       <w:r>
-        <w:t xml:space="preserve">Find the two most strongly correlated predictors, and say in one sentence what that correlation means on the ground.</w:t>
+        <w:t xml:space="preserve">Which predictors are still significant, and what happened to grazing?</w:t>
       </w:r>
     </w:p>
     <w:p>
@@ -1247,7 +1251,7 @@
         <w:rPr>
           <w:rStyle w:val="VerbatimChar"/>
         </w:rPr>
-        <w:t xml:space="preserve">Pair: __________ and __________   r = __________</w:t>
+        <w:t xml:space="preserve">Still significant: _________________________________________</w:t>
       </w:r>
       <w:r>
         <w:br/>
@@ -1259,7 +1263,7 @@
         <w:rPr>
           <w:rStyle w:val="VerbatimChar"/>
         </w:rPr>
-        <w:t xml:space="preserve">On the ground: ______________________________________________</w:t>
+        <w:t xml:space="preserve">grazing slope:  alone ______   two-predictor ______   here ______</w:t>
       </w:r>
     </w:p>
     <w:p>
@@ -1283,13 +1287,25 @@
         <w:t xml:space="preserve"> </w:t>
       </w:r>
       <w:r>
-        <w:t xml:space="preserve">All the VIFs are small. Does that mean collinearity is not a problem here?</w:t>
+        <w:t xml:space="preserve">All three grazing slopes came from the same 56 patches. Is any of them wrong? Say what each one is actually measuring.</w:t>
       </w:r>
     </w:p>
     <w:p>
       <w:pPr>
         <w:pStyle w:val="SourceCode"/>
       </w:pPr>
+      <w:r>
+        <w:rPr>
+          <w:rStyle w:val="VerbatimChar"/>
+        </w:rPr>
+        <w:t xml:space="preserve">____________________________________________________________</w:t>
+      </w:r>
+      <w:r>
+        <w:br/>
+      </w:r>
+      <w:r>
+        <w:br/>
+      </w:r>
       <w:r>
         <w:rPr>
           <w:rStyle w:val="VerbatimChar"/>
@@ -1305,13 +1321,13 @@
       </w:r>
     </w:p>
     <w:bookmarkEnd w:id="16"/>
-    <w:bookmarkStart w:id="17" w:name="part-5-simplify-the-model"/>
+    <w:bookmarkStart w:id="17" w:name="part-5-why-it-happened"/>
     <w:p>
       <w:pPr>
         <w:pStyle w:val="Heading1"/>
       </w:pPr>
       <w:r>
-        <w:t xml:space="preserve">Part 5 · Simplify the model</w:t>
+        <w:t xml:space="preserve">Part 5 · Why it happened</w:t>
       </w:r>
     </w:p>
     <w:p>
@@ -1323,13 +1339,7 @@
           <w:b/>
           <w:bCs/>
         </w:rPr>
-        <w:t xml:space="preserve">▶ Run this</w:t>
-      </w:r>
-      <w:r>
-        <w:t xml:space="preserve"> </w:t>
-      </w:r>
-      <w:r>
-        <w:t xml:space="preserve">— drop the four predictors that earned nothing, then test whether dropping them cost anything:</w:t>
+        <w:t xml:space="preserve">▶ Run this:</w:t>
       </w:r>
     </w:p>
     <w:p>
@@ -1340,112 +1350,160 @@
         <w:rPr>
           <w:rStyle w:val="CommentTok"/>
         </w:rPr>
-        <w:t xml:space="preserve"># ── Part 5.1 · Simplify the model ───────────────────────────────────────</w:t>
-      </w:r>
-      <w:r>
-        <w:br/>
-      </w:r>
-      <w:r>
-        <w:rPr>
-          <w:rStyle w:val="NormalTok"/>
-        </w:rPr>
-        <w:t xml:space="preserve">reduced_model </w:t>
-      </w:r>
-      <w:r>
-        <w:rPr>
-          <w:rStyle w:val="OtherTok"/>
-        </w:rPr>
-        <w:t xml:space="preserve">&lt;-</w:t>
-      </w:r>
-      <w:r>
-        <w:rPr>
-          <w:rStyle w:val="NormalTok"/>
-        </w:rPr>
-        <w:t xml:space="preserve"> </w:t>
+        <w:t xml:space="preserve"># ── Part 5.1 · Why it happened ──────────────────────────────────────────</w:t>
+      </w:r>
+      <w:r>
+        <w:br/>
+      </w:r>
+      <w:r>
+        <w:rPr>
+          <w:rStyle w:val="NormalTok"/>
+        </w:rPr>
+        <w:t xml:space="preserve">bird_df </w:t>
+      </w:r>
+      <w:r>
+        <w:rPr>
+          <w:rStyle w:val="SpecialCharTok"/>
+        </w:rPr>
+        <w:t xml:space="preserve">%&gt;%</w:t>
+      </w:r>
+      <w:r>
+        <w:br/>
+      </w:r>
+      <w:r>
+        <w:rPr>
+          <w:rStyle w:val="NormalTok"/>
+        </w:rPr>
+        <w:t xml:space="preserve">  </w:t>
       </w:r>
       <w:r>
         <w:rPr>
           <w:rStyle w:val="FunctionTok"/>
         </w:rPr>
-        <w:t xml:space="preserve">lm</w:t>
-      </w:r>
-      <w:r>
-        <w:rPr>
-          <w:rStyle w:val="NormalTok"/>
-        </w:rPr>
-        <w:t xml:space="preserve">(abundance </w:t>
+        <w:t xml:space="preserve">select</w:t>
+      </w:r>
+      <w:r>
+        <w:rPr>
+          <w:rStyle w:val="NormalTok"/>
+        </w:rPr>
+        <w:t xml:space="preserve">(log_area, log_dist, log_dist_larger,</w:t>
+      </w:r>
+      <w:r>
+        <w:br/>
+      </w:r>
+      <w:r>
+        <w:rPr>
+          <w:rStyle w:val="NormalTok"/>
+        </w:rPr>
+        <w:t xml:space="preserve">         year_isolated, grazing, altitude_m) </w:t>
       </w:r>
       <w:r>
         <w:rPr>
           <w:rStyle w:val="SpecialCharTok"/>
         </w:rPr>
-        <w:t xml:space="preserve">~</w:t>
-      </w:r>
-      <w:r>
-        <w:rPr>
-          <w:rStyle w:val="NormalTok"/>
-        </w:rPr>
-        <w:t xml:space="preserve"> log_area </w:t>
+        <w:t xml:space="preserve">%&gt;%</w:t>
+      </w:r>
+      <w:r>
+        <w:br/>
+      </w:r>
+      <w:r>
+        <w:rPr>
+          <w:rStyle w:val="NormalTok"/>
+        </w:rPr>
+        <w:t xml:space="preserve">  </w:t>
+      </w:r>
+      <w:r>
+        <w:rPr>
+          <w:rStyle w:val="FunctionTok"/>
+        </w:rPr>
+        <w:t xml:space="preserve">cor</w:t>
+      </w:r>
+      <w:r>
+        <w:rPr>
+          <w:rStyle w:val="NormalTok"/>
+        </w:rPr>
+        <w:t xml:space="preserve">() </w:t>
       </w:r>
       <w:r>
         <w:rPr>
           <w:rStyle w:val="SpecialCharTok"/>
         </w:rPr>
-        <w:t xml:space="preserve">+</w:t>
-      </w:r>
-      <w:r>
-        <w:rPr>
-          <w:rStyle w:val="NormalTok"/>
-        </w:rPr>
-        <w:t xml:space="preserve"> grazing, </w:t>
-      </w:r>
-      <w:r>
-        <w:rPr>
-          <w:rStyle w:val="AttributeTok"/>
-        </w:rPr>
-        <w:t xml:space="preserve">data =</w:t>
-      </w:r>
-      <w:r>
-        <w:rPr>
-          <w:rStyle w:val="NormalTok"/>
-        </w:rPr>
-        <w:t xml:space="preserve"> bird_df)</w:t>
-      </w:r>
-      <w:r>
-        <w:br/>
-      </w:r>
-      <w:r>
-        <w:br/>
+        <w:t xml:space="preserve">%&gt;%</w:t>
+      </w:r>
+      <w:r>
+        <w:br/>
+      </w:r>
+      <w:r>
+        <w:rPr>
+          <w:rStyle w:val="NormalTok"/>
+        </w:rPr>
+        <w:t xml:space="preserve">  </w:t>
       </w:r>
       <w:r>
         <w:rPr>
           <w:rStyle w:val="FunctionTok"/>
         </w:rPr>
-        <w:t xml:space="preserve">anova</w:t>
-      </w:r>
-      <w:r>
-        <w:rPr>
-          <w:rStyle w:val="NormalTok"/>
-        </w:rPr>
-        <w:t xml:space="preserve">(reduced_model, full_model)</w:t>
+        <w:t xml:space="preserve">round</w:t>
+      </w:r>
+      <w:r>
+        <w:rPr>
+          <w:rStyle w:val="NormalTok"/>
+        </w:rPr>
+        <w:t xml:space="preserve">(</w:t>
+      </w:r>
+      <w:r>
+        <w:rPr>
+          <w:rStyle w:val="DecValTok"/>
+        </w:rPr>
+        <w:t xml:space="preserve">2</w:t>
+      </w:r>
+      <w:r>
+        <w:rPr>
+          <w:rStyle w:val="NormalTok"/>
+        </w:rPr>
+        <w:t xml:space="preserve">)</w:t>
+      </w:r>
+      <w:r>
+        <w:br/>
+      </w:r>
+      <w:r>
+        <w:br/>
+      </w:r>
+      <w:r>
+        <w:rPr>
+          <w:rStyle w:val="FunctionTok"/>
+        </w:rPr>
+        <w:t xml:space="preserve">vif</w:t>
+      </w:r>
+      <w:r>
+        <w:rPr>
+          <w:rStyle w:val="NormalTok"/>
+        </w:rPr>
+        <w:t xml:space="preserve">(full_model)</w:t>
       </w:r>
     </w:p>
     <w:p>
       <w:pPr>
         <w:pStyle w:val="FirstParagraph"/>
       </w:pPr>
+      <w:r>
+        <w:t xml:space="preserve">✏️</w:t>
+      </w:r>
+      <w:r>
+        <w:t xml:space="preserve"> </w:t>
+      </w:r>
       <w:r>
         <w:rPr>
           <w:b/>
           <w:bCs/>
         </w:rPr>
-        <w:t xml:space="preserve">▶ Run this</w:t>
-      </w:r>
-      <w:r>
-        <w:t xml:space="preserve"> </w:t>
-      </w:r>
-      <w:r>
-        <w:t xml:space="preserve">— compare the two models the other way:</w:t>
+        <w:t xml:space="preserve">Your turn:</w:t>
+      </w:r>
+      <w:r>
+        <w:t xml:space="preserve"> </w:t>
+      </w:r>
+      <w:r>
+        <w:t xml:space="preserve">Find the two most strongly correlated predictors, and say in one sentence what that correlation means on the ground.</w:t>
       </w:r>
     </w:p>
     <w:p>
@@ -1454,237 +1512,21 @@
       </w:pPr>
       <w:r>
         <w:rPr>
-          <w:rStyle w:val="CommentTok"/>
-        </w:rPr>
-        <w:t xml:space="preserve"># ── Part 5.2 · Simplify the model ───────────────────────────────────────</w:t>
-      </w:r>
-      <w:r>
-        <w:br/>
-      </w:r>
-      <w:r>
-        <w:rPr>
-          <w:rStyle w:val="FunctionTok"/>
-        </w:rPr>
-        <w:t xml:space="preserve">tibble</w:t>
-      </w:r>
-      <w:r>
-        <w:rPr>
-          <w:rStyle w:val="NormalTok"/>
-        </w:rPr>
-        <w:t xml:space="preserve">(</w:t>
-      </w:r>
-      <w:r>
-        <w:br/>
-      </w:r>
-      <w:r>
-        <w:rPr>
-          <w:rStyle w:val="NormalTok"/>
-        </w:rPr>
-        <w:t xml:space="preserve">  </w:t>
-      </w:r>
-      <w:r>
-        <w:rPr>
-          <w:rStyle w:val="AttributeTok"/>
-        </w:rPr>
-        <w:t xml:space="preserve">model  =</w:t>
-      </w:r>
-      <w:r>
-        <w:rPr>
-          <w:rStyle w:val="NormalTok"/>
-        </w:rPr>
-        <w:t xml:space="preserve"> </w:t>
-      </w:r>
-      <w:r>
-        <w:rPr>
-          <w:rStyle w:val="FunctionTok"/>
-        </w:rPr>
-        <w:t xml:space="preserve">c</w:t>
-      </w:r>
-      <w:r>
-        <w:rPr>
-          <w:rStyle w:val="NormalTok"/>
-        </w:rPr>
-        <w:t xml:space="preserve">(</w:t>
-      </w:r>
-      <w:r>
-        <w:rPr>
-          <w:rStyle w:val="StringTok"/>
-        </w:rPr>
-        <w:t xml:space="preserve">"six predictors"</w:t>
-      </w:r>
-      <w:r>
-        <w:rPr>
-          <w:rStyle w:val="NormalTok"/>
-        </w:rPr>
-        <w:t xml:space="preserve">, </w:t>
-      </w:r>
-      <w:r>
-        <w:rPr>
-          <w:rStyle w:val="StringTok"/>
-        </w:rPr>
-        <w:t xml:space="preserve">"log_area + grazing"</w:t>
-      </w:r>
-      <w:r>
-        <w:rPr>
-          <w:rStyle w:val="NormalTok"/>
-        </w:rPr>
-        <w:t xml:space="preserve">),</w:t>
-      </w:r>
-      <w:r>
-        <w:br/>
-      </w:r>
-      <w:r>
-        <w:rPr>
-          <w:rStyle w:val="NormalTok"/>
-        </w:rPr>
-        <w:t xml:space="preserve">  </w:t>
-      </w:r>
-      <w:r>
-        <w:rPr>
-          <w:rStyle w:val="AttributeTok"/>
-        </w:rPr>
-        <w:t xml:space="preserve">adj_r2 =</w:t>
-      </w:r>
-      <w:r>
-        <w:rPr>
-          <w:rStyle w:val="NormalTok"/>
-        </w:rPr>
-        <w:t xml:space="preserve"> </w:t>
-      </w:r>
-      <w:r>
-        <w:rPr>
-          <w:rStyle w:val="FunctionTok"/>
-        </w:rPr>
-        <w:t xml:space="preserve">c</w:t>
-      </w:r>
-      <w:r>
-        <w:rPr>
-          <w:rStyle w:val="NormalTok"/>
-        </w:rPr>
-        <w:t xml:space="preserve">(</w:t>
-      </w:r>
-      <w:r>
-        <w:rPr>
-          <w:rStyle w:val="FunctionTok"/>
-        </w:rPr>
-        <w:t xml:space="preserve">summary</w:t>
-      </w:r>
-      <w:r>
-        <w:rPr>
-          <w:rStyle w:val="NormalTok"/>
-        </w:rPr>
-        <w:t xml:space="preserve">(full_model)</w:t>
-      </w:r>
-      <w:r>
-        <w:rPr>
-          <w:rStyle w:val="SpecialCharTok"/>
-        </w:rPr>
-        <w:t xml:space="preserve">$</w:t>
-      </w:r>
-      <w:r>
-        <w:rPr>
-          <w:rStyle w:val="NormalTok"/>
-        </w:rPr>
-        <w:t xml:space="preserve">adj.r.squared,</w:t>
-      </w:r>
-      <w:r>
-        <w:br/>
-      </w:r>
-      <w:r>
-        <w:rPr>
-          <w:rStyle w:val="NormalTok"/>
-        </w:rPr>
-        <w:t xml:space="preserve">             </w:t>
-      </w:r>
-      <w:r>
-        <w:rPr>
-          <w:rStyle w:val="FunctionTok"/>
-        </w:rPr>
-        <w:t xml:space="preserve">summary</w:t>
-      </w:r>
-      <w:r>
-        <w:rPr>
-          <w:rStyle w:val="NormalTok"/>
-        </w:rPr>
-        <w:t xml:space="preserve">(reduced_model)</w:t>
-      </w:r>
-      <w:r>
-        <w:rPr>
-          <w:rStyle w:val="SpecialCharTok"/>
-        </w:rPr>
-        <w:t xml:space="preserve">$</w:t>
-      </w:r>
-      <w:r>
-        <w:rPr>
-          <w:rStyle w:val="NormalTok"/>
-        </w:rPr>
-        <w:t xml:space="preserve">adj.r.squared),</w:t>
-      </w:r>
-      <w:r>
-        <w:br/>
-      </w:r>
-      <w:r>
-        <w:rPr>
-          <w:rStyle w:val="NormalTok"/>
-        </w:rPr>
-        <w:t xml:space="preserve">  </w:t>
-      </w:r>
-      <w:r>
-        <w:rPr>
-          <w:rStyle w:val="AttributeTok"/>
-        </w:rPr>
-        <w:t xml:space="preserve">AIC    =</w:t>
-      </w:r>
-      <w:r>
-        <w:rPr>
-          <w:rStyle w:val="NormalTok"/>
-        </w:rPr>
-        <w:t xml:space="preserve"> </w:t>
-      </w:r>
-      <w:r>
-        <w:rPr>
-          <w:rStyle w:val="FunctionTok"/>
-        </w:rPr>
-        <w:t xml:space="preserve">c</w:t>
-      </w:r>
-      <w:r>
-        <w:rPr>
-          <w:rStyle w:val="NormalTok"/>
-        </w:rPr>
-        <w:t xml:space="preserve">(</w:t>
-      </w:r>
-      <w:r>
-        <w:rPr>
-          <w:rStyle w:val="FunctionTok"/>
-        </w:rPr>
-        <w:t xml:space="preserve">AIC</w:t>
-      </w:r>
-      <w:r>
-        <w:rPr>
-          <w:rStyle w:val="NormalTok"/>
-        </w:rPr>
-        <w:t xml:space="preserve">(full_model), </w:t>
-      </w:r>
-      <w:r>
-        <w:rPr>
-          <w:rStyle w:val="FunctionTok"/>
-        </w:rPr>
-        <w:t xml:space="preserve">AIC</w:t>
-      </w:r>
-      <w:r>
-        <w:rPr>
-          <w:rStyle w:val="NormalTok"/>
-        </w:rPr>
-        <w:t xml:space="preserve">(reduced_model))</w:t>
-      </w:r>
-      <w:r>
-        <w:br/>
-      </w:r>
-      <w:r>
-        <w:rPr>
-          <w:rStyle w:val="NormalTok"/>
-        </w:rPr>
-        <w:t xml:space="preserve">)</w:t>
+          <w:rStyle w:val="VerbatimChar"/>
+        </w:rPr>
+        <w:t xml:space="preserve">Pair: __________ and __________   r = __________</w:t>
+      </w:r>
+      <w:r>
+        <w:br/>
+      </w:r>
+      <w:r>
+        <w:br/>
+      </w:r>
+      <w:r>
+        <w:rPr>
+          <w:rStyle w:val="VerbatimChar"/>
+        </w:rPr>
+        <w:t xml:space="preserve">On the ground: ______________________________________________</w:t>
       </w:r>
     </w:p>
     <w:p>
@@ -1708,7 +1550,7 @@
         <w:t xml:space="preserve"> </w:t>
       </w:r>
       <w:r>
-        <w:t xml:space="preserve">Do the two methods agree? Which model do you keep?</w:t>
+        <w:t xml:space="preserve">All the VIFs are small. Does that mean collinearity is not a problem here?</w:t>
       </w:r>
     </w:p>
     <w:p>
@@ -1719,19 +1561,7 @@
         <w:rPr>
           <w:rStyle w:val="VerbatimChar"/>
         </w:rPr>
-        <w:t xml:space="preserve">anova p = __________   lower AIC = __________</w:t>
-      </w:r>
-      <w:r>
-        <w:br/>
-      </w:r>
-      <w:r>
-        <w:br/>
-      </w:r>
-      <w:r>
-        <w:rPr>
-          <w:rStyle w:val="VerbatimChar"/>
-        </w:rPr>
-        <w:t xml:space="preserve">Model I keep: _______________________________________________</w:t>
+        <w:t xml:space="preserve">____________________________________________________________</w:t>
       </w:r>
     </w:p>
     <w:p>
@@ -1742,13 +1572,13 @@
       </w:r>
     </w:p>
     <w:bookmarkEnd w:id="17"/>
-    <w:bookmarkStart w:id="18" w:name="part-6-check-the-assumptions"/>
+    <w:bookmarkStart w:id="18" w:name="part-6-which-model-do-you-keep"/>
     <w:p>
       <w:pPr>
         <w:pStyle w:val="Heading1"/>
       </w:pPr>
       <w:r>
-        <w:t xml:space="preserve">Part 6 · Check the assumptions</w:t>
+        <w:t xml:space="preserve">Part 6 · Which model do you keep?</w:t>
       </w:r>
     </w:p>
     <w:p>
@@ -1760,7 +1590,13 @@
           <w:b/>
           <w:bCs/>
         </w:rPr>
-        <w:t xml:space="preserve">▶ Run this:</w:t>
+        <w:t xml:space="preserve">▶ Run this</w:t>
+      </w:r>
+      <w:r>
+        <w:t xml:space="preserve"> </w:t>
+      </w:r>
+      <w:r>
+        <w:t xml:space="preserve">— test whether the four extra predictors earned anything, then compare the two models on AIC:</w:t>
       </w:r>
     </w:p>
     <w:p>
@@ -1771,7 +1607,7 @@
         <w:rPr>
           <w:rStyle w:val="CommentTok"/>
         </w:rPr>
-        <w:t xml:space="preserve"># ── Part 6.1 · Check the assumptions ────────────────────────────────────</w:t>
+        <w:t xml:space="preserve"># ── Part 6.1 · Which model do you keep? ─────────────────────────────────</w:t>
       </w:r>
       <w:r>
         <w:br/>
@@ -1780,7 +1616,25 @@
         <w:rPr>
           <w:rStyle w:val="FunctionTok"/>
         </w:rPr>
-        <w:t xml:space="preserve">par</w:t>
+        <w:t xml:space="preserve">anova</w:t>
+      </w:r>
+      <w:r>
+        <w:rPr>
+          <w:rStyle w:val="NormalTok"/>
+        </w:rPr>
+        <w:t xml:space="preserve">(reduced_model, full_model)</w:t>
+      </w:r>
+      <w:r>
+        <w:br/>
+      </w:r>
+      <w:r>
+        <w:br/>
+      </w:r>
+      <w:r>
+        <w:rPr>
+          <w:rStyle w:val="FunctionTok"/>
+        </w:rPr>
+        <w:t xml:space="preserve">tibble</w:t>
       </w:r>
       <w:r>
         <w:rPr>
@@ -1789,10 +1643,19 @@
         <w:t xml:space="preserve">(</w:t>
       </w:r>
       <w:r>
+        <w:br/>
+      </w:r>
+      <w:r>
+        <w:rPr>
+          <w:rStyle w:val="NormalTok"/>
+        </w:rPr>
+        <w:t xml:space="preserve">  </w:t>
+      </w:r>
+      <w:r>
         <w:rPr>
           <w:rStyle w:val="AttributeTok"/>
         </w:rPr>
-        <w:t xml:space="preserve">mfrow =</w:t>
+        <w:t xml:space="preserve">model  =</w:t>
       </w:r>
       <w:r>
         <w:rPr>
@@ -1814,9 +1677,9 @@
       </w:r>
       <w:r>
         <w:rPr>
-          <w:rStyle w:val="DecValTok"/>
-        </w:rPr>
-        <w:t xml:space="preserve">2</w:t>
+          <w:rStyle w:val="StringTok"/>
+        </w:rPr>
+        <w:t xml:space="preserve">"six predictors"</w:t>
       </w:r>
       <w:r>
         <w:rPr>
@@ -1826,24 +1689,87 @@
       </w:r>
       <w:r>
         <w:rPr>
-          <w:rStyle w:val="DecValTok"/>
-        </w:rPr>
-        <w:t xml:space="preserve">2</w:t>
-      </w:r>
-      <w:r>
-        <w:rPr>
-          <w:rStyle w:val="NormalTok"/>
-        </w:rPr>
-        <w:t xml:space="preserve">))</w:t>
-      </w:r>
-      <w:r>
-        <w:br/>
+          <w:rStyle w:val="StringTok"/>
+        </w:rPr>
+        <w:t xml:space="preserve">"log_area + grazing"</w:t>
+      </w:r>
+      <w:r>
+        <w:rPr>
+          <w:rStyle w:val="NormalTok"/>
+        </w:rPr>
+        <w:t xml:space="preserve">),</w:t>
+      </w:r>
+      <w:r>
+        <w:br/>
+      </w:r>
+      <w:r>
+        <w:rPr>
+          <w:rStyle w:val="NormalTok"/>
+        </w:rPr>
+        <w:t xml:space="preserve">  </w:t>
+      </w:r>
+      <w:r>
+        <w:rPr>
+          <w:rStyle w:val="AttributeTok"/>
+        </w:rPr>
+        <w:t xml:space="preserve">adj_r2 =</w:t>
+      </w:r>
+      <w:r>
+        <w:rPr>
+          <w:rStyle w:val="NormalTok"/>
+        </w:rPr>
+        <w:t xml:space="preserve"> </w:t>
       </w:r>
       <w:r>
         <w:rPr>
           <w:rStyle w:val="FunctionTok"/>
         </w:rPr>
-        <w:t xml:space="preserve">plot</w:t>
+        <w:t xml:space="preserve">c</w:t>
+      </w:r>
+      <w:r>
+        <w:rPr>
+          <w:rStyle w:val="NormalTok"/>
+        </w:rPr>
+        <w:t xml:space="preserve">(</w:t>
+      </w:r>
+      <w:r>
+        <w:rPr>
+          <w:rStyle w:val="FunctionTok"/>
+        </w:rPr>
+        <w:t xml:space="preserve">summary</w:t>
+      </w:r>
+      <w:r>
+        <w:rPr>
+          <w:rStyle w:val="NormalTok"/>
+        </w:rPr>
+        <w:t xml:space="preserve">(full_model)</w:t>
+      </w:r>
+      <w:r>
+        <w:rPr>
+          <w:rStyle w:val="SpecialCharTok"/>
+        </w:rPr>
+        <w:t xml:space="preserve">$</w:t>
+      </w:r>
+      <w:r>
+        <w:rPr>
+          <w:rStyle w:val="NormalTok"/>
+        </w:rPr>
+        <w:t xml:space="preserve">adj.r.squared,</w:t>
+      </w:r>
+      <w:r>
+        <w:br/>
+      </w:r>
+      <w:r>
+        <w:rPr>
+          <w:rStyle w:val="NormalTok"/>
+        </w:rPr>
+        <w:t xml:space="preserve">             </w:t>
+      </w:r>
+      <w:r>
+        <w:rPr>
+          <w:rStyle w:val="FunctionTok"/>
+        </w:rPr>
+        <w:t xml:space="preserve">summary</w:t>
       </w:r>
       <w:r>
         <w:rPr>
@@ -1852,13 +1778,43 @@
         <w:t xml:space="preserve">(reduced_model)</w:t>
       </w:r>
       <w:r>
-        <w:br/>
+        <w:rPr>
+          <w:rStyle w:val="SpecialCharTok"/>
+        </w:rPr>
+        <w:t xml:space="preserve">$</w:t>
+      </w:r>
+      <w:r>
+        <w:rPr>
+          <w:rStyle w:val="NormalTok"/>
+        </w:rPr>
+        <w:t xml:space="preserve">adj.r.squared),</w:t>
+      </w:r>
+      <w:r>
+        <w:br/>
+      </w:r>
+      <w:r>
+        <w:rPr>
+          <w:rStyle w:val="NormalTok"/>
+        </w:rPr>
+        <w:t xml:space="preserve">  </w:t>
+      </w:r>
+      <w:r>
+        <w:rPr>
+          <w:rStyle w:val="AttributeTok"/>
+        </w:rPr>
+        <w:t xml:space="preserve">AIC    =</w:t>
+      </w:r>
+      <w:r>
+        <w:rPr>
+          <w:rStyle w:val="NormalTok"/>
+        </w:rPr>
+        <w:t xml:space="preserve"> </w:t>
       </w:r>
       <w:r>
         <w:rPr>
           <w:rStyle w:val="FunctionTok"/>
         </w:rPr>
-        <w:t xml:space="preserve">par</w:t>
+        <w:t xml:space="preserve">c</w:t>
       </w:r>
       <w:r>
         <w:rPr>
@@ -1868,81 +1824,36 @@
       </w:r>
       <w:r>
         <w:rPr>
-          <w:rStyle w:val="AttributeTok"/>
-        </w:rPr>
-        <w:t xml:space="preserve">mfrow =</w:t>
-      </w:r>
-      <w:r>
-        <w:rPr>
-          <w:rStyle w:val="NormalTok"/>
-        </w:rPr>
-        <w:t xml:space="preserve"> </w:t>
-      </w:r>
-      <w:r>
-        <w:rPr>
           <w:rStyle w:val="FunctionTok"/>
         </w:rPr>
-        <w:t xml:space="preserve">c</w:t>
-      </w:r>
-      <w:r>
-        <w:rPr>
-          <w:rStyle w:val="NormalTok"/>
-        </w:rPr>
-        <w:t xml:space="preserve">(</w:t>
-      </w:r>
-      <w:r>
-        <w:rPr>
-          <w:rStyle w:val="DecValTok"/>
-        </w:rPr>
-        <w:t xml:space="preserve">1</w:t>
-      </w:r>
-      <w:r>
-        <w:rPr>
-          <w:rStyle w:val="NormalTok"/>
-        </w:rPr>
-        <w:t xml:space="preserve">, </w:t>
-      </w:r>
-      <w:r>
-        <w:rPr>
-          <w:rStyle w:val="DecValTok"/>
-        </w:rPr>
-        <w:t xml:space="preserve">1</w:t>
-      </w:r>
-      <w:r>
-        <w:rPr>
-          <w:rStyle w:val="NormalTok"/>
-        </w:rPr>
-        <w:t xml:space="preserve">))</w:t>
-      </w:r>
-      <w:r>
-        <w:br/>
-      </w:r>
-      <w:r>
-        <w:br/>
+        <w:t xml:space="preserve">AIC</w:t>
+      </w:r>
+      <w:r>
+        <w:rPr>
+          <w:rStyle w:val="NormalTok"/>
+        </w:rPr>
+        <w:t xml:space="preserve">(full_model), </w:t>
       </w:r>
       <w:r>
         <w:rPr>
           <w:rStyle w:val="FunctionTok"/>
         </w:rPr>
-        <w:t xml:space="preserve">shapiro.test</w:t>
-      </w:r>
-      <w:r>
-        <w:rPr>
-          <w:rStyle w:val="NormalTok"/>
-        </w:rPr>
-        <w:t xml:space="preserve">(</w:t>
-      </w:r>
-      <w:r>
-        <w:rPr>
-          <w:rStyle w:val="FunctionTok"/>
-        </w:rPr>
-        <w:t xml:space="preserve">residuals</w:t>
+        <w:t xml:space="preserve">AIC</w:t>
       </w:r>
       <w:r>
         <w:rPr>
           <w:rStyle w:val="NormalTok"/>
         </w:rPr>
         <w:t xml:space="preserve">(reduced_model))</w:t>
+      </w:r>
+      <w:r>
+        <w:br/>
+      </w:r>
+      <w:r>
+        <w:rPr>
+          <w:rStyle w:val="NormalTok"/>
+        </w:rPr>
+        <w:t xml:space="preserve">)</w:t>
       </w:r>
     </w:p>
     <w:p>
@@ -1966,7 +1877,7 @@
         <w:t xml:space="preserve"> </w:t>
       </w:r>
       <w:r>
-        <w:t xml:space="preserve">One line per assumption.</w:t>
+        <w:t xml:space="preserve">Do the two methods agree? Which model do you keep?</w:t>
       </w:r>
     </w:p>
     <w:p>
@@ -1977,7 +1888,7 @@
         <w:rPr>
           <w:rStyle w:val="VerbatimChar"/>
         </w:rPr>
-        <w:t xml:space="preserve">Linearity: __________________________________________________</w:t>
+        <w:t xml:space="preserve">anova p = __________   lower AIC = __________</w:t>
       </w:r>
       <w:r>
         <w:br/>
@@ -1989,31 +1900,7 @@
         <w:rPr>
           <w:rStyle w:val="VerbatimChar"/>
         </w:rPr>
-        <w:t xml:space="preserve">Equal variance: _____________________________________________</w:t>
-      </w:r>
-      <w:r>
-        <w:br/>
-      </w:r>
-      <w:r>
-        <w:br/>
-      </w:r>
-      <w:r>
-        <w:rPr>
-          <w:rStyle w:val="VerbatimChar"/>
-        </w:rPr>
-        <w:t xml:space="preserve">Normality (Shapiro p = ______): _____________________________</w:t>
-      </w:r>
-      <w:r>
-        <w:br/>
-      </w:r>
-      <w:r>
-        <w:br/>
-      </w:r>
-      <w:r>
-        <w:rPr>
-          <w:rStyle w:val="VerbatimChar"/>
-        </w:rPr>
-        <w:t xml:space="preserve">Influential points: _________________________________________</w:t>
+        <w:t xml:space="preserve">Model I keep: _______________________________________________</w:t>
       </w:r>
     </w:p>
     <w:p>
@@ -2024,55 +1911,231 @@
       </w:r>
     </w:p>
     <w:bookmarkEnd w:id="18"/>
-    <w:bookmarkStart w:id="19" w:name="part-7-grazing-as-a-factor"/>
+    <w:bookmarkStart w:id="19" w:name="part-7-check-the-assumptions"/>
     <w:p>
       <w:pPr>
         <w:pStyle w:val="Heading1"/>
       </w:pPr>
       <w:r>
-        <w:t xml:space="preserve">Part 7 · Grazing as a factor</w:t>
+        <w:t xml:space="preserve">Part 7 · Check the assumptions</w:t>
       </w:r>
     </w:p>
     <w:p>
       <w:pPr>
         <w:pStyle w:val="FirstParagraph"/>
       </w:pPr>
-      <w:r>
-        <w:t xml:space="preserve">Grazing has been a number, 1 to 5, which forces every step to cost the same. Now let it be a</w:t>
-      </w:r>
-      <w:r>
-        <w:t xml:space="preserve"> </w:t>
-      </w:r>
       <w:r>
         <w:rPr>
           <w:b/>
           <w:bCs/>
         </w:rPr>
-        <w:t xml:space="preserve">category</w:t>
-      </w:r>
-      <w:r>
-        <w:t xml:space="preserve"> </w:t>
-      </w:r>
-      <w:r>
-        <w:t xml:space="preserve">so each level is estimated separately.</w:t>
-      </w:r>
-    </w:p>
-    <w:p>
-      <w:pPr>
-        <w:pStyle w:val="BodyText"/>
-      </w:pPr>
+        <w:t xml:space="preserve">▶ Run this:</w:t>
+      </w:r>
+    </w:p>
+    <w:p>
+      <w:pPr>
+        <w:pStyle w:val="SourceCode"/>
+      </w:pPr>
+      <w:r>
+        <w:rPr>
+          <w:rStyle w:val="CommentTok"/>
+        </w:rPr>
+        <w:t xml:space="preserve"># ── Part 7.1 · Check the assumptions ────────────────────────────────────</w:t>
+      </w:r>
+      <w:r>
+        <w:br/>
+      </w:r>
+      <w:r>
+        <w:rPr>
+          <w:rStyle w:val="FunctionTok"/>
+        </w:rPr>
+        <w:t xml:space="preserve">par</w:t>
+      </w:r>
+      <w:r>
+        <w:rPr>
+          <w:rStyle w:val="NormalTok"/>
+        </w:rPr>
+        <w:t xml:space="preserve">(</w:t>
+      </w:r>
+      <w:r>
+        <w:rPr>
+          <w:rStyle w:val="AttributeTok"/>
+        </w:rPr>
+        <w:t xml:space="preserve">mfrow =</w:t>
+      </w:r>
+      <w:r>
+        <w:rPr>
+          <w:rStyle w:val="NormalTok"/>
+        </w:rPr>
+        <w:t xml:space="preserve"> </w:t>
+      </w:r>
+      <w:r>
+        <w:rPr>
+          <w:rStyle w:val="FunctionTok"/>
+        </w:rPr>
+        <w:t xml:space="preserve">c</w:t>
+      </w:r>
+      <w:r>
+        <w:rPr>
+          <w:rStyle w:val="NormalTok"/>
+        </w:rPr>
+        <w:t xml:space="preserve">(</w:t>
+      </w:r>
+      <w:r>
+        <w:rPr>
+          <w:rStyle w:val="DecValTok"/>
+        </w:rPr>
+        <w:t xml:space="preserve">2</w:t>
+      </w:r>
+      <w:r>
+        <w:rPr>
+          <w:rStyle w:val="NormalTok"/>
+        </w:rPr>
+        <w:t xml:space="preserve">, </w:t>
+      </w:r>
+      <w:r>
+        <w:rPr>
+          <w:rStyle w:val="DecValTok"/>
+        </w:rPr>
+        <w:t xml:space="preserve">2</w:t>
+      </w:r>
+      <w:r>
+        <w:rPr>
+          <w:rStyle w:val="NormalTok"/>
+        </w:rPr>
+        <w:t xml:space="preserve">))</w:t>
+      </w:r>
+      <w:r>
+        <w:br/>
+      </w:r>
+      <w:r>
+        <w:rPr>
+          <w:rStyle w:val="FunctionTok"/>
+        </w:rPr>
+        <w:t xml:space="preserve">plot</w:t>
+      </w:r>
+      <w:r>
+        <w:rPr>
+          <w:rStyle w:val="NormalTok"/>
+        </w:rPr>
+        <w:t xml:space="preserve">(reduced_model)</w:t>
+      </w:r>
+      <w:r>
+        <w:br/>
+      </w:r>
+      <w:r>
+        <w:rPr>
+          <w:rStyle w:val="FunctionTok"/>
+        </w:rPr>
+        <w:t xml:space="preserve">par</w:t>
+      </w:r>
+      <w:r>
+        <w:rPr>
+          <w:rStyle w:val="NormalTok"/>
+        </w:rPr>
+        <w:t xml:space="preserve">(</w:t>
+      </w:r>
+      <w:r>
+        <w:rPr>
+          <w:rStyle w:val="AttributeTok"/>
+        </w:rPr>
+        <w:t xml:space="preserve">mfrow =</w:t>
+      </w:r>
+      <w:r>
+        <w:rPr>
+          <w:rStyle w:val="NormalTok"/>
+        </w:rPr>
+        <w:t xml:space="preserve"> </w:t>
+      </w:r>
+      <w:r>
+        <w:rPr>
+          <w:rStyle w:val="FunctionTok"/>
+        </w:rPr>
+        <w:t xml:space="preserve">c</w:t>
+      </w:r>
+      <w:r>
+        <w:rPr>
+          <w:rStyle w:val="NormalTok"/>
+        </w:rPr>
+        <w:t xml:space="preserve">(</w:t>
+      </w:r>
+      <w:r>
+        <w:rPr>
+          <w:rStyle w:val="DecValTok"/>
+        </w:rPr>
+        <w:t xml:space="preserve">1</w:t>
+      </w:r>
+      <w:r>
+        <w:rPr>
+          <w:rStyle w:val="NormalTok"/>
+        </w:rPr>
+        <w:t xml:space="preserve">, </w:t>
+      </w:r>
+      <w:r>
+        <w:rPr>
+          <w:rStyle w:val="DecValTok"/>
+        </w:rPr>
+        <w:t xml:space="preserve">1</w:t>
+      </w:r>
+      <w:r>
+        <w:rPr>
+          <w:rStyle w:val="NormalTok"/>
+        </w:rPr>
+        <w:t xml:space="preserve">))</w:t>
+      </w:r>
+      <w:r>
+        <w:br/>
+      </w:r>
+      <w:r>
+        <w:br/>
+      </w:r>
+      <w:r>
+        <w:rPr>
+          <w:rStyle w:val="FunctionTok"/>
+        </w:rPr>
+        <w:t xml:space="preserve">shapiro.test</w:t>
+      </w:r>
+      <w:r>
+        <w:rPr>
+          <w:rStyle w:val="NormalTok"/>
+        </w:rPr>
+        <w:t xml:space="preserve">(</w:t>
+      </w:r>
+      <w:r>
+        <w:rPr>
+          <w:rStyle w:val="FunctionTok"/>
+        </w:rPr>
+        <w:t xml:space="preserve">residuals</w:t>
+      </w:r>
+      <w:r>
+        <w:rPr>
+          <w:rStyle w:val="NormalTok"/>
+        </w:rPr>
+        <w:t xml:space="preserve">(reduced_model))</w:t>
+      </w:r>
+    </w:p>
+    <w:p>
+      <w:pPr>
+        <w:pStyle w:val="FirstParagraph"/>
+      </w:pPr>
+      <w:r>
+        <w:t xml:space="preserve">✏️</w:t>
+      </w:r>
+      <w:r>
+        <w:t xml:space="preserve"> </w:t>
+      </w:r>
       <w:r>
         <w:rPr>
           <w:b/>
           <w:bCs/>
         </w:rPr>
-        <w:t xml:space="preserve">▶ Run this</w:t>
-      </w:r>
-      <w:r>
-        <w:t xml:space="preserve"> </w:t>
-      </w:r>
-      <w:r>
-        <w:t xml:space="preserve">— make it a factor and look at the order R chose:</w:t>
+        <w:t xml:space="preserve">Your turn:</w:t>
+      </w:r>
+      <w:r>
+        <w:t xml:space="preserve"> </w:t>
+      </w:r>
+      <w:r>
+        <w:t xml:space="preserve">One line per assumption.</w:t>
       </w:r>
     </w:p>
     <w:p>
@@ -2081,546 +2144,21 @@
       </w:pPr>
       <w:r>
         <w:rPr>
-          <w:rStyle w:val="CommentTok"/>
-        </w:rPr>
-        <w:t xml:space="preserve"># ── Part 7.1 · Grazing as a factor ──────────────────────────────────────</w:t>
-      </w:r>
-      <w:r>
-        <w:br/>
-      </w:r>
-      <w:r>
-        <w:rPr>
-          <w:rStyle w:val="NormalTok"/>
-        </w:rPr>
-        <w:t xml:space="preserve">bird_df </w:t>
-      </w:r>
-      <w:r>
-        <w:rPr>
-          <w:rStyle w:val="OtherTok"/>
-        </w:rPr>
-        <w:t xml:space="preserve">&lt;-</w:t>
-      </w:r>
-      <w:r>
-        <w:rPr>
-          <w:rStyle w:val="NormalTok"/>
-        </w:rPr>
-        <w:t xml:space="preserve"> bird_df </w:t>
-      </w:r>
-      <w:r>
-        <w:rPr>
-          <w:rStyle w:val="SpecialCharTok"/>
-        </w:rPr>
-        <w:t xml:space="preserve">%&gt;%</w:t>
-      </w:r>
-      <w:r>
-        <w:br/>
-      </w:r>
-      <w:r>
-        <w:rPr>
-          <w:rStyle w:val="NormalTok"/>
-        </w:rPr>
-        <w:t xml:space="preserve">  </w:t>
-      </w:r>
-      <w:r>
-        <w:rPr>
-          <w:rStyle w:val="FunctionTok"/>
-        </w:rPr>
-        <w:t xml:space="preserve">mutate</w:t>
-      </w:r>
-      <w:r>
-        <w:rPr>
-          <w:rStyle w:val="NormalTok"/>
-        </w:rPr>
-        <w:t xml:space="preserve">(</w:t>
-      </w:r>
-      <w:r>
-        <w:rPr>
-          <w:rStyle w:val="AttributeTok"/>
-        </w:rPr>
-        <w:t xml:space="preserve">grazing_class =</w:t>
-      </w:r>
-      <w:r>
-        <w:rPr>
-          <w:rStyle w:val="NormalTok"/>
-        </w:rPr>
-        <w:t xml:space="preserve"> </w:t>
-      </w:r>
-      <w:r>
-        <w:rPr>
-          <w:rStyle w:val="FunctionTok"/>
-        </w:rPr>
-        <w:t xml:space="preserve">factor</w:t>
-      </w:r>
-      <w:r>
-        <w:rPr>
-          <w:rStyle w:val="NormalTok"/>
-        </w:rPr>
-        <w:t xml:space="preserve">(grazing_class))</w:t>
-      </w:r>
-      <w:r>
-        <w:br/>
-      </w:r>
-      <w:r>
-        <w:br/>
-      </w:r>
-      <w:r>
-        <w:rPr>
-          <w:rStyle w:val="FunctionTok"/>
-        </w:rPr>
-        <w:t xml:space="preserve">levels</w:t>
-      </w:r>
-      <w:r>
-        <w:rPr>
-          <w:rStyle w:val="NormalTok"/>
-        </w:rPr>
-        <w:t xml:space="preserve">(bird_df</w:t>
-      </w:r>
-      <w:r>
-        <w:rPr>
-          <w:rStyle w:val="SpecialCharTok"/>
-        </w:rPr>
-        <w:t xml:space="preserve">$</w:t>
-      </w:r>
-      <w:r>
-        <w:rPr>
-          <w:rStyle w:val="NormalTok"/>
-        </w:rPr>
-        <w:t xml:space="preserve">grazing_class)</w:t>
-      </w:r>
-      <w:r>
-        <w:br/>
-      </w:r>
-      <w:r>
-        <w:br/>
-      </w:r>
-      <w:r>
-        <w:rPr>
-          <w:rStyle w:val="FunctionTok"/>
-        </w:rPr>
-        <w:t xml:space="preserve">summary</w:t>
-      </w:r>
-      <w:r>
-        <w:rPr>
-          <w:rStyle w:val="NormalTok"/>
-        </w:rPr>
-        <w:t xml:space="preserve">(</w:t>
-      </w:r>
-      <w:r>
-        <w:rPr>
-          <w:rStyle w:val="FunctionTok"/>
-        </w:rPr>
-        <w:t xml:space="preserve">lm</w:t>
-      </w:r>
-      <w:r>
-        <w:rPr>
-          <w:rStyle w:val="NormalTok"/>
-        </w:rPr>
-        <w:t xml:space="preserve">(abundance </w:t>
-      </w:r>
-      <w:r>
-        <w:rPr>
-          <w:rStyle w:val="SpecialCharTok"/>
-        </w:rPr>
-        <w:t xml:space="preserve">~</w:t>
-      </w:r>
-      <w:r>
-        <w:rPr>
-          <w:rStyle w:val="NormalTok"/>
-        </w:rPr>
-        <w:t xml:space="preserve"> log_area </w:t>
-      </w:r>
-      <w:r>
-        <w:rPr>
-          <w:rStyle w:val="SpecialCharTok"/>
-        </w:rPr>
-        <w:t xml:space="preserve">+</w:t>
-      </w:r>
-      <w:r>
-        <w:rPr>
-          <w:rStyle w:val="NormalTok"/>
-        </w:rPr>
-        <w:t xml:space="preserve"> grazing_class, </w:t>
-      </w:r>
-      <w:r>
-        <w:rPr>
-          <w:rStyle w:val="AttributeTok"/>
-        </w:rPr>
-        <w:t xml:space="preserve">data =</w:t>
-      </w:r>
-      <w:r>
-        <w:rPr>
-          <w:rStyle w:val="NormalTok"/>
-        </w:rPr>
-        <w:t xml:space="preserve"> bird_df))</w:t>
-      </w:r>
-    </w:p>
-    <w:p>
-      <w:pPr>
-        <w:pStyle w:val="FirstParagraph"/>
-      </w:pPr>
-      <w:r>
-        <w:t xml:space="preserve">✏️</w:t>
-      </w:r>
-      <w:r>
-        <w:t xml:space="preserve"> </w:t>
-      </w:r>
-      <w:r>
-        <w:rPr>
-          <w:b/>
-          <w:bCs/>
-        </w:rPr>
-        <w:t xml:space="preserve">Your turn:</w:t>
-      </w:r>
-      <w:r>
-        <w:t xml:space="preserve"> </w:t>
-      </w:r>
-      <w:r>
-        <w:t xml:space="preserve">Which level is R using as the reference, and why did it pick that one?</w:t>
-      </w:r>
-    </w:p>
-    <w:p>
-      <w:pPr>
-        <w:pStyle w:val="SourceCode"/>
-      </w:pPr>
-      <w:r>
-        <w:rPr>
           <w:rStyle w:val="VerbatimChar"/>
         </w:rPr>
-        <w:t xml:space="preserve">Reference level: __________   Why: _________________________</w:t>
-      </w:r>
-    </w:p>
-    <w:p>
-      <w:pPr>
-        <w:pStyle w:val="FirstParagraph"/>
-      </w:pPr>
-      <w:r>
-        <w:rPr>
-          <w:b/>
-          <w:bCs/>
-        </w:rPr>
-        <w:t xml:space="preserve">▶ Run this</w:t>
-      </w:r>
-      <w:r>
-        <w:t xml:space="preserve"> </w:t>
-      </w:r>
-      <w:r>
-        <w:t xml:space="preserve">— put the least-grazed level first instead:</w:t>
-      </w:r>
-    </w:p>
-    <w:p>
-      <w:pPr>
-        <w:pStyle w:val="SourceCode"/>
-      </w:pPr>
-      <w:r>
-        <w:rPr>
-          <w:rStyle w:val="CommentTok"/>
-        </w:rPr>
-        <w:t xml:space="preserve"># ── Part 7.2 · Grazing as a factor ──────────────────────────────────────</w:t>
-      </w:r>
-      <w:r>
-        <w:br/>
-      </w:r>
-      <w:r>
-        <w:rPr>
-          <w:rStyle w:val="NormalTok"/>
-        </w:rPr>
-        <w:t xml:space="preserve">bird_df </w:t>
-      </w:r>
-      <w:r>
-        <w:rPr>
-          <w:rStyle w:val="OtherTok"/>
-        </w:rPr>
-        <w:t xml:space="preserve">&lt;-</w:t>
-      </w:r>
-      <w:r>
-        <w:rPr>
-          <w:rStyle w:val="NormalTok"/>
-        </w:rPr>
-        <w:t xml:space="preserve"> bird_df </w:t>
-      </w:r>
-      <w:r>
-        <w:rPr>
-          <w:rStyle w:val="SpecialCharTok"/>
-        </w:rPr>
-        <w:t xml:space="preserve">%&gt;%</w:t>
-      </w:r>
-      <w:r>
-        <w:br/>
-      </w:r>
-      <w:r>
-        <w:rPr>
-          <w:rStyle w:val="NormalTok"/>
-        </w:rPr>
-        <w:t xml:space="preserve">  </w:t>
-      </w:r>
-      <w:r>
-        <w:rPr>
-          <w:rStyle w:val="FunctionTok"/>
-        </w:rPr>
-        <w:t xml:space="preserve">mutate</w:t>
-      </w:r>
-      <w:r>
-        <w:rPr>
-          <w:rStyle w:val="NormalTok"/>
-        </w:rPr>
-        <w:t xml:space="preserve">(</w:t>
-      </w:r>
-      <w:r>
-        <w:rPr>
-          <w:rStyle w:val="AttributeTok"/>
-        </w:rPr>
-        <w:t xml:space="preserve">grazing_class =</w:t>
-      </w:r>
-      <w:r>
-        <w:rPr>
-          <w:rStyle w:val="NormalTok"/>
-        </w:rPr>
-        <w:t xml:space="preserve"> </w:t>
-      </w:r>
-      <w:r>
-        <w:rPr>
-          <w:rStyle w:val="FunctionTok"/>
-        </w:rPr>
-        <w:t xml:space="preserve">fct_relevel</w:t>
-      </w:r>
-      <w:r>
-        <w:rPr>
-          <w:rStyle w:val="NormalTok"/>
-        </w:rPr>
-        <w:t xml:space="preserve">(grazing_class,</w:t>
-      </w:r>
-      <w:r>
-        <w:br/>
-      </w:r>
-      <w:r>
-        <w:rPr>
-          <w:rStyle w:val="NormalTok"/>
-        </w:rPr>
-        <w:t xml:space="preserve">                                     </w:t>
-      </w:r>
-      <w:r>
-        <w:rPr>
-          <w:rStyle w:val="StringTok"/>
-        </w:rPr>
-        <w:t xml:space="preserve">"minimal"</w:t>
-      </w:r>
-      <w:r>
-        <w:rPr>
-          <w:rStyle w:val="NormalTok"/>
-        </w:rPr>
-        <w:t xml:space="preserve">, </w:t>
-      </w:r>
-      <w:r>
-        <w:rPr>
-          <w:rStyle w:val="StringTok"/>
-        </w:rPr>
-        <w:t xml:space="preserve">"light"</w:t>
-      </w:r>
-      <w:r>
-        <w:rPr>
-          <w:rStyle w:val="NormalTok"/>
-        </w:rPr>
-        <w:t xml:space="preserve">, </w:t>
-      </w:r>
-      <w:r>
-        <w:rPr>
-          <w:rStyle w:val="StringTok"/>
-        </w:rPr>
-        <w:t xml:space="preserve">"moderate"</w:t>
-      </w:r>
-      <w:r>
-        <w:rPr>
-          <w:rStyle w:val="NormalTok"/>
-        </w:rPr>
-        <w:t xml:space="preserve">,</w:t>
-      </w:r>
-      <w:r>
-        <w:br/>
-      </w:r>
-      <w:r>
-        <w:rPr>
-          <w:rStyle w:val="NormalTok"/>
-        </w:rPr>
-        <w:t xml:space="preserve">                                     </w:t>
-      </w:r>
-      <w:r>
-        <w:rPr>
-          <w:rStyle w:val="StringTok"/>
-        </w:rPr>
-        <w:t xml:space="preserve">"heavy"</w:t>
-      </w:r>
-      <w:r>
-        <w:rPr>
-          <w:rStyle w:val="NormalTok"/>
-        </w:rPr>
-        <w:t xml:space="preserve">, </w:t>
-      </w:r>
-      <w:r>
-        <w:rPr>
-          <w:rStyle w:val="StringTok"/>
-        </w:rPr>
-        <w:t xml:space="preserve">"intense"</w:t>
-      </w:r>
-      <w:r>
-        <w:rPr>
-          <w:rStyle w:val="NormalTok"/>
-        </w:rPr>
-        <w:t xml:space="preserve">))</w:t>
-      </w:r>
-      <w:r>
-        <w:br/>
-      </w:r>
-      <w:r>
-        <w:br/>
-      </w:r>
-      <w:r>
-        <w:rPr>
-          <w:rStyle w:val="FunctionTok"/>
-        </w:rPr>
-        <w:t xml:space="preserve">levels</w:t>
-      </w:r>
-      <w:r>
-        <w:rPr>
-          <w:rStyle w:val="NormalTok"/>
-        </w:rPr>
-        <w:t xml:space="preserve">(bird_df</w:t>
-      </w:r>
-      <w:r>
-        <w:rPr>
-          <w:rStyle w:val="SpecialCharTok"/>
-        </w:rPr>
-        <w:t xml:space="preserve">$</w:t>
-      </w:r>
-      <w:r>
-        <w:rPr>
-          <w:rStyle w:val="NormalTok"/>
-        </w:rPr>
-        <w:t xml:space="preserve">grazing_class)</w:t>
-      </w:r>
-      <w:r>
-        <w:br/>
-      </w:r>
-      <w:r>
-        <w:br/>
-      </w:r>
-      <w:r>
-        <w:rPr>
-          <w:rStyle w:val="NormalTok"/>
-        </w:rPr>
-        <w:t xml:space="preserve">grazing_model </w:t>
-      </w:r>
-      <w:r>
-        <w:rPr>
-          <w:rStyle w:val="OtherTok"/>
-        </w:rPr>
-        <w:t xml:space="preserve">&lt;-</w:t>
-      </w:r>
-      <w:r>
-        <w:rPr>
-          <w:rStyle w:val="NormalTok"/>
-        </w:rPr>
-        <w:t xml:space="preserve"> </w:t>
-      </w:r>
-      <w:r>
-        <w:rPr>
-          <w:rStyle w:val="FunctionTok"/>
-        </w:rPr>
-        <w:t xml:space="preserve">lm</w:t>
-      </w:r>
-      <w:r>
-        <w:rPr>
-          <w:rStyle w:val="NormalTok"/>
-        </w:rPr>
-        <w:t xml:space="preserve">(abundance </w:t>
-      </w:r>
-      <w:r>
-        <w:rPr>
-          <w:rStyle w:val="SpecialCharTok"/>
-        </w:rPr>
-        <w:t xml:space="preserve">~</w:t>
-      </w:r>
-      <w:r>
-        <w:rPr>
-          <w:rStyle w:val="NormalTok"/>
-        </w:rPr>
-        <w:t xml:space="preserve"> log_area </w:t>
-      </w:r>
-      <w:r>
-        <w:rPr>
-          <w:rStyle w:val="SpecialCharTok"/>
-        </w:rPr>
-        <w:t xml:space="preserve">+</w:t>
-      </w:r>
-      <w:r>
-        <w:rPr>
-          <w:rStyle w:val="NormalTok"/>
-        </w:rPr>
-        <w:t xml:space="preserve"> grazing_class, </w:t>
-      </w:r>
-      <w:r>
-        <w:rPr>
-          <w:rStyle w:val="AttributeTok"/>
-        </w:rPr>
-        <w:t xml:space="preserve">data =</w:t>
-      </w:r>
-      <w:r>
-        <w:rPr>
-          <w:rStyle w:val="NormalTok"/>
-        </w:rPr>
-        <w:t xml:space="preserve"> bird_df)</w:t>
-      </w:r>
-      <w:r>
-        <w:br/>
-      </w:r>
-      <w:r>
-        <w:br/>
-      </w:r>
-      <w:r>
-        <w:rPr>
-          <w:rStyle w:val="FunctionTok"/>
-        </w:rPr>
-        <w:t xml:space="preserve">summary</w:t>
-      </w:r>
-      <w:r>
-        <w:rPr>
-          <w:rStyle w:val="NormalTok"/>
-        </w:rPr>
-        <w:t xml:space="preserve">(grazing_model)</w:t>
-      </w:r>
-    </w:p>
-    <w:p>
-      <w:pPr>
-        <w:pStyle w:val="FirstParagraph"/>
-      </w:pPr>
-      <w:r>
-        <w:t xml:space="preserve">✏️</w:t>
-      </w:r>
-      <w:r>
-        <w:t xml:space="preserve"> </w:t>
-      </w:r>
-      <w:r>
-        <w:rPr>
-          <w:b/>
-          <w:bCs/>
-        </w:rPr>
-        <w:t xml:space="preserve">Your turn:</w:t>
-      </w:r>
-      <w:r>
-        <w:t xml:space="preserve"> </w:t>
-      </w:r>
-      <w:r>
-        <w:t xml:space="preserve">Write down the four grazing coefficients and their p-values.</w:t>
-      </w:r>
-    </w:p>
-    <w:p>
-      <w:pPr>
-        <w:pStyle w:val="SourceCode"/>
-      </w:pPr>
+        <w:t xml:space="preserve">Linearity: __________________________________________________</w:t>
+      </w:r>
+      <w:r>
+        <w:br/>
+      </w:r>
+      <w:r>
+        <w:br/>
+      </w:r>
       <w:r>
         <w:rPr>
           <w:rStyle w:val="VerbatimChar"/>
         </w:rPr>
-        <w:t xml:space="preserve">light:    __________  p = __________</w:t>
+        <w:t xml:space="preserve">Equal variance: _____________________________________________</w:t>
       </w:r>
       <w:r>
         <w:br/>
@@ -2632,7 +2170,7 @@
         <w:rPr>
           <w:rStyle w:val="VerbatimChar"/>
         </w:rPr>
-        <w:t xml:space="preserve">moderate: __________  p = __________</w:t>
+        <w:t xml:space="preserve">Normality (Shapiro p = ______): _____________________________</w:t>
       </w:r>
       <w:r>
         <w:br/>
@@ -2644,101 +2182,7 @@
         <w:rPr>
           <w:rStyle w:val="VerbatimChar"/>
         </w:rPr>
-        <w:t xml:space="preserve">heavy:    __________  p = __________</w:t>
-      </w:r>
-      <w:r>
-        <w:br/>
-      </w:r>
-      <w:r>
-        <w:br/>
-      </w:r>
-      <w:r>
-        <w:rPr>
-          <w:rStyle w:val="VerbatimChar"/>
-        </w:rPr>
-        <w:t xml:space="preserve">intense:  __________  p = __________</w:t>
-      </w:r>
-    </w:p>
-    <w:p>
-      <w:pPr>
-        <w:pStyle w:val="FirstParagraph"/>
-      </w:pPr>
-      <w:r>
-        <w:t xml:space="preserve">✏️</w:t>
-      </w:r>
-      <w:r>
-        <w:t xml:space="preserve"> </w:t>
-      </w:r>
-      <w:r>
-        <w:rPr>
-          <w:b/>
-          <w:bCs/>
-        </w:rPr>
-        <w:t xml:space="preserve">Your turn:</w:t>
-      </w:r>
-      <w:r>
-        <w:t xml:space="preserve"> </w:t>
-      </w:r>
-      <w:r>
-        <w:t xml:space="preserve">Compare the R² and F-statistic of the two models in 7.1 and 7.2. What changed, and what did not?</w:t>
-      </w:r>
-    </w:p>
-    <w:p>
-      <w:pPr>
-        <w:pStyle w:val="SourceCode"/>
-      </w:pPr>
-      <w:r>
-        <w:rPr>
-          <w:rStyle w:val="VerbatimChar"/>
-        </w:rPr>
-        <w:t xml:space="preserve">Changed: ____________________________________________________</w:t>
-      </w:r>
-      <w:r>
-        <w:br/>
-      </w:r>
-      <w:r>
-        <w:br/>
-      </w:r>
-      <w:r>
-        <w:rPr>
-          <w:rStyle w:val="VerbatimChar"/>
-        </w:rPr>
-        <w:t xml:space="preserve">Did not change: _____________________________________________</w:t>
-      </w:r>
-    </w:p>
-    <w:p>
-      <w:pPr>
-        <w:pStyle w:val="FirstParagraph"/>
-      </w:pPr>
-      <w:r>
-        <w:t xml:space="preserve">✏️</w:t>
-      </w:r>
-      <w:r>
-        <w:t xml:space="preserve"> </w:t>
-      </w:r>
-      <w:r>
-        <w:rPr>
-          <w:b/>
-          <w:bCs/>
-        </w:rPr>
-        <w:t xml:space="preserve">Your turn:</w:t>
-      </w:r>
-      <w:r>
-        <w:t xml:space="preserve"> </w:t>
-      </w:r>
-      <w:r>
-        <w:t xml:space="preserve">Fitting grazing as the number 1–5 gave one slope of about −2.9 birds per step. What does the factor version show that the number version hid?</w:t>
-      </w:r>
-    </w:p>
-    <w:p>
-      <w:pPr>
-        <w:pStyle w:val="SourceCode"/>
-      </w:pPr>
-      <w:r>
-        <w:rPr>
-          <w:rStyle w:val="VerbatimChar"/>
-        </w:rPr>
-        <w:t xml:space="preserve">____________________________________________________________</w:t>
+        <w:t xml:space="preserve">Influential points: _________________________________________</w:t>
       </w:r>
     </w:p>
     <w:p>
@@ -2749,672 +2193,702 @@
       </w:r>
     </w:p>
     <w:bookmarkEnd w:id="19"/>
-    <w:bookmarkStart w:id="20" w:name="part-8-the-figure-you-hand-in"/>
+    <w:bookmarkStart w:id="20" w:name="part-8-grazing-as-a-factor"/>
     <w:p>
       <w:pPr>
         <w:pStyle w:val="Heading1"/>
       </w:pPr>
       <w:r>
-        <w:t xml:space="preserve">Part 8 · The figure you hand in</w:t>
+        <w:t xml:space="preserve">Part 8 · Grazing as a factor</w:t>
       </w:r>
     </w:p>
     <w:p>
       <w:pPr>
         <w:pStyle w:val="FirstParagraph"/>
       </w:pPr>
+      <w:r>
+        <w:t xml:space="preserve">Grazing has been a number, 1 to 5, which forces every step to cost the same. Now let it be a</w:t>
+      </w:r>
+      <w:r>
+        <w:t xml:space="preserve"> </w:t>
+      </w:r>
       <w:r>
         <w:rPr>
           <w:b/>
           <w:bCs/>
         </w:rPr>
-        <w:t xml:space="preserve">▶ Run this:</w:t>
-      </w:r>
-    </w:p>
-    <w:p>
-      <w:pPr>
-        <w:pStyle w:val="SourceCode"/>
-      </w:pPr>
-      <w:r>
-        <w:rPr>
-          <w:rStyle w:val="CommentTok"/>
-        </w:rPr>
-        <w:t xml:space="preserve"># ── Part 8.1 · The figure you hand in ───────────────────────────────────</w:t>
-      </w:r>
-      <w:r>
-        <w:br/>
-      </w:r>
-      <w:r>
-        <w:rPr>
-          <w:rStyle w:val="NormalTok"/>
-        </w:rPr>
-        <w:t xml:space="preserve">final_plot </w:t>
-      </w:r>
-      <w:r>
-        <w:rPr>
-          <w:rStyle w:val="OtherTok"/>
-        </w:rPr>
-        <w:t xml:space="preserve">&lt;-</w:t>
-      </w:r>
-      <w:r>
-        <w:rPr>
-          <w:rStyle w:val="NormalTok"/>
-        </w:rPr>
-        <w:t xml:space="preserve"> </w:t>
-      </w:r>
-      <w:r>
-        <w:rPr>
-          <w:rStyle w:val="FunctionTok"/>
-        </w:rPr>
-        <w:t xml:space="preserve">ggplot</w:t>
-      </w:r>
-      <w:r>
-        <w:rPr>
-          <w:rStyle w:val="NormalTok"/>
-        </w:rPr>
-        <w:t xml:space="preserve">(bird_df, </w:t>
-      </w:r>
-      <w:r>
-        <w:rPr>
-          <w:rStyle w:val="FunctionTok"/>
-        </w:rPr>
-        <w:t xml:space="preserve">aes</w:t>
-      </w:r>
-      <w:r>
-        <w:rPr>
-          <w:rStyle w:val="NormalTok"/>
-        </w:rPr>
-        <w:t xml:space="preserve">(log_area, abundance,</w:t>
-      </w:r>
-      <w:r>
-        <w:br/>
-      </w:r>
-      <w:r>
-        <w:rPr>
-          <w:rStyle w:val="NormalTok"/>
-        </w:rPr>
-        <w:t xml:space="preserve">                                  </w:t>
-      </w:r>
-      <w:r>
-        <w:rPr>
-          <w:rStyle w:val="AttributeTok"/>
-        </w:rPr>
-        <w:t xml:space="preserve">colour =</w:t>
-      </w:r>
-      <w:r>
-        <w:rPr>
-          <w:rStyle w:val="NormalTok"/>
-        </w:rPr>
-        <w:t xml:space="preserve"> grazing_class)) </w:t>
-      </w:r>
-      <w:r>
-        <w:rPr>
-          <w:rStyle w:val="SpecialCharTok"/>
-        </w:rPr>
-        <w:t xml:space="preserve">+</w:t>
-      </w:r>
-      <w:r>
-        <w:br/>
-      </w:r>
-      <w:r>
-        <w:rPr>
-          <w:rStyle w:val="NormalTok"/>
-        </w:rPr>
-        <w:t xml:space="preserve">  </w:t>
-      </w:r>
-      <w:r>
-        <w:rPr>
-          <w:rStyle w:val="FunctionTok"/>
-        </w:rPr>
-        <w:t xml:space="preserve">geom_point</w:t>
-      </w:r>
-      <w:r>
-        <w:rPr>
-          <w:rStyle w:val="NormalTok"/>
-        </w:rPr>
-        <w:t xml:space="preserve">(</w:t>
-      </w:r>
-      <w:r>
-        <w:rPr>
-          <w:rStyle w:val="AttributeTok"/>
-        </w:rPr>
-        <w:t xml:space="preserve">size =</w:t>
-      </w:r>
-      <w:r>
-        <w:rPr>
-          <w:rStyle w:val="NormalTok"/>
-        </w:rPr>
-        <w:t xml:space="preserve"> </w:t>
-      </w:r>
-      <w:r>
-        <w:rPr>
-          <w:rStyle w:val="FloatTok"/>
-        </w:rPr>
-        <w:t xml:space="preserve">2.5</w:t>
-      </w:r>
-      <w:r>
-        <w:rPr>
-          <w:rStyle w:val="NormalTok"/>
-        </w:rPr>
-        <w:t xml:space="preserve">) </w:t>
-      </w:r>
-      <w:r>
-        <w:rPr>
-          <w:rStyle w:val="SpecialCharTok"/>
-        </w:rPr>
-        <w:t xml:space="preserve">+</w:t>
-      </w:r>
-      <w:r>
-        <w:br/>
-      </w:r>
-      <w:r>
-        <w:rPr>
-          <w:rStyle w:val="NormalTok"/>
-        </w:rPr>
-        <w:t xml:space="preserve">  </w:t>
-      </w:r>
-      <w:r>
-        <w:rPr>
-          <w:rStyle w:val="FunctionTok"/>
-        </w:rPr>
-        <w:t xml:space="preserve">geom_smooth</w:t>
-      </w:r>
-      <w:r>
-        <w:rPr>
-          <w:rStyle w:val="NormalTok"/>
-        </w:rPr>
-        <w:t xml:space="preserve">(</w:t>
-      </w:r>
-      <w:r>
-        <w:rPr>
-          <w:rStyle w:val="AttributeTok"/>
-        </w:rPr>
-        <w:t xml:space="preserve">method =</w:t>
-      </w:r>
-      <w:r>
-        <w:rPr>
-          <w:rStyle w:val="NormalTok"/>
-        </w:rPr>
-        <w:t xml:space="preserve"> </w:t>
-      </w:r>
-      <w:r>
-        <w:rPr>
-          <w:rStyle w:val="StringTok"/>
-        </w:rPr>
-        <w:t xml:space="preserve">"lm"</w:t>
-      </w:r>
-      <w:r>
-        <w:rPr>
-          <w:rStyle w:val="NormalTok"/>
-        </w:rPr>
-        <w:t xml:space="preserve">, </w:t>
-      </w:r>
-      <w:r>
-        <w:rPr>
-          <w:rStyle w:val="AttributeTok"/>
-        </w:rPr>
-        <w:t xml:space="preserve">se =</w:t>
-      </w:r>
-      <w:r>
-        <w:rPr>
-          <w:rStyle w:val="NormalTok"/>
-        </w:rPr>
-        <w:t xml:space="preserve"> </w:t>
-      </w:r>
-      <w:r>
-        <w:rPr>
-          <w:rStyle w:val="ConstantTok"/>
-        </w:rPr>
-        <w:t xml:space="preserve">FALSE</w:t>
-      </w:r>
-      <w:r>
-        <w:rPr>
-          <w:rStyle w:val="NormalTok"/>
-        </w:rPr>
-        <w:t xml:space="preserve">) </w:t>
-      </w:r>
-      <w:r>
-        <w:rPr>
-          <w:rStyle w:val="SpecialCharTok"/>
-        </w:rPr>
-        <w:t xml:space="preserve">+</w:t>
-      </w:r>
-      <w:r>
-        <w:br/>
-      </w:r>
-      <w:r>
-        <w:rPr>
-          <w:rStyle w:val="NormalTok"/>
-        </w:rPr>
-        <w:t xml:space="preserve">  </w:t>
-      </w:r>
-      <w:r>
-        <w:rPr>
-          <w:rStyle w:val="FunctionTok"/>
-        </w:rPr>
-        <w:t xml:space="preserve">labs</w:t>
-      </w:r>
-      <w:r>
-        <w:rPr>
-          <w:rStyle w:val="NormalTok"/>
-        </w:rPr>
-        <w:t xml:space="preserve">(</w:t>
-      </w:r>
-      <w:r>
-        <w:br/>
-      </w:r>
-      <w:r>
-        <w:rPr>
-          <w:rStyle w:val="NormalTok"/>
-        </w:rPr>
-        <w:t xml:space="preserve">    </w:t>
-      </w:r>
-      <w:r>
-        <w:rPr>
-          <w:rStyle w:val="AttributeTok"/>
-        </w:rPr>
-        <w:t xml:space="preserve">title =</w:t>
-      </w:r>
-      <w:r>
-        <w:rPr>
-          <w:rStyle w:val="NormalTok"/>
-        </w:rPr>
-        <w:t xml:space="preserve"> </w:t>
-      </w:r>
-      <w:r>
-        <w:rPr>
-          <w:rStyle w:val="StringTok"/>
-        </w:rPr>
-        <w:t xml:space="preserve">"Bird abundance rises with patch area and falls under intense grazing"</w:t>
-      </w:r>
-      <w:r>
-        <w:rPr>
-          <w:rStyle w:val="NormalTok"/>
-        </w:rPr>
-        <w:t xml:space="preserve">,</w:t>
-      </w:r>
-      <w:r>
-        <w:br/>
-      </w:r>
-      <w:r>
-        <w:rPr>
-          <w:rStyle w:val="NormalTok"/>
-        </w:rPr>
-        <w:t xml:space="preserve">    </w:t>
-      </w:r>
-      <w:r>
-        <w:rPr>
-          <w:rStyle w:val="AttributeTok"/>
-        </w:rPr>
-        <w:t xml:space="preserve">subtitle =</w:t>
-      </w:r>
-      <w:r>
-        <w:rPr>
-          <w:rStyle w:val="NormalTok"/>
-        </w:rPr>
-        <w:t xml:space="preserve"> </w:t>
-      </w:r>
-      <w:r>
-        <w:rPr>
-          <w:rStyle w:val="StringTok"/>
-        </w:rPr>
-        <w:t xml:space="preserve">"56 remnant forest patches, Victoria, Australia (Loyn 1987)"</w:t>
-      </w:r>
-      <w:r>
-        <w:rPr>
-          <w:rStyle w:val="NormalTok"/>
-        </w:rPr>
-        <w:t xml:space="preserve">,</w:t>
-      </w:r>
-      <w:r>
-        <w:br/>
-      </w:r>
-      <w:r>
-        <w:rPr>
-          <w:rStyle w:val="NormalTok"/>
-        </w:rPr>
-        <w:t xml:space="preserve">    </w:t>
-      </w:r>
-      <w:r>
-        <w:rPr>
-          <w:rStyle w:val="AttributeTok"/>
-        </w:rPr>
-        <w:t xml:space="preserve">x =</w:t>
-      </w:r>
-      <w:r>
-        <w:rPr>
-          <w:rStyle w:val="NormalTok"/>
-        </w:rPr>
-        <w:t xml:space="preserve"> </w:t>
-      </w:r>
-      <w:r>
-        <w:rPr>
-          <w:rStyle w:val="StringTok"/>
-        </w:rPr>
-        <w:t xml:space="preserve">"log10 patch area (ha)"</w:t>
-      </w:r>
-      <w:r>
-        <w:rPr>
-          <w:rStyle w:val="NormalTok"/>
-        </w:rPr>
-        <w:t xml:space="preserve">,</w:t>
-      </w:r>
-      <w:r>
-        <w:br/>
-      </w:r>
-      <w:r>
-        <w:rPr>
-          <w:rStyle w:val="NormalTok"/>
-        </w:rPr>
-        <w:t xml:space="preserve">    </w:t>
-      </w:r>
-      <w:r>
-        <w:rPr>
-          <w:rStyle w:val="AttributeTok"/>
-        </w:rPr>
-        <w:t xml:space="preserve">y =</w:t>
-      </w:r>
-      <w:r>
-        <w:rPr>
-          <w:rStyle w:val="NormalTok"/>
-        </w:rPr>
-        <w:t xml:space="preserve"> </w:t>
-      </w:r>
-      <w:r>
-        <w:rPr>
-          <w:rStyle w:val="StringTok"/>
-        </w:rPr>
-        <w:t xml:space="preserve">"Bird abundance"</w:t>
-      </w:r>
-      <w:r>
-        <w:rPr>
-          <w:rStyle w:val="NormalTok"/>
-        </w:rPr>
-        <w:t xml:space="preserve">,</w:t>
-      </w:r>
-      <w:r>
-        <w:br/>
-      </w:r>
-      <w:r>
-        <w:rPr>
-          <w:rStyle w:val="NormalTok"/>
-        </w:rPr>
-        <w:t xml:space="preserve">    </w:t>
-      </w:r>
-      <w:r>
-        <w:rPr>
-          <w:rStyle w:val="AttributeTok"/>
-        </w:rPr>
-        <w:t xml:space="preserve">colour =</w:t>
-      </w:r>
-      <w:r>
-        <w:rPr>
-          <w:rStyle w:val="NormalTok"/>
-        </w:rPr>
-        <w:t xml:space="preserve"> </w:t>
-      </w:r>
-      <w:r>
-        <w:rPr>
-          <w:rStyle w:val="StringTok"/>
-        </w:rPr>
-        <w:t xml:space="preserve">"Grazing"</w:t>
-      </w:r>
-      <w:r>
-        <w:br/>
-      </w:r>
-      <w:r>
-        <w:rPr>
-          <w:rStyle w:val="NormalTok"/>
-        </w:rPr>
-        <w:t xml:space="preserve">  ) </w:t>
-      </w:r>
-      <w:r>
-        <w:rPr>
-          <w:rStyle w:val="SpecialCharTok"/>
-        </w:rPr>
-        <w:t xml:space="preserve">+</w:t>
-      </w:r>
-      <w:r>
-        <w:br/>
-      </w:r>
-      <w:r>
-        <w:rPr>
-          <w:rStyle w:val="NormalTok"/>
-        </w:rPr>
-        <w:t xml:space="preserve">  </w:t>
-      </w:r>
-      <w:r>
-        <w:rPr>
-          <w:rStyle w:val="FunctionTok"/>
-        </w:rPr>
-        <w:t xml:space="preserve">theme_regular</w:t>
-      </w:r>
-      <w:r>
-        <w:rPr>
-          <w:rStyle w:val="NormalTok"/>
-        </w:rPr>
-        <w:t xml:space="preserve">(</w:t>
-      </w:r>
-      <w:r>
-        <w:rPr>
-          <w:rStyle w:val="AttributeTok"/>
-        </w:rPr>
-        <w:t xml:space="preserve">base_size =</w:t>
-      </w:r>
-      <w:r>
-        <w:rPr>
-          <w:rStyle w:val="NormalTok"/>
-        </w:rPr>
-        <w:t xml:space="preserve"> </w:t>
-      </w:r>
-      <w:r>
-        <w:rPr>
-          <w:rStyle w:val="DecValTok"/>
-        </w:rPr>
-        <w:t xml:space="preserve">12</w:t>
-      </w:r>
-      <w:r>
-        <w:rPr>
-          <w:rStyle w:val="NormalTok"/>
-        </w:rPr>
-        <w:t xml:space="preserve">)</w:t>
-      </w:r>
-      <w:r>
-        <w:br/>
-      </w:r>
-      <w:r>
-        <w:br/>
-      </w:r>
-      <w:r>
-        <w:rPr>
-          <w:rStyle w:val="NormalTok"/>
-        </w:rPr>
-        <w:t xml:space="preserve">final_plot</w:t>
-      </w:r>
-      <w:r>
-        <w:br/>
-      </w:r>
-      <w:r>
-        <w:br/>
-      </w:r>
-      <w:r>
-        <w:rPr>
-          <w:rStyle w:val="FunctionTok"/>
-        </w:rPr>
-        <w:t xml:space="preserve">ggsave</w:t>
-      </w:r>
-      <w:r>
-        <w:rPr>
-          <w:rStyle w:val="NormalTok"/>
-        </w:rPr>
-        <w:t xml:space="preserve">(</w:t>
-      </w:r>
-      <w:r>
-        <w:br/>
-      </w:r>
-      <w:r>
-        <w:rPr>
-          <w:rStyle w:val="NormalTok"/>
-        </w:rPr>
-        <w:t xml:space="preserve">  </w:t>
-      </w:r>
-      <w:r>
-        <w:rPr>
-          <w:rStyle w:val="StringTok"/>
-        </w:rPr>
-        <w:t xml:space="preserve">"figures/bird_regression.pdf"</w:t>
-      </w:r>
-      <w:r>
-        <w:rPr>
-          <w:rStyle w:val="NormalTok"/>
-        </w:rPr>
-        <w:t xml:space="preserve">,</w:t>
-      </w:r>
-      <w:r>
-        <w:br/>
-      </w:r>
-      <w:r>
-        <w:rPr>
-          <w:rStyle w:val="NormalTok"/>
-        </w:rPr>
-        <w:t xml:space="preserve">  </w:t>
-      </w:r>
-      <w:r>
-        <w:rPr>
-          <w:rStyle w:val="AttributeTok"/>
-        </w:rPr>
-        <w:t xml:space="preserve">plot   =</w:t>
-      </w:r>
-      <w:r>
-        <w:rPr>
-          <w:rStyle w:val="NormalTok"/>
-        </w:rPr>
-        <w:t xml:space="preserve"> final_plot,</w:t>
-      </w:r>
-      <w:r>
-        <w:br/>
-      </w:r>
-      <w:r>
-        <w:rPr>
-          <w:rStyle w:val="NormalTok"/>
-        </w:rPr>
-        <w:t xml:space="preserve">  </w:t>
-      </w:r>
-      <w:r>
-        <w:rPr>
-          <w:rStyle w:val="AttributeTok"/>
-        </w:rPr>
-        <w:t xml:space="preserve">width  =</w:t>
-      </w:r>
-      <w:r>
-        <w:rPr>
-          <w:rStyle w:val="NormalTok"/>
-        </w:rPr>
-        <w:t xml:space="preserve"> </w:t>
-      </w:r>
-      <w:r>
-        <w:rPr>
-          <w:rStyle w:val="DecValTok"/>
-        </w:rPr>
-        <w:t xml:space="preserve">7</w:t>
-      </w:r>
-      <w:r>
-        <w:rPr>
-          <w:rStyle w:val="NormalTok"/>
-        </w:rPr>
-        <w:t xml:space="preserve">,</w:t>
-      </w:r>
-      <w:r>
-        <w:br/>
-      </w:r>
-      <w:r>
-        <w:rPr>
-          <w:rStyle w:val="NormalTok"/>
-        </w:rPr>
-        <w:t xml:space="preserve">  </w:t>
-      </w:r>
-      <w:r>
-        <w:rPr>
-          <w:rStyle w:val="AttributeTok"/>
-        </w:rPr>
-        <w:t xml:space="preserve">height =</w:t>
-      </w:r>
-      <w:r>
-        <w:rPr>
-          <w:rStyle w:val="NormalTok"/>
-        </w:rPr>
-        <w:t xml:space="preserve"> </w:t>
-      </w:r>
-      <w:r>
-        <w:rPr>
-          <w:rStyle w:val="FloatTok"/>
-        </w:rPr>
-        <w:t xml:space="preserve">4.5</w:t>
-      </w:r>
-      <w:r>
-        <w:rPr>
-          <w:rStyle w:val="NormalTok"/>
-        </w:rPr>
-        <w:t xml:space="preserve">,</w:t>
-      </w:r>
-      <w:r>
-        <w:br/>
-      </w:r>
-      <w:r>
-        <w:rPr>
-          <w:rStyle w:val="NormalTok"/>
-        </w:rPr>
-        <w:t xml:space="preserve">  </w:t>
-      </w:r>
-      <w:r>
-        <w:rPr>
-          <w:rStyle w:val="AttributeTok"/>
-        </w:rPr>
-        <w:t xml:space="preserve">units  =</w:t>
-      </w:r>
-      <w:r>
-        <w:rPr>
-          <w:rStyle w:val="NormalTok"/>
-        </w:rPr>
-        <w:t xml:space="preserve"> </w:t>
-      </w:r>
-      <w:r>
-        <w:rPr>
-          <w:rStyle w:val="StringTok"/>
-        </w:rPr>
-        <w:t xml:space="preserve">"in"</w:t>
-      </w:r>
-      <w:r>
-        <w:br/>
-      </w:r>
-      <w:r>
-        <w:rPr>
-          <w:rStyle w:val="NormalTok"/>
-        </w:rPr>
-        <w:t xml:space="preserve">)</w:t>
-      </w:r>
-    </w:p>
-    <w:p>
-      <w:pPr>
-        <w:pStyle w:val="FirstParagraph"/>
-      </w:pPr>
-      <w:r>
-        <w:t xml:space="preserve">✏️</w:t>
-      </w:r>
-      <w:r>
-        <w:t xml:space="preserve"> </w:t>
-      </w:r>
+        <w:t xml:space="preserve">category</w:t>
+      </w:r>
+      <w:r>
+        <w:t xml:space="preserve"> </w:t>
+      </w:r>
+      <w:r>
+        <w:t xml:space="preserve">so each level is estimated separately.</w:t>
+      </w:r>
+    </w:p>
+    <w:p>
+      <w:pPr>
+        <w:pStyle w:val="BodyText"/>
+      </w:pPr>
       <w:r>
         <w:rPr>
           <w:b/>
           <w:bCs/>
         </w:rPr>
+        <w:t xml:space="preserve">▶ Run this</w:t>
+      </w:r>
+      <w:r>
+        <w:t xml:space="preserve"> </w:t>
+      </w:r>
+      <w:r>
+        <w:t xml:space="preserve">— make it a factor and look at the order R chose:</w:t>
+      </w:r>
+    </w:p>
+    <w:p>
+      <w:pPr>
+        <w:pStyle w:val="SourceCode"/>
+      </w:pPr>
+      <w:r>
+        <w:rPr>
+          <w:rStyle w:val="CommentTok"/>
+        </w:rPr>
+        <w:t xml:space="preserve"># ── Part 8.1 · Grazing as a factor ──────────────────────────────────────</w:t>
+      </w:r>
+      <w:r>
+        <w:br/>
+      </w:r>
+      <w:r>
+        <w:rPr>
+          <w:rStyle w:val="NormalTok"/>
+        </w:rPr>
+        <w:t xml:space="preserve">bird_df </w:t>
+      </w:r>
+      <w:r>
+        <w:rPr>
+          <w:rStyle w:val="OtherTok"/>
+        </w:rPr>
+        <w:t xml:space="preserve">&lt;-</w:t>
+      </w:r>
+      <w:r>
+        <w:rPr>
+          <w:rStyle w:val="NormalTok"/>
+        </w:rPr>
+        <w:t xml:space="preserve"> bird_df </w:t>
+      </w:r>
+      <w:r>
+        <w:rPr>
+          <w:rStyle w:val="SpecialCharTok"/>
+        </w:rPr>
+        <w:t xml:space="preserve">%&gt;%</w:t>
+      </w:r>
+      <w:r>
+        <w:br/>
+      </w:r>
+      <w:r>
+        <w:rPr>
+          <w:rStyle w:val="NormalTok"/>
+        </w:rPr>
+        <w:t xml:space="preserve">  </w:t>
+      </w:r>
+      <w:r>
+        <w:rPr>
+          <w:rStyle w:val="FunctionTok"/>
+        </w:rPr>
+        <w:t xml:space="preserve">mutate</w:t>
+      </w:r>
+      <w:r>
+        <w:rPr>
+          <w:rStyle w:val="NormalTok"/>
+        </w:rPr>
+        <w:t xml:space="preserve">(</w:t>
+      </w:r>
+      <w:r>
+        <w:rPr>
+          <w:rStyle w:val="AttributeTok"/>
+        </w:rPr>
+        <w:t xml:space="preserve">grazing_class =</w:t>
+      </w:r>
+      <w:r>
+        <w:rPr>
+          <w:rStyle w:val="NormalTok"/>
+        </w:rPr>
+        <w:t xml:space="preserve"> </w:t>
+      </w:r>
+      <w:r>
+        <w:rPr>
+          <w:rStyle w:val="FunctionTok"/>
+        </w:rPr>
+        <w:t xml:space="preserve">factor</w:t>
+      </w:r>
+      <w:r>
+        <w:rPr>
+          <w:rStyle w:val="NormalTok"/>
+        </w:rPr>
+        <w:t xml:space="preserve">(grazing_class))</w:t>
+      </w:r>
+      <w:r>
+        <w:br/>
+      </w:r>
+      <w:r>
+        <w:br/>
+      </w:r>
+      <w:r>
+        <w:rPr>
+          <w:rStyle w:val="FunctionTok"/>
+        </w:rPr>
+        <w:t xml:space="preserve">levels</w:t>
+      </w:r>
+      <w:r>
+        <w:rPr>
+          <w:rStyle w:val="NormalTok"/>
+        </w:rPr>
+        <w:t xml:space="preserve">(bird_df</w:t>
+      </w:r>
+      <w:r>
+        <w:rPr>
+          <w:rStyle w:val="SpecialCharTok"/>
+        </w:rPr>
+        <w:t xml:space="preserve">$</w:t>
+      </w:r>
+      <w:r>
+        <w:rPr>
+          <w:rStyle w:val="NormalTok"/>
+        </w:rPr>
+        <w:t xml:space="preserve">grazing_class)</w:t>
+      </w:r>
+      <w:r>
+        <w:br/>
+      </w:r>
+      <w:r>
+        <w:br/>
+      </w:r>
+      <w:r>
+        <w:rPr>
+          <w:rStyle w:val="FunctionTok"/>
+        </w:rPr>
+        <w:t xml:space="preserve">summary</w:t>
+      </w:r>
+      <w:r>
+        <w:rPr>
+          <w:rStyle w:val="NormalTok"/>
+        </w:rPr>
+        <w:t xml:space="preserve">(</w:t>
+      </w:r>
+      <w:r>
+        <w:rPr>
+          <w:rStyle w:val="FunctionTok"/>
+        </w:rPr>
+        <w:t xml:space="preserve">lm</w:t>
+      </w:r>
+      <w:r>
+        <w:rPr>
+          <w:rStyle w:val="NormalTok"/>
+        </w:rPr>
+        <w:t xml:space="preserve">(abundance </w:t>
+      </w:r>
+      <w:r>
+        <w:rPr>
+          <w:rStyle w:val="SpecialCharTok"/>
+        </w:rPr>
+        <w:t xml:space="preserve">~</w:t>
+      </w:r>
+      <w:r>
+        <w:rPr>
+          <w:rStyle w:val="NormalTok"/>
+        </w:rPr>
+        <w:t xml:space="preserve"> log_area </w:t>
+      </w:r>
+      <w:r>
+        <w:rPr>
+          <w:rStyle w:val="SpecialCharTok"/>
+        </w:rPr>
+        <w:t xml:space="preserve">+</w:t>
+      </w:r>
+      <w:r>
+        <w:rPr>
+          <w:rStyle w:val="NormalTok"/>
+        </w:rPr>
+        <w:t xml:space="preserve"> grazing_class, </w:t>
+      </w:r>
+      <w:r>
+        <w:rPr>
+          <w:rStyle w:val="AttributeTok"/>
+        </w:rPr>
+        <w:t xml:space="preserve">data =</w:t>
+      </w:r>
+      <w:r>
+        <w:rPr>
+          <w:rStyle w:val="NormalTok"/>
+        </w:rPr>
+        <w:t xml:space="preserve"> bird_df))</w:t>
+      </w:r>
+    </w:p>
+    <w:p>
+      <w:pPr>
+        <w:pStyle w:val="FirstParagraph"/>
+      </w:pPr>
+      <w:r>
+        <w:t xml:space="preserve">✏️</w:t>
+      </w:r>
+      <w:r>
+        <w:t xml:space="preserve"> </w:t>
+      </w:r>
+      <w:r>
+        <w:rPr>
+          <w:b/>
+          <w:bCs/>
+        </w:rPr>
         <w:t xml:space="preserve">Your turn:</w:t>
       </w:r>
       <w:r>
         <w:t xml:space="preserve"> </w:t>
       </w:r>
       <w:r>
-        <w:t xml:space="preserve">Open the PDF and check the legend order runs minimal → intense, not alphabetically.</w:t>
+        <w:t xml:space="preserve">Which level is R using as the reference, and why did it pick that one?</w:t>
+      </w:r>
+    </w:p>
+    <w:p>
+      <w:pPr>
+        <w:pStyle w:val="SourceCode"/>
+      </w:pPr>
+      <w:r>
+        <w:rPr>
+          <w:rStyle w:val="VerbatimChar"/>
+        </w:rPr>
+        <w:t xml:space="preserve">Reference level: __________   Why: _________________________</w:t>
+      </w:r>
+    </w:p>
+    <w:p>
+      <w:pPr>
+        <w:pStyle w:val="FirstParagraph"/>
+      </w:pPr>
+      <w:r>
+        <w:rPr>
+          <w:b/>
+          <w:bCs/>
+        </w:rPr>
+        <w:t xml:space="preserve">▶ Run this</w:t>
+      </w:r>
+      <w:r>
+        <w:t xml:space="preserve"> </w:t>
+      </w:r>
+      <w:r>
+        <w:t xml:space="preserve">— put the least-grazed level first instead:</w:t>
+      </w:r>
+    </w:p>
+    <w:p>
+      <w:pPr>
+        <w:pStyle w:val="SourceCode"/>
+      </w:pPr>
+      <w:r>
+        <w:rPr>
+          <w:rStyle w:val="CommentTok"/>
+        </w:rPr>
+        <w:t xml:space="preserve"># ── Part 8.2 · Grazing as a factor ──────────────────────────────────────</w:t>
+      </w:r>
+      <w:r>
+        <w:br/>
+      </w:r>
+      <w:r>
+        <w:rPr>
+          <w:rStyle w:val="NormalTok"/>
+        </w:rPr>
+        <w:t xml:space="preserve">bird_df </w:t>
+      </w:r>
+      <w:r>
+        <w:rPr>
+          <w:rStyle w:val="OtherTok"/>
+        </w:rPr>
+        <w:t xml:space="preserve">&lt;-</w:t>
+      </w:r>
+      <w:r>
+        <w:rPr>
+          <w:rStyle w:val="NormalTok"/>
+        </w:rPr>
+        <w:t xml:space="preserve"> bird_df </w:t>
+      </w:r>
+      <w:r>
+        <w:rPr>
+          <w:rStyle w:val="SpecialCharTok"/>
+        </w:rPr>
+        <w:t xml:space="preserve">%&gt;%</w:t>
+      </w:r>
+      <w:r>
+        <w:br/>
+      </w:r>
+      <w:r>
+        <w:rPr>
+          <w:rStyle w:val="NormalTok"/>
+        </w:rPr>
+        <w:t xml:space="preserve">  </w:t>
+      </w:r>
+      <w:r>
+        <w:rPr>
+          <w:rStyle w:val="FunctionTok"/>
+        </w:rPr>
+        <w:t xml:space="preserve">mutate</w:t>
+      </w:r>
+      <w:r>
+        <w:rPr>
+          <w:rStyle w:val="NormalTok"/>
+        </w:rPr>
+        <w:t xml:space="preserve">(</w:t>
+      </w:r>
+      <w:r>
+        <w:rPr>
+          <w:rStyle w:val="AttributeTok"/>
+        </w:rPr>
+        <w:t xml:space="preserve">grazing_class =</w:t>
+      </w:r>
+      <w:r>
+        <w:rPr>
+          <w:rStyle w:val="NormalTok"/>
+        </w:rPr>
+        <w:t xml:space="preserve"> </w:t>
+      </w:r>
+      <w:r>
+        <w:rPr>
+          <w:rStyle w:val="FunctionTok"/>
+        </w:rPr>
+        <w:t xml:space="preserve">fct_relevel</w:t>
+      </w:r>
+      <w:r>
+        <w:rPr>
+          <w:rStyle w:val="NormalTok"/>
+        </w:rPr>
+        <w:t xml:space="preserve">(grazing_class,</w:t>
+      </w:r>
+      <w:r>
+        <w:br/>
+      </w:r>
+      <w:r>
+        <w:rPr>
+          <w:rStyle w:val="NormalTok"/>
+        </w:rPr>
+        <w:t xml:space="preserve">                                     </w:t>
+      </w:r>
+      <w:r>
+        <w:rPr>
+          <w:rStyle w:val="StringTok"/>
+        </w:rPr>
+        <w:t xml:space="preserve">"minimal"</w:t>
+      </w:r>
+      <w:r>
+        <w:rPr>
+          <w:rStyle w:val="NormalTok"/>
+        </w:rPr>
+        <w:t xml:space="preserve">, </w:t>
+      </w:r>
+      <w:r>
+        <w:rPr>
+          <w:rStyle w:val="StringTok"/>
+        </w:rPr>
+        <w:t xml:space="preserve">"light"</w:t>
+      </w:r>
+      <w:r>
+        <w:rPr>
+          <w:rStyle w:val="NormalTok"/>
+        </w:rPr>
+        <w:t xml:space="preserve">, </w:t>
+      </w:r>
+      <w:r>
+        <w:rPr>
+          <w:rStyle w:val="StringTok"/>
+        </w:rPr>
+        <w:t xml:space="preserve">"moderate"</w:t>
+      </w:r>
+      <w:r>
+        <w:rPr>
+          <w:rStyle w:val="NormalTok"/>
+        </w:rPr>
+        <w:t xml:space="preserve">,</w:t>
+      </w:r>
+      <w:r>
+        <w:br/>
+      </w:r>
+      <w:r>
+        <w:rPr>
+          <w:rStyle w:val="NormalTok"/>
+        </w:rPr>
+        <w:t xml:space="preserve">                                     </w:t>
+      </w:r>
+      <w:r>
+        <w:rPr>
+          <w:rStyle w:val="StringTok"/>
+        </w:rPr>
+        <w:t xml:space="preserve">"heavy"</w:t>
+      </w:r>
+      <w:r>
+        <w:rPr>
+          <w:rStyle w:val="NormalTok"/>
+        </w:rPr>
+        <w:t xml:space="preserve">, </w:t>
+      </w:r>
+      <w:r>
+        <w:rPr>
+          <w:rStyle w:val="StringTok"/>
+        </w:rPr>
+        <w:t xml:space="preserve">"intense"</w:t>
+      </w:r>
+      <w:r>
+        <w:rPr>
+          <w:rStyle w:val="NormalTok"/>
+        </w:rPr>
+        <w:t xml:space="preserve">))</w:t>
+      </w:r>
+      <w:r>
+        <w:br/>
+      </w:r>
+      <w:r>
+        <w:br/>
+      </w:r>
+      <w:r>
+        <w:rPr>
+          <w:rStyle w:val="FunctionTok"/>
+        </w:rPr>
+        <w:t xml:space="preserve">levels</w:t>
+      </w:r>
+      <w:r>
+        <w:rPr>
+          <w:rStyle w:val="NormalTok"/>
+        </w:rPr>
+        <w:t xml:space="preserve">(bird_df</w:t>
+      </w:r>
+      <w:r>
+        <w:rPr>
+          <w:rStyle w:val="SpecialCharTok"/>
+        </w:rPr>
+        <w:t xml:space="preserve">$</w:t>
+      </w:r>
+      <w:r>
+        <w:rPr>
+          <w:rStyle w:val="NormalTok"/>
+        </w:rPr>
+        <w:t xml:space="preserve">grazing_class)</w:t>
+      </w:r>
+      <w:r>
+        <w:br/>
+      </w:r>
+      <w:r>
+        <w:br/>
+      </w:r>
+      <w:r>
+        <w:rPr>
+          <w:rStyle w:val="NormalTok"/>
+        </w:rPr>
+        <w:t xml:space="preserve">grazing_model </w:t>
+      </w:r>
+      <w:r>
+        <w:rPr>
+          <w:rStyle w:val="OtherTok"/>
+        </w:rPr>
+        <w:t xml:space="preserve">&lt;-</w:t>
+      </w:r>
+      <w:r>
+        <w:rPr>
+          <w:rStyle w:val="NormalTok"/>
+        </w:rPr>
+        <w:t xml:space="preserve"> </w:t>
+      </w:r>
+      <w:r>
+        <w:rPr>
+          <w:rStyle w:val="FunctionTok"/>
+        </w:rPr>
+        <w:t xml:space="preserve">lm</w:t>
+      </w:r>
+      <w:r>
+        <w:rPr>
+          <w:rStyle w:val="NormalTok"/>
+        </w:rPr>
+        <w:t xml:space="preserve">(abundance </w:t>
+      </w:r>
+      <w:r>
+        <w:rPr>
+          <w:rStyle w:val="SpecialCharTok"/>
+        </w:rPr>
+        <w:t xml:space="preserve">~</w:t>
+      </w:r>
+      <w:r>
+        <w:rPr>
+          <w:rStyle w:val="NormalTok"/>
+        </w:rPr>
+        <w:t xml:space="preserve"> log_area </w:t>
+      </w:r>
+      <w:r>
+        <w:rPr>
+          <w:rStyle w:val="SpecialCharTok"/>
+        </w:rPr>
+        <w:t xml:space="preserve">+</w:t>
+      </w:r>
+      <w:r>
+        <w:rPr>
+          <w:rStyle w:val="NormalTok"/>
+        </w:rPr>
+        <w:t xml:space="preserve"> grazing_class, </w:t>
+      </w:r>
+      <w:r>
+        <w:rPr>
+          <w:rStyle w:val="AttributeTok"/>
+        </w:rPr>
+        <w:t xml:space="preserve">data =</w:t>
+      </w:r>
+      <w:r>
+        <w:rPr>
+          <w:rStyle w:val="NormalTok"/>
+        </w:rPr>
+        <w:t xml:space="preserve"> bird_df)</w:t>
+      </w:r>
+      <w:r>
+        <w:br/>
+      </w:r>
+      <w:r>
+        <w:br/>
+      </w:r>
+      <w:r>
+        <w:rPr>
+          <w:rStyle w:val="FunctionTok"/>
+        </w:rPr>
+        <w:t xml:space="preserve">summary</w:t>
+      </w:r>
+      <w:r>
+        <w:rPr>
+          <w:rStyle w:val="NormalTok"/>
+        </w:rPr>
+        <w:t xml:space="preserve">(grazing_model)</w:t>
+      </w:r>
+    </w:p>
+    <w:p>
+      <w:pPr>
+        <w:pStyle w:val="FirstParagraph"/>
+      </w:pPr>
+      <w:r>
+        <w:t xml:space="preserve">✏️</w:t>
+      </w:r>
+      <w:r>
+        <w:t xml:space="preserve"> </w:t>
+      </w:r>
+      <w:r>
+        <w:rPr>
+          <w:b/>
+          <w:bCs/>
+        </w:rPr>
+        <w:t xml:space="preserve">Your turn:</w:t>
+      </w:r>
+      <w:r>
+        <w:t xml:space="preserve"> </w:t>
+      </w:r>
+      <w:r>
+        <w:t xml:space="preserve">Write down the four grazing coefficients and their p-values.</w:t>
+      </w:r>
+    </w:p>
+    <w:p>
+      <w:pPr>
+        <w:pStyle w:val="SourceCode"/>
+      </w:pPr>
+      <w:r>
+        <w:rPr>
+          <w:rStyle w:val="VerbatimChar"/>
+        </w:rPr>
+        <w:t xml:space="preserve">light:    __________  p = __________</w:t>
+      </w:r>
+      <w:r>
+        <w:br/>
+      </w:r>
+      <w:r>
+        <w:br/>
+      </w:r>
+      <w:r>
+        <w:rPr>
+          <w:rStyle w:val="VerbatimChar"/>
+        </w:rPr>
+        <w:t xml:space="preserve">moderate: __________  p = __________</w:t>
+      </w:r>
+      <w:r>
+        <w:br/>
+      </w:r>
+      <w:r>
+        <w:br/>
+      </w:r>
+      <w:r>
+        <w:rPr>
+          <w:rStyle w:val="VerbatimChar"/>
+        </w:rPr>
+        <w:t xml:space="preserve">heavy:    __________  p = __________</w:t>
+      </w:r>
+      <w:r>
+        <w:br/>
+      </w:r>
+      <w:r>
+        <w:br/>
+      </w:r>
+      <w:r>
+        <w:rPr>
+          <w:rStyle w:val="VerbatimChar"/>
+        </w:rPr>
+        <w:t xml:space="preserve">intense:  __________  p = __________</w:t>
+      </w:r>
+    </w:p>
+    <w:p>
+      <w:pPr>
+        <w:pStyle w:val="FirstParagraph"/>
+      </w:pPr>
+      <w:r>
+        <w:t xml:space="preserve">✏️</w:t>
+      </w:r>
+      <w:r>
+        <w:t xml:space="preserve"> </w:t>
+      </w:r>
+      <w:r>
+        <w:rPr>
+          <w:b/>
+          <w:bCs/>
+        </w:rPr>
+        <w:t xml:space="preserve">Your turn:</w:t>
+      </w:r>
+      <w:r>
+        <w:t xml:space="preserve"> </w:t>
+      </w:r>
+      <w:r>
+        <w:t xml:space="preserve">The R² and F-statistic are identical in 8.1 and 8.2 — only the coefficients moved. Given that, what did fitting grazing as the</w:t>
+      </w:r>
+      <w:r>
+        <w:t xml:space="preserve"> </w:t>
+      </w:r>
+      <w:r>
+        <w:rPr>
+          <w:i/>
+          <w:iCs/>
+        </w:rPr>
+        <w:t xml:space="preserve">number</w:t>
+      </w:r>
+      <w:r>
+        <w:t xml:space="preserve"> </w:t>
+      </w:r>
+      <w:r>
+        <w:t xml:space="preserve">1–5 (one slope of about −2.9 birds per step, back in Part 3) hide from you?</w:t>
+      </w:r>
+    </w:p>
+    <w:p>
+      <w:pPr>
+        <w:pStyle w:val="SourceCode"/>
+      </w:pPr>
+      <w:r>
+        <w:rPr>
+          <w:rStyle w:val="VerbatimChar"/>
+        </w:rPr>
+        <w:t xml:space="preserve">____________________________________________________________</w:t>
+      </w:r>
+      <w:r>
+        <w:br/>
+      </w:r>
+      <w:r>
+        <w:br/>
+      </w:r>
+      <w:r>
+        <w:rPr>
+          <w:rStyle w:val="VerbatimChar"/>
+        </w:rPr>
+        <w:t xml:space="preserve">____________________________________________________________</w:t>
       </w:r>
     </w:p>
     <w:p>
@@ -3425,7 +2899,683 @@
       </w:r>
     </w:p>
     <w:bookmarkEnd w:id="20"/>
-    <w:bookmarkStart w:id="24" w:name="review-and-checkpoint"/>
+    <w:bookmarkStart w:id="21" w:name="part-9-the-figure-you-hand-in"/>
+    <w:p>
+      <w:pPr>
+        <w:pStyle w:val="Heading1"/>
+      </w:pPr>
+      <w:r>
+        <w:t xml:space="preserve">Part 9 · The figure you hand in</w:t>
+      </w:r>
+    </w:p>
+    <w:p>
+      <w:pPr>
+        <w:pStyle w:val="FirstParagraph"/>
+      </w:pPr>
+      <w:r>
+        <w:rPr>
+          <w:b/>
+          <w:bCs/>
+        </w:rPr>
+        <w:t xml:space="preserve">▶ Run this:</w:t>
+      </w:r>
+    </w:p>
+    <w:p>
+      <w:pPr>
+        <w:pStyle w:val="SourceCode"/>
+      </w:pPr>
+      <w:r>
+        <w:rPr>
+          <w:rStyle w:val="CommentTok"/>
+        </w:rPr>
+        <w:t xml:space="preserve"># ── Part 9.1 · The figure you hand in ───────────────────────────────────</w:t>
+      </w:r>
+      <w:r>
+        <w:br/>
+      </w:r>
+      <w:r>
+        <w:rPr>
+          <w:rStyle w:val="NormalTok"/>
+        </w:rPr>
+        <w:t xml:space="preserve">final_plot </w:t>
+      </w:r>
+      <w:r>
+        <w:rPr>
+          <w:rStyle w:val="OtherTok"/>
+        </w:rPr>
+        <w:t xml:space="preserve">&lt;-</w:t>
+      </w:r>
+      <w:r>
+        <w:rPr>
+          <w:rStyle w:val="NormalTok"/>
+        </w:rPr>
+        <w:t xml:space="preserve"> </w:t>
+      </w:r>
+      <w:r>
+        <w:rPr>
+          <w:rStyle w:val="FunctionTok"/>
+        </w:rPr>
+        <w:t xml:space="preserve">ggplot</w:t>
+      </w:r>
+      <w:r>
+        <w:rPr>
+          <w:rStyle w:val="NormalTok"/>
+        </w:rPr>
+        <w:t xml:space="preserve">(bird_df, </w:t>
+      </w:r>
+      <w:r>
+        <w:rPr>
+          <w:rStyle w:val="FunctionTok"/>
+        </w:rPr>
+        <w:t xml:space="preserve">aes</w:t>
+      </w:r>
+      <w:r>
+        <w:rPr>
+          <w:rStyle w:val="NormalTok"/>
+        </w:rPr>
+        <w:t xml:space="preserve">(log_area, abundance,</w:t>
+      </w:r>
+      <w:r>
+        <w:br/>
+      </w:r>
+      <w:r>
+        <w:rPr>
+          <w:rStyle w:val="NormalTok"/>
+        </w:rPr>
+        <w:t xml:space="preserve">                                  </w:t>
+      </w:r>
+      <w:r>
+        <w:rPr>
+          <w:rStyle w:val="AttributeTok"/>
+        </w:rPr>
+        <w:t xml:space="preserve">colour =</w:t>
+      </w:r>
+      <w:r>
+        <w:rPr>
+          <w:rStyle w:val="NormalTok"/>
+        </w:rPr>
+        <w:t xml:space="preserve"> grazing_class)) </w:t>
+      </w:r>
+      <w:r>
+        <w:rPr>
+          <w:rStyle w:val="SpecialCharTok"/>
+        </w:rPr>
+        <w:t xml:space="preserve">+</w:t>
+      </w:r>
+      <w:r>
+        <w:br/>
+      </w:r>
+      <w:r>
+        <w:rPr>
+          <w:rStyle w:val="NormalTok"/>
+        </w:rPr>
+        <w:t xml:space="preserve">  </w:t>
+      </w:r>
+      <w:r>
+        <w:rPr>
+          <w:rStyle w:val="FunctionTok"/>
+        </w:rPr>
+        <w:t xml:space="preserve">geom_point</w:t>
+      </w:r>
+      <w:r>
+        <w:rPr>
+          <w:rStyle w:val="NormalTok"/>
+        </w:rPr>
+        <w:t xml:space="preserve">(</w:t>
+      </w:r>
+      <w:r>
+        <w:rPr>
+          <w:rStyle w:val="AttributeTok"/>
+        </w:rPr>
+        <w:t xml:space="preserve">size =</w:t>
+      </w:r>
+      <w:r>
+        <w:rPr>
+          <w:rStyle w:val="NormalTok"/>
+        </w:rPr>
+        <w:t xml:space="preserve"> </w:t>
+      </w:r>
+      <w:r>
+        <w:rPr>
+          <w:rStyle w:val="FloatTok"/>
+        </w:rPr>
+        <w:t xml:space="preserve">2.5</w:t>
+      </w:r>
+      <w:r>
+        <w:rPr>
+          <w:rStyle w:val="NormalTok"/>
+        </w:rPr>
+        <w:t xml:space="preserve">) </w:t>
+      </w:r>
+      <w:r>
+        <w:rPr>
+          <w:rStyle w:val="SpecialCharTok"/>
+        </w:rPr>
+        <w:t xml:space="preserve">+</w:t>
+      </w:r>
+      <w:r>
+        <w:br/>
+      </w:r>
+      <w:r>
+        <w:rPr>
+          <w:rStyle w:val="NormalTok"/>
+        </w:rPr>
+        <w:t xml:space="preserve">  </w:t>
+      </w:r>
+      <w:r>
+        <w:rPr>
+          <w:rStyle w:val="FunctionTok"/>
+        </w:rPr>
+        <w:t xml:space="preserve">geom_smooth</w:t>
+      </w:r>
+      <w:r>
+        <w:rPr>
+          <w:rStyle w:val="NormalTok"/>
+        </w:rPr>
+        <w:t xml:space="preserve">(</w:t>
+      </w:r>
+      <w:r>
+        <w:rPr>
+          <w:rStyle w:val="AttributeTok"/>
+        </w:rPr>
+        <w:t xml:space="preserve">method =</w:t>
+      </w:r>
+      <w:r>
+        <w:rPr>
+          <w:rStyle w:val="NormalTok"/>
+        </w:rPr>
+        <w:t xml:space="preserve"> </w:t>
+      </w:r>
+      <w:r>
+        <w:rPr>
+          <w:rStyle w:val="StringTok"/>
+        </w:rPr>
+        <w:t xml:space="preserve">"lm"</w:t>
+      </w:r>
+      <w:r>
+        <w:rPr>
+          <w:rStyle w:val="NormalTok"/>
+        </w:rPr>
+        <w:t xml:space="preserve">, </w:t>
+      </w:r>
+      <w:r>
+        <w:rPr>
+          <w:rStyle w:val="AttributeTok"/>
+        </w:rPr>
+        <w:t xml:space="preserve">se =</w:t>
+      </w:r>
+      <w:r>
+        <w:rPr>
+          <w:rStyle w:val="NormalTok"/>
+        </w:rPr>
+        <w:t xml:space="preserve"> </w:t>
+      </w:r>
+      <w:r>
+        <w:rPr>
+          <w:rStyle w:val="ConstantTok"/>
+        </w:rPr>
+        <w:t xml:space="preserve">FALSE</w:t>
+      </w:r>
+      <w:r>
+        <w:rPr>
+          <w:rStyle w:val="NormalTok"/>
+        </w:rPr>
+        <w:t xml:space="preserve">) </w:t>
+      </w:r>
+      <w:r>
+        <w:rPr>
+          <w:rStyle w:val="SpecialCharTok"/>
+        </w:rPr>
+        <w:t xml:space="preserve">+</w:t>
+      </w:r>
+      <w:r>
+        <w:br/>
+      </w:r>
+      <w:r>
+        <w:rPr>
+          <w:rStyle w:val="NormalTok"/>
+        </w:rPr>
+        <w:t xml:space="preserve">  </w:t>
+      </w:r>
+      <w:r>
+        <w:rPr>
+          <w:rStyle w:val="FunctionTok"/>
+        </w:rPr>
+        <w:t xml:space="preserve">labs</w:t>
+      </w:r>
+      <w:r>
+        <w:rPr>
+          <w:rStyle w:val="NormalTok"/>
+        </w:rPr>
+        <w:t xml:space="preserve">(</w:t>
+      </w:r>
+      <w:r>
+        <w:br/>
+      </w:r>
+      <w:r>
+        <w:rPr>
+          <w:rStyle w:val="NormalTok"/>
+        </w:rPr>
+        <w:t xml:space="preserve">    </w:t>
+      </w:r>
+      <w:r>
+        <w:rPr>
+          <w:rStyle w:val="AttributeTok"/>
+        </w:rPr>
+        <w:t xml:space="preserve">title =</w:t>
+      </w:r>
+      <w:r>
+        <w:rPr>
+          <w:rStyle w:val="NormalTok"/>
+        </w:rPr>
+        <w:t xml:space="preserve"> </w:t>
+      </w:r>
+      <w:r>
+        <w:rPr>
+          <w:rStyle w:val="StringTok"/>
+        </w:rPr>
+        <w:t xml:space="preserve">"Bird abundance rises with patch area and falls under intense grazing"</w:t>
+      </w:r>
+      <w:r>
+        <w:rPr>
+          <w:rStyle w:val="NormalTok"/>
+        </w:rPr>
+        <w:t xml:space="preserve">,</w:t>
+      </w:r>
+      <w:r>
+        <w:br/>
+      </w:r>
+      <w:r>
+        <w:rPr>
+          <w:rStyle w:val="NormalTok"/>
+        </w:rPr>
+        <w:t xml:space="preserve">    </w:t>
+      </w:r>
+      <w:r>
+        <w:rPr>
+          <w:rStyle w:val="AttributeTok"/>
+        </w:rPr>
+        <w:t xml:space="preserve">subtitle =</w:t>
+      </w:r>
+      <w:r>
+        <w:rPr>
+          <w:rStyle w:val="NormalTok"/>
+        </w:rPr>
+        <w:t xml:space="preserve"> </w:t>
+      </w:r>
+      <w:r>
+        <w:rPr>
+          <w:rStyle w:val="StringTok"/>
+        </w:rPr>
+        <w:t xml:space="preserve">"56 remnant forest patches, Victoria, Australia (Loyn 1987)"</w:t>
+      </w:r>
+      <w:r>
+        <w:rPr>
+          <w:rStyle w:val="NormalTok"/>
+        </w:rPr>
+        <w:t xml:space="preserve">,</w:t>
+      </w:r>
+      <w:r>
+        <w:br/>
+      </w:r>
+      <w:r>
+        <w:rPr>
+          <w:rStyle w:val="NormalTok"/>
+        </w:rPr>
+        <w:t xml:space="preserve">    </w:t>
+      </w:r>
+      <w:r>
+        <w:rPr>
+          <w:rStyle w:val="AttributeTok"/>
+        </w:rPr>
+        <w:t xml:space="preserve">x =</w:t>
+      </w:r>
+      <w:r>
+        <w:rPr>
+          <w:rStyle w:val="NormalTok"/>
+        </w:rPr>
+        <w:t xml:space="preserve"> </w:t>
+      </w:r>
+      <w:r>
+        <w:rPr>
+          <w:rStyle w:val="StringTok"/>
+        </w:rPr>
+        <w:t xml:space="preserve">"log10 patch area (ha)"</w:t>
+      </w:r>
+      <w:r>
+        <w:rPr>
+          <w:rStyle w:val="NormalTok"/>
+        </w:rPr>
+        <w:t xml:space="preserve">,</w:t>
+      </w:r>
+      <w:r>
+        <w:br/>
+      </w:r>
+      <w:r>
+        <w:rPr>
+          <w:rStyle w:val="NormalTok"/>
+        </w:rPr>
+        <w:t xml:space="preserve">    </w:t>
+      </w:r>
+      <w:r>
+        <w:rPr>
+          <w:rStyle w:val="AttributeTok"/>
+        </w:rPr>
+        <w:t xml:space="preserve">y =</w:t>
+      </w:r>
+      <w:r>
+        <w:rPr>
+          <w:rStyle w:val="NormalTok"/>
+        </w:rPr>
+        <w:t xml:space="preserve"> </w:t>
+      </w:r>
+      <w:r>
+        <w:rPr>
+          <w:rStyle w:val="StringTok"/>
+        </w:rPr>
+        <w:t xml:space="preserve">"Bird abundance"</w:t>
+      </w:r>
+      <w:r>
+        <w:rPr>
+          <w:rStyle w:val="NormalTok"/>
+        </w:rPr>
+        <w:t xml:space="preserve">,</w:t>
+      </w:r>
+      <w:r>
+        <w:br/>
+      </w:r>
+      <w:r>
+        <w:rPr>
+          <w:rStyle w:val="NormalTok"/>
+        </w:rPr>
+        <w:t xml:space="preserve">    </w:t>
+      </w:r>
+      <w:r>
+        <w:rPr>
+          <w:rStyle w:val="AttributeTok"/>
+        </w:rPr>
+        <w:t xml:space="preserve">colour =</w:t>
+      </w:r>
+      <w:r>
+        <w:rPr>
+          <w:rStyle w:val="NormalTok"/>
+        </w:rPr>
+        <w:t xml:space="preserve"> </w:t>
+      </w:r>
+      <w:r>
+        <w:rPr>
+          <w:rStyle w:val="StringTok"/>
+        </w:rPr>
+        <w:t xml:space="preserve">"Grazing"</w:t>
+      </w:r>
+      <w:r>
+        <w:br/>
+      </w:r>
+      <w:r>
+        <w:rPr>
+          <w:rStyle w:val="NormalTok"/>
+        </w:rPr>
+        <w:t xml:space="preserve">  ) </w:t>
+      </w:r>
+      <w:r>
+        <w:rPr>
+          <w:rStyle w:val="SpecialCharTok"/>
+        </w:rPr>
+        <w:t xml:space="preserve">+</w:t>
+      </w:r>
+      <w:r>
+        <w:br/>
+      </w:r>
+      <w:r>
+        <w:rPr>
+          <w:rStyle w:val="NormalTok"/>
+        </w:rPr>
+        <w:t xml:space="preserve">  </w:t>
+      </w:r>
+      <w:r>
+        <w:rPr>
+          <w:rStyle w:val="FunctionTok"/>
+        </w:rPr>
+        <w:t xml:space="preserve">theme_regular</w:t>
+      </w:r>
+      <w:r>
+        <w:rPr>
+          <w:rStyle w:val="NormalTok"/>
+        </w:rPr>
+        <w:t xml:space="preserve">(</w:t>
+      </w:r>
+      <w:r>
+        <w:rPr>
+          <w:rStyle w:val="AttributeTok"/>
+        </w:rPr>
+        <w:t xml:space="preserve">base_size =</w:t>
+      </w:r>
+      <w:r>
+        <w:rPr>
+          <w:rStyle w:val="NormalTok"/>
+        </w:rPr>
+        <w:t xml:space="preserve"> </w:t>
+      </w:r>
+      <w:r>
+        <w:rPr>
+          <w:rStyle w:val="DecValTok"/>
+        </w:rPr>
+        <w:t xml:space="preserve">12</w:t>
+      </w:r>
+      <w:r>
+        <w:rPr>
+          <w:rStyle w:val="NormalTok"/>
+        </w:rPr>
+        <w:t xml:space="preserve">)</w:t>
+      </w:r>
+      <w:r>
+        <w:br/>
+      </w:r>
+      <w:r>
+        <w:br/>
+      </w:r>
+      <w:r>
+        <w:rPr>
+          <w:rStyle w:val="NormalTok"/>
+        </w:rPr>
+        <w:t xml:space="preserve">final_plot</w:t>
+      </w:r>
+      <w:r>
+        <w:br/>
+      </w:r>
+      <w:r>
+        <w:br/>
+      </w:r>
+      <w:r>
+        <w:rPr>
+          <w:rStyle w:val="FunctionTok"/>
+        </w:rPr>
+        <w:t xml:space="preserve">ggsave</w:t>
+      </w:r>
+      <w:r>
+        <w:rPr>
+          <w:rStyle w:val="NormalTok"/>
+        </w:rPr>
+        <w:t xml:space="preserve">(</w:t>
+      </w:r>
+      <w:r>
+        <w:br/>
+      </w:r>
+      <w:r>
+        <w:rPr>
+          <w:rStyle w:val="NormalTok"/>
+        </w:rPr>
+        <w:t xml:space="preserve">  </w:t>
+      </w:r>
+      <w:r>
+        <w:rPr>
+          <w:rStyle w:val="StringTok"/>
+        </w:rPr>
+        <w:t xml:space="preserve">"figures/bird_regression.pdf"</w:t>
+      </w:r>
+      <w:r>
+        <w:rPr>
+          <w:rStyle w:val="NormalTok"/>
+        </w:rPr>
+        <w:t xml:space="preserve">,</w:t>
+      </w:r>
+      <w:r>
+        <w:br/>
+      </w:r>
+      <w:r>
+        <w:rPr>
+          <w:rStyle w:val="NormalTok"/>
+        </w:rPr>
+        <w:t xml:space="preserve">  </w:t>
+      </w:r>
+      <w:r>
+        <w:rPr>
+          <w:rStyle w:val="AttributeTok"/>
+        </w:rPr>
+        <w:t xml:space="preserve">plot   =</w:t>
+      </w:r>
+      <w:r>
+        <w:rPr>
+          <w:rStyle w:val="NormalTok"/>
+        </w:rPr>
+        <w:t xml:space="preserve"> final_plot,</w:t>
+      </w:r>
+      <w:r>
+        <w:br/>
+      </w:r>
+      <w:r>
+        <w:rPr>
+          <w:rStyle w:val="NormalTok"/>
+        </w:rPr>
+        <w:t xml:space="preserve">  </w:t>
+      </w:r>
+      <w:r>
+        <w:rPr>
+          <w:rStyle w:val="AttributeTok"/>
+        </w:rPr>
+        <w:t xml:space="preserve">width  =</w:t>
+      </w:r>
+      <w:r>
+        <w:rPr>
+          <w:rStyle w:val="NormalTok"/>
+        </w:rPr>
+        <w:t xml:space="preserve"> </w:t>
+      </w:r>
+      <w:r>
+        <w:rPr>
+          <w:rStyle w:val="DecValTok"/>
+        </w:rPr>
+        <w:t xml:space="preserve">7</w:t>
+      </w:r>
+      <w:r>
+        <w:rPr>
+          <w:rStyle w:val="NormalTok"/>
+        </w:rPr>
+        <w:t xml:space="preserve">,</w:t>
+      </w:r>
+      <w:r>
+        <w:br/>
+      </w:r>
+      <w:r>
+        <w:rPr>
+          <w:rStyle w:val="NormalTok"/>
+        </w:rPr>
+        <w:t xml:space="preserve">  </w:t>
+      </w:r>
+      <w:r>
+        <w:rPr>
+          <w:rStyle w:val="AttributeTok"/>
+        </w:rPr>
+        <w:t xml:space="preserve">height =</w:t>
+      </w:r>
+      <w:r>
+        <w:rPr>
+          <w:rStyle w:val="NormalTok"/>
+        </w:rPr>
+        <w:t xml:space="preserve"> </w:t>
+      </w:r>
+      <w:r>
+        <w:rPr>
+          <w:rStyle w:val="FloatTok"/>
+        </w:rPr>
+        <w:t xml:space="preserve">4.5</w:t>
+      </w:r>
+      <w:r>
+        <w:rPr>
+          <w:rStyle w:val="NormalTok"/>
+        </w:rPr>
+        <w:t xml:space="preserve">,</w:t>
+      </w:r>
+      <w:r>
+        <w:br/>
+      </w:r>
+      <w:r>
+        <w:rPr>
+          <w:rStyle w:val="NormalTok"/>
+        </w:rPr>
+        <w:t xml:space="preserve">  </w:t>
+      </w:r>
+      <w:r>
+        <w:rPr>
+          <w:rStyle w:val="AttributeTok"/>
+        </w:rPr>
+        <w:t xml:space="preserve">units  =</w:t>
+      </w:r>
+      <w:r>
+        <w:rPr>
+          <w:rStyle w:val="NormalTok"/>
+        </w:rPr>
+        <w:t xml:space="preserve"> </w:t>
+      </w:r>
+      <w:r>
+        <w:rPr>
+          <w:rStyle w:val="StringTok"/>
+        </w:rPr>
+        <w:t xml:space="preserve">"in"</w:t>
+      </w:r>
+      <w:r>
+        <w:br/>
+      </w:r>
+      <w:r>
+        <w:rPr>
+          <w:rStyle w:val="NormalTok"/>
+        </w:rPr>
+        <w:t xml:space="preserve">)</w:t>
+      </w:r>
+    </w:p>
+    <w:p>
+      <w:pPr>
+        <w:pStyle w:val="FirstParagraph"/>
+      </w:pPr>
+      <w:r>
+        <w:t xml:space="preserve">✏️</w:t>
+      </w:r>
+      <w:r>
+        <w:t xml:space="preserve"> </w:t>
+      </w:r>
+      <w:r>
+        <w:rPr>
+          <w:b/>
+          <w:bCs/>
+        </w:rPr>
+        <w:t xml:space="preserve">Your turn:</w:t>
+      </w:r>
+      <w:r>
+        <w:t xml:space="preserve"> </w:t>
+      </w:r>
+      <w:r>
+        <w:t xml:space="preserve">Open the PDF and check the legend order runs minimal → intense, not alphabetically.</w:t>
+      </w:r>
+    </w:p>
+    <w:p>
+      <w:r>
+        <w:pict>
+          <v:rect style="width:0;height:1.5pt" o:hralign="center" o:hrstd="t" o:hr="t"/>
+        </w:pict>
+      </w:r>
+    </w:p>
+    <w:bookmarkEnd w:id="21"/>
+    <w:bookmarkStart w:id="25" w:name="review-and-checkpoint"/>
     <w:p>
       <w:pPr>
         <w:pStyle w:val="Heading1"/>
@@ -3451,7 +3601,13 @@
         </w:numPr>
       </w:pPr>
       <w:r>
-        <w:t xml:space="preserve">Fit several predictors one at a time and then together, and explain why the slopes differ</w:t>
+        <w:t xml:space="preserve">Fit a two-predictor model and read each partial slope as</w:t>
+      </w:r>
+      <w:r>
+        <w:t xml:space="preserve"> </w:t>
+      </w:r>
+      <w:r>
+        <w:t xml:space="preserve">“holding the other constant”</w:t>
       </w:r>
     </w:p>
     <w:p>
@@ -3463,22 +3619,7 @@
         </w:numPr>
       </w:pPr>
       <w:r>
-        <w:t xml:space="preserve">Read a correlation matrix and</w:t>
-      </w:r>
-      <w:r>
-        <w:t xml:space="preserve"> </w:t>
-      </w:r>
-      <w:r>
-        <w:rPr>
-          <w:rStyle w:val="VerbatimChar"/>
-        </w:rPr>
-        <w:t xml:space="preserve">vif()</w:t>
-      </w:r>
-      <w:r>
-        <w:t xml:space="preserve"> </w:t>
-      </w:r>
-      <w:r>
-        <w:t xml:space="preserve">output</w:t>
+        <w:t xml:space="preserve">Explain why a slope changes when another predictor joins the model</w:t>
       </w:r>
     </w:p>
     <w:p>
@@ -3490,13 +3631,22 @@
         </w:numPr>
       </w:pPr>
       <w:r>
-        <w:t xml:space="preserve">Say what a dataset cannot separate, rather than that a predictor</w:t>
-      </w:r>
-      <w:r>
-        <w:t xml:space="preserve"> </w:t>
-      </w:r>
-      <w:r>
-        <w:t xml:space="preserve">“has no effect”</w:t>
+        <w:t xml:space="preserve">Read a correlation matrix and</w:t>
+      </w:r>
+      <w:r>
+        <w:t xml:space="preserve"> </w:t>
+      </w:r>
+      <w:r>
+        <w:rPr>
+          <w:rStyle w:val="VerbatimChar"/>
+        </w:rPr>
+        <w:t xml:space="preserve">vif()</w:t>
+      </w:r>
+      <w:r>
+        <w:t xml:space="preserve"> </w:t>
+      </w:r>
+      <w:r>
+        <w:t xml:space="preserve">output</w:t>
       </w:r>
     </w:p>
     <w:p>
@@ -3508,22 +3658,13 @@
         </w:numPr>
       </w:pPr>
       <w:r>
-        <w:t xml:space="preserve">Drop predictors and test whether it cost anything, with</w:t>
-      </w:r>
-      <w:r>
-        <w:t xml:space="preserve"> </w:t>
-      </w:r>
-      <w:r>
-        <w:rPr>
-          <w:rStyle w:val="VerbatimChar"/>
-        </w:rPr>
-        <w:t xml:space="preserve">anova()</w:t>
-      </w:r>
-      <w:r>
-        <w:t xml:space="preserve"> </w:t>
-      </w:r>
-      <w:r>
-        <w:t xml:space="preserve">and with AIC</w:t>
+        <w:t xml:space="preserve">Say what a dataset cannot separate, rather than that a predictor</w:t>
+      </w:r>
+      <w:r>
+        <w:t xml:space="preserve"> </w:t>
+      </w:r>
+      <w:r>
+        <w:t xml:space="preserve">“has no effect”</w:t>
       </w:r>
     </w:p>
     <w:p>
@@ -3535,7 +3676,7 @@
         </w:numPr>
       </w:pPr>
       <w:r>
-        <w:t xml:space="preserve">Turn a categorical predictor into a factor and set its reference level with</w:t>
+        <w:t xml:space="preserve">Drop predictors and test whether it cost anything, with</w:t>
       </w:r>
       <w:r>
         <w:t xml:space="preserve"> </w:t>
@@ -3544,7 +3685,13 @@
         <w:rPr>
           <w:rStyle w:val="VerbatimChar"/>
         </w:rPr>
-        <w:t xml:space="preserve">fct_relevel()</w:t>
+        <w:t xml:space="preserve">anova()</w:t>
+      </w:r>
+      <w:r>
+        <w:t xml:space="preserve"> </w:t>
+      </w:r>
+      <w:r>
+        <w:t xml:space="preserve">and with AIC</w:t>
       </w:r>
     </w:p>
     <w:p>
@@ -3553,6 +3700,27 @@
         <w:numPr>
           <w:ilvl w:val="0"/>
           <w:numId w:val="1006"/>
+        </w:numPr>
+      </w:pPr>
+      <w:r>
+        <w:t xml:space="preserve">Turn a categorical predictor into a factor and set its reference level with</w:t>
+      </w:r>
+      <w:r>
+        <w:t xml:space="preserve"> </w:t>
+      </w:r>
+      <w:r>
+        <w:rPr>
+          <w:rStyle w:val="VerbatimChar"/>
+        </w:rPr>
+        <w:t xml:space="preserve">fct_relevel()</w:t>
+      </w:r>
+    </w:p>
+    <w:p>
+      <w:pPr>
+        <w:pStyle w:val="Compact"/>
+        <w:numPr>
+          <w:ilvl w:val="0"/>
+          <w:numId w:val="1007"/>
         </w:numPr>
       </w:pPr>
       <w:r>
@@ -3600,18 +3768,18 @@
                 <wp:inline>
                   <wp:extent cx="152400" cy="152400"/>
                   <wp:effectExtent b="0" l="0" r="0" t="0"/>
-                  <wp:docPr descr="" title="" id="22" name="Picture"/>
+                  <wp:docPr descr="" title="" id="23" name="Picture"/>
                   <a:graphic>
                     <a:graphicData uri="http://schemas.openxmlformats.org/drawingml/2006/picture">
                       <pic:pic>
                         <pic:nvPicPr>
-                          <pic:cNvPr descr="/Applications/Positron.app/Contents/Resources/app/quarto/share/formats/docx/note.png" id="23" name="Picture"/>
+                          <pic:cNvPr descr="/Applications/Positron.app/Contents/Resources/app/quarto/share/formats/docx/note.png" id="24" name="Picture"/>
                           <pic:cNvPicPr>
                             <a:picLocks noChangeArrowheads="1" noChangeAspect="1"/>
                           </pic:cNvPicPr>
                         </pic:nvPicPr>
                         <pic:blipFill>
-                          <a:blip r:embed="rId21"/>
+                          <a:blip r:embed="rId22"/>
                           <a:stretch>
                             <a:fillRect/>
                           </a:stretch>
@@ -3680,7 +3848,7 @@
               <w:pStyle w:val="Compact"/>
               <w:numPr>
                 <w:ilvl w:val="0"/>
-                <w:numId w:val="1007"/>
+                <w:numId w:val="1008"/>
               </w:numPr>
             </w:pPr>
             <w:r>
@@ -3695,7 +3863,7 @@
               <w:pStyle w:val="Compact"/>
               <w:numPr>
                 <w:ilvl w:val="0"/>
-                <w:numId w:val="1007"/>
+                <w:numId w:val="1008"/>
               </w:numPr>
             </w:pPr>
             <w:r>
@@ -3710,7 +3878,7 @@
               <w:pStyle w:val="Compact"/>
               <w:numPr>
                 <w:ilvl w:val="0"/>
-                <w:numId w:val="1007"/>
+                <w:numId w:val="1008"/>
               </w:numPr>
             </w:pPr>
             <w:r>
@@ -3728,8 +3896,8 @@
         </w:pict>
       </w:r>
     </w:p>
-    <w:bookmarkEnd w:id="24"/>
-    <w:bookmarkStart w:id="27" w:name="homework"/>
+    <w:bookmarkEnd w:id="25"/>
+    <w:bookmarkStart w:id="29" w:name="homework"/>
     <w:p>
       <w:pPr>
         <w:pStyle w:val="Heading1"/>
@@ -3742,7 +3910,7 @@
       <w:pPr>
         <w:pStyle w:val="FirstParagraph"/>
       </w:pPr>
-      <w:hyperlink r:id="rId25">
+      <w:hyperlink r:id="rId26">
         <w:r>
           <w:rPr>
             <w:rStyle w:val="Hyperlink"/>
@@ -3758,10 +3926,31 @@
         <w:pStyle w:val="BodyText"/>
       </w:pPr>
       <w:r>
+        <w:t xml:space="preserve">Multiple regression takes two class days, so this one is</w:t>
+      </w:r>
+      <w:r>
+        <w:t xml:space="preserve"> </w:t>
+      </w:r>
+      <w:r>
         <w:rPr>
           <w:b/>
           <w:bCs/>
         </w:rPr>
+        <w:t xml:space="preserve">due the following week</w:t>
+      </w:r>
+      <w:r>
+        <w:t xml:space="preserve">.</w:t>
+      </w:r>
+    </w:p>
+    <w:p>
+      <w:pPr>
+        <w:pStyle w:val="BodyText"/>
+      </w:pPr>
+      <w:r>
+        <w:rPr>
+          <w:b/>
+          <w:bCs/>
+        </w:rPr>
         <w:t xml:space="preserve">Seventy-three North American grassland sites</w:t>
       </w:r>
       <w:r>
@@ -3788,29 +3977,79 @@
       <w:pPr>
         <w:pStyle w:val="BodyText"/>
       </w:pPr>
+      <w:hyperlink r:id="rId27">
+        <w:r>
+          <w:rPr>
+            <w:rStyle w:val="Hyperlink"/>
+          </w:rPr>
+          <w:t xml:space="preserve">📥 Grassland data</w:t>
+        </w:r>
+      </w:hyperlink>
+      <w:r>
+        <w:t xml:space="preserve"> </w:t>
+      </w:r>
+      <w:hyperlink r:id="rId28">
+        <w:r>
+          <w:rPr>
+            <w:rStyle w:val="Hyperlink"/>
+          </w:rPr>
+          <w:t xml:space="preserve">📥 Homework skeleton (.R)</w:t>
+        </w:r>
+      </w:hyperlink>
+    </w:p>
+    <w:p>
+      <w:pPr>
+        <w:pStyle w:val="BodyText"/>
+      </w:pPr>
+      <w:r>
+        <w:t xml:space="preserve">The homework has</w:t>
+      </w:r>
+      <w:r>
+        <w:t xml:space="preserve"> </w:t>
+      </w:r>
       <w:r>
         <w:rPr>
           <w:b/>
           <w:bCs/>
         </w:rPr>
-        <w:t xml:space="preserve">Data:</w:t>
-      </w:r>
-      <w:r>
-        <w:t xml:space="preserve"> </w:t>
-      </w:r>
-      <w:hyperlink r:id="rId26">
-        <w:r>
-          <w:rPr>
-            <w:rStyle w:val="VerbatimChar"/>
-          </w:rPr>
-          <w:t xml:space="preserve">grassland_c3.csv</w:t>
-        </w:r>
-      </w:hyperlink>
-      <w:r>
-        <w:t xml:space="preserve"> </w:t>
-      </w:r>
-      <w:r>
-        <w:t xml:space="preserve">— Quinn &amp; Keough,</w:t>
+        <w:t xml:space="preserve">its own skeleton</w:t>
+      </w:r>
+      <w:r>
+        <w:t xml:space="preserve">, separate from the one you used in class. Its header opens with</w:t>
+      </w:r>
+      <w:r>
+        <w:t xml:space="preserve"> </w:t>
+      </w:r>
+      <w:r>
+        <w:rPr>
+          <w:b/>
+          <w:bCs/>
+        </w:rPr>
+        <w:t xml:space="preserve">the eight-step process</w:t>
+      </w:r>
+      <w:r>
+        <w:t xml:space="preserve"> </w:t>
+      </w:r>
+      <w:r>
+        <w:t xml:space="preserve">for testing a multiple regression — the same order you worked through today — so use that as your checklist rather than starting from a blank script.</w:t>
+      </w:r>
+    </w:p>
+    <w:p>
+      <w:pPr>
+        <w:pStyle w:val="BodyText"/>
+      </w:pPr>
+      <w:r>
+        <w:rPr>
+          <w:b/>
+          <w:bCs/>
+        </w:rPr>
+        <w:t xml:space="preserve">Data source:</w:t>
+      </w:r>
+      <w:r>
+        <w:t xml:space="preserve"> </w:t>
+      </w:r>
+      <w:r>
+        <w:t xml:space="preserve">Quinn &amp; Keough,</w:t>
       </w:r>
       <w:r>
         <w:t xml:space="preserve"> </w:t>
@@ -3848,7 +4087,7 @@
         <w:t xml:space="preserve">.</w:t>
       </w:r>
     </w:p>
-    <w:bookmarkEnd w:id="27"/>
+    <w:bookmarkEnd w:id="29"/>
     <w:sectPr>
       <w:pgSz w:h="15840" w:w="12240"/>
       <w:pgMar w:bottom="720" w:footer="360" w:gutter="0" w:header="360" w:left="1008" w:right="720" w:top="720"/>
@@ -4143,6 +4382,9 @@
     <w:abstractNumId w:val="992"/>
   </w:num>
   <w:num w:numId="1007">
+    <w:abstractNumId w:val="992"/>
+  </w:num>
+  <w:num w:numId="1008">
     <w:abstractNumId w:val="99411"/>
     <w:lvlOverride w:ilvl="0">
       <w:startOverride w:val="1"/>
